--- a/CT70A3100 Service design/Group report 1/submission/GR1 Group Report 1.docx
+++ b/CT70A3100 Service design/Group report 1/submission/GR1 Group Report 1.docx
@@ -1,6 +1,6 @@
 
 <file path=word/document.xml><?xml version="1.0" encoding="utf-8"?>
-<w:document xmlns:wpc="http://schemas.microsoft.com/office/word/2010/wordprocessingCanvas" xmlns:cx="http://schemas.microsoft.com/office/drawing/2014/chartex" xmlns:cx1="http://schemas.microsoft.com/office/drawing/2015/9/8/chartex" xmlns:cx2="http://schemas.microsoft.com/office/drawing/2015/10/21/chartex" xmlns:cx3="http://schemas.microsoft.com/office/drawing/2016/5/9/chartex" xmlns:cx4="http://schemas.microsoft.com/office/drawing/2016/5/10/chartex" xmlns:cx5="http://schemas.microsoft.com/office/drawing/2016/5/11/chartex" xmlns:cx6="http://schemas.microsoft.com/office/drawing/2016/5/12/chartex" xmlns:cx7="http://schemas.microsoft.com/office/drawing/2016/5/13/chartex" xmlns:cx8="http://schemas.microsoft.com/office/drawing/2016/5/14/chartex" xmlns:mc="http://schemas.openxmlformats.org/markup-compatibility/2006" xmlns:m="http://schemas.openxmlformats.org/officeDocument/2006/math" xmlns:aink="http://schemas.microsoft.com/office/drawing/2016/ink" xmlns:am3d="http://schemas.microsoft.com/office/drawing/2017/model3d" xmlns:oel="http://schemas.microsoft.com/office/2019/extlst" xmlns:r="http://schemas.openxmlformats.org/officeDocument/2006/relationships" xmlns:wp14="http://schemas.microsoft.com/office/word/2010/wordprocessingDrawing" xmlns:wp="http://schemas.openxmlformats.org/drawingml/2006/wordprocessingDrawing" xmlns:wpg="http://schemas.microsoft.com/office/word/2010/wordprocessingGroup" xmlns:wpi="http://schemas.microsoft.com/office/word/2010/wordprocessingInk" xmlns:wps="http://schemas.microsoft.com/office/word/2010/wordprocessingShape" xmlns:o="urn:schemas-microsoft-com:office:office" xmlns:v="urn:schemas-microsoft-com:vml" xmlns:w10="urn:schemas-microsoft-com:office:word" xmlns:w="http://schemas.openxmlformats.org/wordprocessingml/2006/main" xmlns:w14="http://schemas.microsoft.com/office/word/2010/wordml" xmlns:w15="http://schemas.microsoft.com/office/word/2012/wordml" xmlns:w16cex="http://schemas.microsoft.com/office/word/2018/wordml/cex" xmlns:w16cid="http://schemas.microsoft.com/office/word/2016/wordml/cid" xmlns:w16="http://schemas.microsoft.com/office/word/2018/wordml" xmlns:w16sdtdh="http://schemas.microsoft.com/office/word/2020/wordml/sdtdatahash" xmlns:w16sdtfl="http://schemas.microsoft.com/office/word/2024/wordml/sdtformatlock" xmlns:w16se="http://schemas.microsoft.com/office/word/2015/wordml/symex" xmlns:w16du="http://schemas.microsoft.com/office/word/2023/wordml/word16du" xmlns:wne="http://schemas.microsoft.com/office/word/2006/wordml" mc:Ignorable="w14 w15 w16se w16cid w16 w16cex w16sdtdh w16sdtfl w16du wp14">
+<w:document xmlns:wpc="http://schemas.microsoft.com/office/word/2010/wordprocessingCanvas" xmlns:cx="http://schemas.microsoft.com/office/drawing/2014/chartex" xmlns:cx1="http://schemas.microsoft.com/office/drawing/2015/9/8/chartex" xmlns:cx2="http://schemas.microsoft.com/office/drawing/2015/10/21/chartex" xmlns:cx3="http://schemas.microsoft.com/office/drawing/2016/5/9/chartex" xmlns:cx4="http://schemas.microsoft.com/office/drawing/2016/5/10/chartex" xmlns:cx5="http://schemas.microsoft.com/office/drawing/2016/5/11/chartex" xmlns:cx6="http://schemas.microsoft.com/office/drawing/2016/5/12/chartex" xmlns:cx7="http://schemas.microsoft.com/office/drawing/2016/5/13/chartex" xmlns:cx8="http://schemas.microsoft.com/office/drawing/2016/5/14/chartex" xmlns:mc="http://schemas.openxmlformats.org/markup-compatibility/2006" xmlns:m="http://schemas.openxmlformats.org/officeDocument/2006/math" xmlns:aink="http://schemas.microsoft.com/office/drawing/2016/ink" xmlns:am3d="http://schemas.microsoft.com/office/drawing/2017/model3d" xmlns:oel="http://schemas.microsoft.com/office/2019/extlst" xmlns:r="http://schemas.openxmlformats.org/officeDocument/2006/relationships" xmlns:wp14="http://schemas.microsoft.com/office/word/2010/wordprocessingDrawing" xmlns:wp="http://schemas.openxmlformats.org/drawingml/2006/wordprocessingDrawing" xmlns:wpg="http://schemas.microsoft.com/office/word/2010/wordprocessingGroup" xmlns:wpi="http://schemas.microsoft.com/office/word/2010/wordprocessingInk" xmlns:wps="http://schemas.microsoft.com/office/word/2010/wordprocessingShape" xmlns:o="urn:schemas-microsoft-com:office:office" xmlns:v="urn:schemas-microsoft-com:vml" xmlns:w10="urn:schemas-microsoft-com:office:word" xmlns:w="http://schemas.openxmlformats.org/wordprocessingml/2006/main" xmlns:w14="http://schemas.microsoft.com/office/word/2010/wordml" xmlns:w15="http://schemas.microsoft.com/office/word/2012/wordml" xmlns:w16cex="http://schemas.microsoft.com/office/word/2018/wordml/cex" xmlns:w16cid="http://schemas.microsoft.com/office/word/2016/wordml/cid" xmlns:w16="http://schemas.microsoft.com/office/word/2018/wordml" xmlns:w16sdtdh="http://schemas.microsoft.com/office/word/2020/wordml/sdtdatahash" xmlns:w16sdtfl="http://schemas.microsoft.com/office/word/2024/wordml/sdtformatlock" xmlns:w16se="http://schemas.microsoft.com/office/word/2015/wordml/symex" xmlns:w16du="http://schemas.microsoft.com/office/word/2023/wordml/word16du" xmlns:wne="http://schemas.microsoft.com/office/word/2006/wordml" xmlns:a="http://schemas.openxmlformats.org/drawingml/2006/main" xmlns:pic="http://schemas.openxmlformats.org/drawingml/2006/picture" xmlns:a14="http://schemas.microsoft.com/office/drawing/2010/main" mc:Ignorable="w14 w15 w16se w16cid w16 w16cex w16sdtdh w16sdtfl w16du wp14">
   <w:body>
     <w:p>
       <w:pPr>
@@ -15,58 +15,9 @@
     </w:p>
     <w:p>
       <w:pPr>
-        <w:spacing w:after="80" w:line="240" w:lineRule="auto"/>
-        <w:rPr>
-          <w:rFonts w:ascii="Noto Sans" w:hAnsi="Noto Sans" w:eastAsia="Noto Sans" w:cs="Noto Sans"/>
-          <w:color w:val="000000" w:themeColor="text1"/>
-          <w:sz w:val="48"/>
-          <w:szCs w:val="48"/>
-        </w:rPr>
-      </w:pPr>
-    </w:p>
-    <w:p>
-      <w:pPr>
-        <w:rPr>
-          <w:rFonts w:ascii="Noto Sans" w:hAnsi="Noto Sans" w:eastAsia="Noto Sans" w:cs="Noto Sans"/>
-          <w:color w:val="000000" w:themeColor="text1"/>
-        </w:rPr>
-      </w:pPr>
-    </w:p>
-    <w:p>
-      <w:pPr>
-        <w:rPr>
-          <w:rFonts w:ascii="Noto Sans" w:hAnsi="Noto Sans" w:eastAsia="Noto Sans" w:cs="Noto Sans"/>
-          <w:color w:val="000000" w:themeColor="text1"/>
-        </w:rPr>
-      </w:pPr>
-    </w:p>
-    <w:p>
-      <w:pPr>
-        <w:spacing w:after="80" w:line="240" w:lineRule="auto"/>
-        <w:rPr>
-          <w:rFonts w:ascii="Noto Sans" w:hAnsi="Noto Sans" w:eastAsia="Noto Sans" w:cs="Noto Sans"/>
-          <w:color w:val="000000" w:themeColor="text1"/>
-          <w:sz w:val="48"/>
-          <w:szCs w:val="48"/>
-        </w:rPr>
-      </w:pPr>
-    </w:p>
-    <w:p>
-      <w:pPr>
-        <w:spacing w:after="80" w:line="240" w:lineRule="auto"/>
-        <w:rPr>
-          <w:rFonts w:ascii="Noto Sans" w:hAnsi="Noto Sans" w:eastAsia="Noto Sans" w:cs="Noto Sans"/>
-          <w:color w:val="000000" w:themeColor="text1"/>
-          <w:sz w:val="48"/>
-          <w:szCs w:val="48"/>
-        </w:rPr>
-      </w:pPr>
-    </w:p>
-    <w:p>
-      <w:pPr>
         <w:pStyle w:val="Title"/>
         <w:rPr>
-          <w:rFonts w:ascii="Noto Sans" w:hAnsi="Noto Sans" w:eastAsia="Noto Sans" w:cs="Noto Sans"/>
+          <w:rFonts w:ascii="Aptos" w:hAnsi="Aptos" w:eastAsia="Aptos" w:cs="Aptos" w:asciiTheme="minorAscii" w:hAnsiTheme="minorAscii" w:eastAsiaTheme="minorAscii" w:cstheme="minorAscii"/>
           <w:color w:val="000000" w:themeColor="text1"/>
           <w:sz w:val="36"/>
           <w:szCs w:val="36"/>
@@ -75,8 +26,8 @@
       </w:pPr>
       <w:r>
         <w:rPr>
-          <w:rFonts w:ascii="Noto Sans" w:hAnsi="Noto Sans" w:eastAsia="Noto Sans" w:cs="Noto Sans"/>
-          <w:color w:val="000000" w:themeColor="text1"/>
+          <w:rFonts w:ascii="Aptos" w:hAnsi="Aptos" w:eastAsia="Aptos" w:cs="Aptos" w:asciiTheme="minorAscii" w:hAnsiTheme="minorAscii" w:eastAsiaTheme="minorAscii" w:cstheme="minorAscii"/>
+          <w:color w:val="000000" w:themeColor="text1" w:themeTint="FF" w:themeShade="FF"/>
           <w:sz w:val="36"/>
           <w:szCs w:val="36"/>
           <w:lang w:eastAsia="ko-KR"/>
@@ -88,9 +39,9 @@
       <w:pPr>
         <w:pStyle w:val="Title"/>
         <w:rPr>
-          <w:rFonts w:ascii="Noto Sans" w:hAnsi="Noto Sans" w:eastAsia="Noto Sans" w:cs="Noto Sans"/>
-          <w:b/>
-          <w:bCs/>
+          <w:rFonts w:ascii="Aptos" w:hAnsi="Aptos" w:eastAsia="Aptos" w:cs="Aptos" w:asciiTheme="minorAscii" w:hAnsiTheme="minorAscii" w:eastAsiaTheme="minorAscii" w:cstheme="minorAscii"/>
+          <w:b w:val="1"/>
+          <w:bCs w:val="1"/>
           <w:color w:val="000000" w:themeColor="text1"/>
           <w:sz w:val="48"/>
           <w:szCs w:val="48"/>
@@ -98,10 +49,10 @@
       </w:pPr>
       <w:r>
         <w:rPr>
-          <w:rFonts w:ascii="Noto Sans" w:hAnsi="Noto Sans" w:eastAsia="Noto Sans" w:cs="Noto Sans"/>
-          <w:b/>
-          <w:bCs/>
-          <w:color w:val="000000" w:themeColor="text1"/>
+          <w:rFonts w:ascii="Aptos" w:hAnsi="Aptos" w:eastAsia="Aptos" w:cs="Aptos" w:asciiTheme="minorAscii" w:hAnsiTheme="minorAscii" w:eastAsiaTheme="minorAscii" w:cstheme="minorAscii"/>
+          <w:b w:val="1"/>
+          <w:bCs w:val="1"/>
+          <w:color w:val="000000" w:themeColor="text1" w:themeTint="FF" w:themeShade="FF"/>
           <w:sz w:val="48"/>
           <w:szCs w:val="48"/>
         </w:rPr>
@@ -109,10 +60,10 @@
       </w:r>
       <w:r>
         <w:rPr>
-          <w:rFonts w:ascii="Noto Sans" w:hAnsi="Noto Sans" w:eastAsia="Noto Sans" w:cs="Noto Sans"/>
-          <w:b/>
-          <w:bCs/>
-          <w:color w:val="000000" w:themeColor="text1"/>
+          <w:rFonts w:ascii="Aptos" w:hAnsi="Aptos" w:eastAsia="Aptos" w:cs="Aptos" w:asciiTheme="minorAscii" w:hAnsiTheme="minorAscii" w:eastAsiaTheme="minorAscii" w:cstheme="minorAscii"/>
+          <w:b w:val="1"/>
+          <w:bCs w:val="1"/>
+          <w:color w:val="000000" w:themeColor="text1" w:themeTint="FF" w:themeShade="FF"/>
           <w:sz w:val="48"/>
           <w:szCs w:val="48"/>
         </w:rPr>
@@ -122,14 +73,14 @@
     <w:p>
       <w:pPr>
         <w:rPr>
-          <w:rFonts w:ascii="Noto Sans" w:hAnsi="Noto Sans" w:eastAsia="Noto Sans" w:cs="Noto Sans"/>
+          <w:rFonts w:ascii="Aptos" w:hAnsi="Aptos" w:eastAsia="Aptos" w:cs="Aptos" w:asciiTheme="minorAscii" w:hAnsiTheme="minorAscii" w:eastAsiaTheme="minorAscii" w:cstheme="minorAscii"/>
           <w:color w:val="000000" w:themeColor="text1"/>
         </w:rPr>
       </w:pPr>
       <w:r>
         <w:rPr>
-          <w:rFonts w:ascii="Noto Sans" w:hAnsi="Noto Sans" w:eastAsia="Noto Sans" w:cs="Noto Sans"/>
-          <w:color w:val="000000" w:themeColor="text1"/>
+          <w:rFonts w:ascii="Aptos" w:hAnsi="Aptos" w:eastAsia="Aptos" w:cs="Aptos" w:asciiTheme="minorAscii" w:hAnsiTheme="minorAscii" w:eastAsiaTheme="minorAscii" w:cstheme="minorAscii"/>
+          <w:color w:val="000000" w:themeColor="text1" w:themeTint="FF" w:themeShade="FF"/>
         </w:rPr>
         <w:t>Library: Find and borrow a digital book at LUT library</w:t>
       </w:r>
@@ -137,15 +88,15 @@
     <w:p>
       <w:pPr>
         <w:rPr>
-          <w:rFonts w:ascii="Noto Sans" w:hAnsi="Noto Sans" w:eastAsia="Noto Sans" w:cs="Noto Sans"/>
+          <w:rFonts w:ascii="Aptos" w:hAnsi="Aptos" w:eastAsia="Aptos" w:cs="Aptos" w:asciiTheme="minorAscii" w:hAnsiTheme="minorAscii" w:eastAsiaTheme="minorAscii" w:cstheme="minorAscii"/>
           <w:color w:val="000000" w:themeColor="text1"/>
           <w:lang w:eastAsia="ko-KR"/>
         </w:rPr>
       </w:pPr>
       <w:r>
         <w:rPr>
-          <w:rFonts w:ascii="Noto Sans" w:hAnsi="Noto Sans" w:eastAsia="Noto Sans" w:cs="Noto Sans"/>
-          <w:color w:val="000000" w:themeColor="text1"/>
+          <w:rFonts w:ascii="Aptos" w:hAnsi="Aptos" w:eastAsia="Aptos" w:cs="Aptos" w:asciiTheme="minorAscii" w:hAnsiTheme="minorAscii" w:eastAsiaTheme="minorAscii" w:cstheme="minorAscii"/>
+          <w:color w:val="000000" w:themeColor="text1" w:themeTint="FF" w:themeShade="FF"/>
           <w:sz w:val="21"/>
           <w:szCs w:val="21"/>
           <w:lang w:eastAsia="ko-KR"/>
@@ -154,34 +105,34 @@
       </w:r>
       <w:r>
         <w:rPr>
-          <w:rFonts w:ascii="Noto Sans" w:hAnsi="Noto Sans" w:eastAsia="Noto Sans" w:cs="Noto Sans"/>
+          <w:rFonts w:ascii="Aptos" w:hAnsi="Aptos" w:eastAsia="Aptos" w:cs="Aptos" w:asciiTheme="minorAscii" w:hAnsiTheme="minorAscii" w:eastAsiaTheme="minorAscii" w:cstheme="minorAscii"/>
+          <w:color w:val="000000" w:themeColor="text1" w:themeTint="FF" w:themeShade="FF"/>
+          <w:lang w:eastAsia="ko-KR"/>
+        </w:rPr>
+        <w:t xml:space="preserve"> </w:t>
+      </w:r>
+    </w:p>
+    <w:p>
+      <w:pPr>
+        <w:rPr>
+          <w:rFonts w:ascii="Aptos" w:hAnsi="Aptos" w:eastAsia="Aptos" w:cs="Aptos" w:asciiTheme="minorAscii" w:hAnsiTheme="minorAscii" w:eastAsiaTheme="minorAscii" w:cstheme="minorAscii"/>
           <w:color w:val="000000" w:themeColor="text1"/>
           <w:lang w:eastAsia="ko-KR"/>
         </w:rPr>
-        <w:t xml:space="preserve"> </w:t>
-      </w:r>
+      </w:pPr>
     </w:p>
     <w:p>
       <w:pPr>
         <w:rPr>
-          <w:rFonts w:ascii="Noto Sans" w:hAnsi="Noto Sans" w:eastAsia="Noto Sans" w:cs="Noto Sans"/>
+          <w:rFonts w:ascii="Aptos" w:hAnsi="Aptos" w:eastAsia="Aptos" w:cs="Aptos" w:asciiTheme="minorAscii" w:hAnsiTheme="minorAscii" w:eastAsiaTheme="minorAscii" w:cstheme="minorAscii"/>
           <w:color w:val="000000" w:themeColor="text1"/>
-          <w:lang w:eastAsia="ko-KR"/>
         </w:rPr>
       </w:pPr>
     </w:p>
     <w:p>
       <w:pPr>
         <w:rPr>
-          <w:rFonts w:ascii="Noto Sans" w:hAnsi="Noto Sans" w:eastAsia="Noto Sans" w:cs="Noto Sans"/>
-          <w:color w:val="000000" w:themeColor="text1"/>
-        </w:rPr>
-      </w:pPr>
-    </w:p>
-    <w:p>
-      <w:pPr>
-        <w:rPr>
-          <w:rFonts w:ascii="Noto Sans" w:hAnsi="Noto Sans" w:eastAsia="Noto Sans" w:cs="Noto Sans"/>
+          <w:rFonts w:ascii="Aptos" w:hAnsi="Aptos" w:eastAsia="Aptos" w:cs="Aptos" w:asciiTheme="minorAscii" w:hAnsiTheme="minorAscii" w:eastAsiaTheme="minorAscii" w:cstheme="minorAscii"/>
           <w:color w:val="000000" w:themeColor="text1"/>
           <w:sz w:val="28"/>
           <w:szCs w:val="28"/>
@@ -189,10 +140,10 @@
       </w:pPr>
       <w:r>
         <w:rPr>
-          <w:rFonts w:ascii="Noto Sans" w:hAnsi="Noto Sans" w:eastAsia="Noto Sans" w:cs="Noto Sans"/>
-          <w:b/>
-          <w:bCs/>
-          <w:color w:val="000000" w:themeColor="text1"/>
+          <w:rFonts w:ascii="Aptos" w:hAnsi="Aptos" w:eastAsia="Aptos" w:cs="Aptos" w:asciiTheme="minorAscii" w:hAnsiTheme="minorAscii" w:eastAsiaTheme="minorAscii" w:cstheme="minorAscii"/>
+          <w:b w:val="1"/>
+          <w:bCs w:val="1"/>
+          <w:color w:val="000000" w:themeColor="text1" w:themeTint="FF" w:themeShade="FF"/>
           <w:sz w:val="28"/>
           <w:szCs w:val="28"/>
         </w:rPr>
@@ -202,1309 +153,3534 @@
     <w:p>
       <w:pPr>
         <w:rPr>
+          <w:rFonts w:ascii="Aptos" w:hAnsi="Aptos" w:eastAsia="Aptos" w:cs="Aptos" w:asciiTheme="minorAscii" w:hAnsiTheme="minorAscii" w:eastAsiaTheme="minorAscii" w:cstheme="minorAscii"/>
+          <w:color w:val="000000" w:themeColor="text1"/>
+        </w:rPr>
+      </w:pPr>
+      <w:r>
+        <w:rPr>
+          <w:rFonts w:ascii="Aptos" w:hAnsi="Aptos" w:eastAsia="Aptos" w:cs="Aptos" w:asciiTheme="minorAscii" w:hAnsiTheme="minorAscii" w:eastAsiaTheme="minorAscii" w:cstheme="minorAscii"/>
+          <w:color w:val="000000" w:themeColor="text1" w:themeTint="FF" w:themeShade="FF"/>
+        </w:rPr>
+        <w:t>Hyechan</w:t>
+      </w:r>
+      <w:r>
+        <w:rPr>
+          <w:rFonts w:ascii="Aptos" w:hAnsi="Aptos" w:eastAsia="Aptos" w:cs="Aptos" w:asciiTheme="minorAscii" w:hAnsiTheme="minorAscii" w:eastAsiaTheme="minorAscii" w:cstheme="minorAscii"/>
+          <w:color w:val="000000" w:themeColor="text1" w:themeTint="FF" w:themeShade="FF"/>
+          <w:lang w:eastAsia="ko-KR"/>
+        </w:rPr>
+        <w:t xml:space="preserve"> </w:t>
+      </w:r>
+      <w:r>
+        <w:rPr>
+          <w:rFonts w:ascii="Aptos" w:hAnsi="Aptos" w:eastAsia="Aptos" w:cs="Aptos" w:asciiTheme="minorAscii" w:hAnsiTheme="minorAscii" w:eastAsiaTheme="minorAscii" w:cstheme="minorAscii"/>
+          <w:color w:val="000000" w:themeColor="text1" w:themeTint="FF" w:themeShade="FF"/>
+        </w:rPr>
+        <w:t>Shin</w:t>
+      </w:r>
+    </w:p>
+    <w:p>
+      <w:pPr>
+        <w:rPr>
+          <w:rFonts w:ascii="Aptos" w:hAnsi="Aptos" w:eastAsia="Aptos" w:cs="Aptos" w:asciiTheme="minorAscii" w:hAnsiTheme="minorAscii" w:eastAsiaTheme="minorAscii" w:cstheme="minorAscii"/>
+          <w:color w:val="000000" w:themeColor="text1"/>
+        </w:rPr>
+      </w:pPr>
+      <w:r>
+        <w:rPr>
+          <w:rFonts w:ascii="Aptos" w:hAnsi="Aptos" w:eastAsia="Aptos" w:cs="Aptos" w:asciiTheme="minorAscii" w:hAnsiTheme="minorAscii" w:eastAsiaTheme="minorAscii" w:cstheme="minorAscii"/>
+          <w:color w:val="000000" w:themeColor="text1" w:themeTint="FF" w:themeShade="FF"/>
+        </w:rPr>
+        <w:t>Robert</w:t>
+      </w:r>
+      <w:r>
+        <w:rPr>
+          <w:rFonts w:ascii="Aptos" w:hAnsi="Aptos" w:eastAsia="Aptos" w:cs="Aptos" w:asciiTheme="minorAscii" w:hAnsiTheme="minorAscii" w:eastAsiaTheme="minorAscii" w:cstheme="minorAscii"/>
+          <w:color w:val="000000" w:themeColor="text1" w:themeTint="FF" w:themeShade="FF"/>
+          <w:lang w:eastAsia="ko-KR"/>
+        </w:rPr>
+        <w:t xml:space="preserve"> </w:t>
+      </w:r>
+      <w:r>
+        <w:rPr>
+          <w:rFonts w:ascii="Aptos" w:hAnsi="Aptos" w:eastAsia="Aptos" w:cs="Aptos" w:asciiTheme="minorAscii" w:hAnsiTheme="minorAscii" w:eastAsiaTheme="minorAscii" w:cstheme="minorAscii"/>
+          <w:color w:val="000000" w:themeColor="text1" w:themeTint="FF" w:themeShade="FF"/>
+        </w:rPr>
+        <w:t>Gabrielsson</w:t>
+      </w:r>
+    </w:p>
+    <w:p>
+      <w:pPr>
+        <w:rPr>
+          <w:rFonts w:ascii="Aptos" w:hAnsi="Aptos" w:eastAsia="Aptos" w:cs="Aptos" w:asciiTheme="minorAscii" w:hAnsiTheme="minorAscii" w:eastAsiaTheme="minorAscii" w:cstheme="minorAscii"/>
+          <w:color w:val="000000" w:themeColor="text1"/>
+        </w:rPr>
+      </w:pPr>
+      <w:r>
+        <w:rPr>
+          <w:rFonts w:ascii="Aptos" w:hAnsi="Aptos" w:eastAsia="Aptos" w:cs="Aptos" w:asciiTheme="minorAscii" w:hAnsiTheme="minorAscii" w:eastAsiaTheme="minorAscii" w:cstheme="minorAscii"/>
+          <w:color w:val="000000" w:themeColor="text1" w:themeTint="FF" w:themeShade="FF"/>
+        </w:rPr>
+        <w:t>Juho Mänttäri</w:t>
+      </w:r>
+    </w:p>
+    <w:p>
+      <w:pPr>
+        <w:rPr>
+          <w:rFonts w:ascii="Aptos" w:hAnsi="Aptos" w:eastAsia="Aptos" w:cs="Aptos" w:asciiTheme="minorAscii" w:hAnsiTheme="minorAscii" w:eastAsiaTheme="minorAscii" w:cstheme="minorAscii"/>
+          <w:color w:val="000000" w:themeColor="text1"/>
+        </w:rPr>
+      </w:pPr>
+      <w:r>
+        <w:rPr>
+          <w:rFonts w:ascii="Aptos" w:hAnsi="Aptos" w:eastAsia="Aptos" w:cs="Aptos" w:asciiTheme="minorAscii" w:hAnsiTheme="minorAscii" w:eastAsiaTheme="minorAscii" w:cstheme="minorAscii"/>
+          <w:color w:val="000000" w:themeColor="text1" w:themeTint="FF" w:themeShade="FF"/>
+        </w:rPr>
+        <w:t>Amirhossein Mirsoleimani</w:t>
+      </w:r>
+    </w:p>
+    <w:p>
+      <w:pPr>
+        <w:spacing w:line="276" w:lineRule="auto"/>
+        <w:rPr>
+          <w:rFonts w:ascii="Aptos" w:hAnsi="Aptos" w:eastAsia="Aptos" w:cs="Aptos" w:asciiTheme="minorAscii" w:hAnsiTheme="minorAscii" w:eastAsiaTheme="minorAscii" w:cstheme="minorAscii"/>
+          <w:color w:val="000000" w:themeColor="text1"/>
+        </w:rPr>
+      </w:pPr>
+      <w:r>
+        <w:rPr>
+          <w:rFonts w:ascii="Aptos" w:hAnsi="Aptos" w:eastAsia="Aptos" w:cs="Aptos" w:asciiTheme="minorAscii" w:hAnsiTheme="minorAscii" w:eastAsiaTheme="minorAscii" w:cstheme="minorAscii"/>
+          <w:color w:val="000000" w:themeColor="text1" w:themeTint="FF" w:themeShade="FF"/>
+        </w:rPr>
+        <w:t>Justyna</w:t>
+      </w:r>
+      <w:r>
+        <w:rPr>
+          <w:rFonts w:ascii="Aptos" w:hAnsi="Aptos" w:eastAsia="Aptos" w:cs="Aptos" w:asciiTheme="minorAscii" w:hAnsiTheme="minorAscii" w:eastAsiaTheme="minorAscii" w:cstheme="minorAscii"/>
+          <w:color w:val="000000" w:themeColor="text1" w:themeTint="FF" w:themeShade="FF"/>
+          <w:lang w:eastAsia="ko-KR"/>
+        </w:rPr>
+        <w:t xml:space="preserve"> </w:t>
+      </w:r>
+      <w:r>
+        <w:rPr>
+          <w:rFonts w:ascii="Aptos" w:hAnsi="Aptos" w:eastAsia="Aptos" w:cs="Aptos" w:asciiTheme="minorAscii" w:hAnsiTheme="minorAscii" w:eastAsiaTheme="minorAscii" w:cstheme="minorAscii"/>
+          <w:color w:val="000000" w:themeColor="text1" w:themeTint="FF" w:themeShade="FF"/>
+        </w:rPr>
+        <w:t>Neuvonen</w:t>
+      </w:r>
+    </w:p>
+    <w:p>
+      <w:pPr>
+        <w:spacing w:line="276" w:lineRule="auto"/>
+        <w:rPr>
           <w:rFonts w:ascii="Noto Sans" w:hAnsi="Noto Sans" w:eastAsia="Noto Sans" w:cs="Noto Sans"/>
           <w:color w:val="000000" w:themeColor="text1"/>
         </w:rPr>
       </w:pPr>
-      <w:r>
+    </w:p>
+    <w:p>
+      <w:pPr>
+        <w:spacing w:line="276" w:lineRule="auto"/>
         <w:rPr>
           <w:rFonts w:ascii="Noto Sans" w:hAnsi="Noto Sans" w:eastAsia="Noto Sans" w:cs="Noto Sans"/>
           <w:color w:val="000000" w:themeColor="text1"/>
         </w:rPr>
-        <w:t>Hyechan</w:t>
-      </w:r>
-      <w:r>
+      </w:pPr>
+    </w:p>
+    <w:p>
+      <w:pPr>
+        <w:pStyle w:val="Heading1"/>
+        <w:rPr>
+          <w:rFonts w:hint="eastAsia"/>
+          <w:lang w:eastAsia="ko-KR"/>
+        </w:rPr>
+      </w:pPr>
+      <w:r>
+        <w:rPr>
+          <w:lang w:eastAsia="ko-KR"/>
+        </w:rPr>
+        <w:t>AI Clarification</w:t>
+      </w:r>
+    </w:p>
+    <w:p>
+      <w:pPr>
+        <w:shd w:val="clear" w:color="auto" w:fill="FFFFFF" w:themeFill="background1"/>
+        <w:rPr>
+          <w:rFonts w:ascii="Aptos" w:hAnsi="Aptos" w:eastAsia="Aptos" w:cs="Aptos" w:asciiTheme="minorAscii" w:hAnsiTheme="minorAscii" w:eastAsiaTheme="minorAscii" w:cstheme="minorAscii"/>
+        </w:rPr>
+      </w:pPr>
+      <w:r>
+        <w:rPr>
+          <w:rFonts w:ascii="Aptos" w:hAnsi="Aptos" w:eastAsia="Aptos" w:cs="Aptos" w:asciiTheme="minorAscii" w:hAnsiTheme="minorAscii" w:eastAsiaTheme="minorAscii" w:cstheme="minorAscii"/>
+        </w:rPr>
+        <w:t>No AI was used in this assignment.</w:t>
+      </w:r>
+    </w:p>
+    <w:p>
+      <w:pPr>
+        <w:spacing w:line="276" w:lineRule="auto"/>
         <w:rPr>
           <w:rFonts w:ascii="Noto Sans" w:hAnsi="Noto Sans" w:eastAsia="Noto Sans" w:cs="Noto Sans"/>
           <w:color w:val="000000" w:themeColor="text1"/>
-          <w:lang w:eastAsia="ko-KR"/>
-        </w:rPr>
-        <w:t xml:space="preserve"> </w:t>
-      </w:r>
-      <w:r>
-        <w:rPr>
-          <w:rFonts w:ascii="Noto Sans" w:hAnsi="Noto Sans" w:eastAsia="Noto Sans" w:cs="Noto Sans"/>
-          <w:color w:val="000000" w:themeColor="text1"/>
-        </w:rPr>
-        <w:t>Shin</w:t>
-      </w:r>
+        </w:rPr>
+      </w:pPr>
     </w:p>
     <w:p>
       <w:pPr>
         <w:rPr>
           <w:rFonts w:ascii="Noto Sans" w:hAnsi="Noto Sans" w:eastAsia="Noto Sans" w:cs="Noto Sans"/>
-          <w:color w:val="000000" w:themeColor="text1"/>
         </w:rPr>
       </w:pPr>
       <w:r>
         <w:rPr>
           <w:rFonts w:ascii="Noto Sans" w:hAnsi="Noto Sans" w:eastAsia="Noto Sans" w:cs="Noto Sans"/>
-          <w:color w:val="000000" w:themeColor="text1"/>
-        </w:rPr>
-        <w:t>Robert</w:t>
-      </w:r>
-      <w:r>
-        <w:rPr>
-          <w:rFonts w:ascii="Noto Sans" w:hAnsi="Noto Sans" w:eastAsia="Noto Sans" w:cs="Noto Sans"/>
-          <w:color w:val="000000" w:themeColor="text1"/>
-          <w:lang w:eastAsia="ko-KR"/>
-        </w:rPr>
-        <w:t xml:space="preserve"> </w:t>
-      </w:r>
-      <w:r>
-        <w:rPr>
-          <w:rFonts w:ascii="Noto Sans" w:hAnsi="Noto Sans" w:eastAsia="Noto Sans" w:cs="Noto Sans"/>
-          <w:color w:val="000000" w:themeColor="text1"/>
-        </w:rPr>
-        <w:t>Gabrielsson</w:t>
+        </w:rPr>
+        <w:br w:type="page"/>
       </w:r>
     </w:p>
     <w:p>
       <w:pPr>
+        <w:pStyle w:val="Heading1"/>
+      </w:pPr>
+      <w:r>
+        <w:rPr/>
+        <w:t xml:space="preserve">1. </w:t>
+      </w:r>
+      <w:r>
+        <w:rPr/>
+        <w:t>The Service</w:t>
+      </w:r>
+    </w:p>
+    <w:tbl>
+      <w:tblPr>
+        <w:tblStyle w:val="TableGrid"/>
+        <w:tblW w:w="0" w:type="auto"/>
+        <w:tblLook w:val="06A0" w:firstRow="1" w:lastRow="0" w:firstColumn="1" w:lastColumn="0" w:noHBand="1" w:noVBand="1"/>
+      </w:tblPr>
+      <w:tblGrid>
+        <w:gridCol w:w="4508"/>
+        <w:gridCol w:w="4508"/>
+      </w:tblGrid>
+      <w:tr>
+        <w:trPr>
+          <w:trHeight w:val="300"/>
+        </w:trPr>
+        <w:tc>
+          <w:tcPr>
+            <w:tcW w:w="4508" w:type="dxa"/>
+            <w:tcMar/>
+          </w:tcPr>
+          <w:p>
+            <w:pPr>
+              <w:pStyle w:val="NormalWeb"/>
+              <w:suppressLineNumbers w:val="0"/>
+              <w:bidi w:val="0"/>
+              <w:spacing w:beforeAutospacing="on" w:afterAutospacing="on" w:line="240" w:lineRule="auto"/>
+              <w:ind w:left="0" w:right="0"/>
+              <w:jc w:val="left"/>
+              <w:rPr>
+                <w:rFonts w:ascii="Aptos" w:hAnsi="Aptos" w:eastAsia="Aptos" w:cs="Aptos" w:asciiTheme="minorAscii" w:hAnsiTheme="minorAscii" w:eastAsiaTheme="minorAscii" w:cstheme="minorAscii"/>
+                <w:color w:val="000000" w:themeColor="text1" w:themeTint="FF" w:themeShade="FF"/>
+              </w:rPr>
+            </w:pPr>
+            <w:r>
+              <w:rPr>
+                <w:rFonts w:ascii="Aptos" w:hAnsi="Aptos" w:eastAsia="Aptos" w:cs="Aptos" w:asciiTheme="minorAscii" w:hAnsiTheme="minorAscii" w:eastAsiaTheme="minorAscii" w:cstheme="minorAscii"/>
+                <w:color w:val="000000" w:themeColor="text1" w:themeTint="FF" w:themeShade="FF"/>
+              </w:rPr>
+              <w:t>Name of the service</w:t>
+            </w:r>
+          </w:p>
+        </w:tc>
+        <w:tc>
+          <w:tcPr>
+            <w:tcW w:w="4508" w:type="dxa"/>
+            <w:tcMar/>
+          </w:tcPr>
+          <w:p>
+            <w:pPr>
+              <w:pStyle w:val="NormalWeb"/>
+              <w:rPr>
+                <w:rFonts w:ascii="Aptos" w:hAnsi="Aptos" w:eastAsia="Aptos" w:cs="Aptos" w:asciiTheme="minorAscii" w:hAnsiTheme="minorAscii" w:eastAsiaTheme="minorAscii" w:cstheme="minorAscii"/>
+                <w:color w:val="000000" w:themeColor="text1" w:themeTint="FF" w:themeShade="FF"/>
+              </w:rPr>
+            </w:pPr>
+            <w:r>
+              <w:rPr>
+                <w:rFonts w:ascii="Aptos" w:hAnsi="Aptos" w:eastAsia="Aptos" w:cs="Aptos" w:asciiTheme="minorAscii" w:hAnsiTheme="minorAscii" w:eastAsiaTheme="minorAscii" w:cstheme="minorAscii"/>
+                <w:color w:val="000000" w:themeColor="text1" w:themeTint="FF" w:themeShade="FF"/>
+              </w:rPr>
+              <w:t>LUT Primo (LUT Academic Library's online search and e-book service)</w:t>
+            </w:r>
+          </w:p>
+        </w:tc>
+      </w:tr>
+      <w:tr>
+        <w:trPr>
+          <w:trHeight w:val="300"/>
+        </w:trPr>
+        <w:tc>
+          <w:tcPr>
+            <w:tcW w:w="4508" w:type="dxa"/>
+            <w:tcMar/>
+          </w:tcPr>
+          <w:p>
+            <w:pPr>
+              <w:pStyle w:val="NormalWeb"/>
+              <w:suppressLineNumbers w:val="0"/>
+              <w:shd w:val="clear" w:color="auto" w:fill="FFFFFF" w:themeFill="background1"/>
+              <w:bidi w:val="0"/>
+              <w:spacing w:beforeAutospacing="on" w:afterAutospacing="on" w:line="240" w:lineRule="auto"/>
+              <w:ind w:left="0" w:right="0"/>
+              <w:jc w:val="left"/>
+              <w:rPr>
+                <w:rFonts w:ascii="Aptos" w:hAnsi="Aptos" w:eastAsia="Aptos" w:cs="Aptos" w:asciiTheme="minorAscii" w:hAnsiTheme="minorAscii" w:eastAsiaTheme="minorAscii" w:cstheme="minorAscii"/>
+                <w:color w:val="000000" w:themeColor="text1" w:themeTint="FF" w:themeShade="FF"/>
+              </w:rPr>
+            </w:pPr>
+            <w:r>
+              <w:rPr>
+                <w:rFonts w:ascii="Aptos" w:hAnsi="Aptos" w:eastAsia="Aptos" w:cs="Aptos" w:asciiTheme="minorAscii" w:hAnsiTheme="minorAscii" w:eastAsiaTheme="minorAscii" w:cstheme="minorAscii"/>
+                <w:color w:val="000000" w:themeColor="text1" w:themeTint="FF" w:themeShade="FF"/>
+              </w:rPr>
+              <w:t xml:space="preserve">Who is/are the service </w:t>
+            </w:r>
+            <w:r>
+              <w:rPr>
+                <w:rFonts w:ascii="Aptos" w:hAnsi="Aptos" w:eastAsia="Aptos" w:cs="Aptos" w:asciiTheme="minorAscii" w:hAnsiTheme="minorAscii" w:eastAsiaTheme="minorAscii" w:cstheme="minorAscii"/>
+                <w:color w:val="000000" w:themeColor="text1" w:themeTint="FF" w:themeShade="FF"/>
+              </w:rPr>
+              <w:t>provider(</w:t>
+            </w:r>
+            <w:r>
+              <w:rPr>
+                <w:rFonts w:ascii="Aptos" w:hAnsi="Aptos" w:eastAsia="Aptos" w:cs="Aptos" w:asciiTheme="minorAscii" w:hAnsiTheme="minorAscii" w:eastAsiaTheme="minorAscii" w:cstheme="minorAscii"/>
+                <w:color w:val="000000" w:themeColor="text1" w:themeTint="FF" w:themeShade="FF"/>
+              </w:rPr>
+              <w:t>s)?</w:t>
+            </w:r>
+          </w:p>
+        </w:tc>
+        <w:tc>
+          <w:tcPr>
+            <w:tcW w:w="4508" w:type="dxa"/>
+            <w:tcMar/>
+          </w:tcPr>
+          <w:p>
+            <w:pPr>
+              <w:pStyle w:val="NormalWeb"/>
+              <w:rPr>
+                <w:rFonts w:ascii="Aptos" w:hAnsi="Aptos" w:eastAsia="Aptos" w:cs="Aptos" w:asciiTheme="minorAscii" w:hAnsiTheme="minorAscii" w:eastAsiaTheme="minorAscii" w:cstheme="minorAscii"/>
+                <w:color w:val="000000" w:themeColor="text1" w:themeTint="FF" w:themeShade="FF"/>
+              </w:rPr>
+            </w:pPr>
+            <w:r>
+              <w:rPr>
+                <w:rFonts w:ascii="Aptos" w:hAnsi="Aptos" w:eastAsia="Aptos" w:cs="Aptos" w:asciiTheme="minorAscii" w:hAnsiTheme="minorAscii" w:eastAsiaTheme="minorAscii" w:cstheme="minorAscii"/>
+                <w:color w:val="000000" w:themeColor="text1" w:themeTint="FF" w:themeShade="FF"/>
+              </w:rPr>
+              <w:t>LUT Academic Library, LUT University</w:t>
+            </w:r>
+          </w:p>
+        </w:tc>
+      </w:tr>
+      <w:tr>
+        <w:trPr>
+          <w:trHeight w:val="300"/>
+        </w:trPr>
+        <w:tc>
+          <w:tcPr>
+            <w:tcW w:w="4508" w:type="dxa"/>
+            <w:tcMar/>
+          </w:tcPr>
+          <w:p>
+            <w:pPr>
+              <w:pStyle w:val="NormalWeb"/>
+              <w:suppressLineNumbers w:val="0"/>
+              <w:bidi w:val="0"/>
+              <w:spacing w:beforeAutospacing="on" w:afterAutospacing="on" w:line="240" w:lineRule="auto"/>
+              <w:ind w:left="0" w:right="0"/>
+              <w:jc w:val="left"/>
+              <w:rPr>
+                <w:rFonts w:ascii="Aptos" w:hAnsi="Aptos" w:eastAsia="Aptos" w:cs="Aptos" w:asciiTheme="minorAscii" w:hAnsiTheme="minorAscii" w:eastAsiaTheme="minorAscii" w:cstheme="minorAscii"/>
+                <w:color w:val="000000" w:themeColor="text1" w:themeTint="FF" w:themeShade="FF"/>
+                <w:lang w:val="en-US"/>
+              </w:rPr>
+            </w:pPr>
+            <w:r>
+              <w:rPr>
+                <w:rFonts w:ascii="Aptos" w:hAnsi="Aptos" w:eastAsia="Aptos" w:cs="Aptos" w:asciiTheme="minorAscii" w:hAnsiTheme="minorAscii" w:eastAsiaTheme="minorAscii" w:cstheme="minorAscii"/>
+                <w:color w:val="000000" w:themeColor="text1" w:themeTint="FF" w:themeShade="FF"/>
+                <w:lang w:val="en-US"/>
+              </w:rPr>
+              <w:t xml:space="preserve">What is the value </w:t>
+            </w:r>
+            <w:r>
+              <w:rPr>
+                <w:rFonts w:ascii="Aptos" w:hAnsi="Aptos" w:eastAsia="Aptos" w:cs="Aptos" w:asciiTheme="minorAscii" w:hAnsiTheme="minorAscii" w:eastAsiaTheme="minorAscii" w:cstheme="minorAscii"/>
+                <w:color w:val="000000" w:themeColor="text1" w:themeTint="FF" w:themeShade="FF"/>
+                <w:lang w:val="en-US"/>
+              </w:rPr>
+              <w:t>proposition</w:t>
+            </w:r>
+            <w:r>
+              <w:rPr>
+                <w:rFonts w:ascii="Aptos" w:hAnsi="Aptos" w:eastAsia="Aptos" w:cs="Aptos" w:asciiTheme="minorAscii" w:hAnsiTheme="minorAscii" w:eastAsiaTheme="minorAscii" w:cstheme="minorAscii"/>
+                <w:color w:val="000000" w:themeColor="text1" w:themeTint="FF" w:themeShade="FF"/>
+                <w:lang w:val="en-US"/>
+              </w:rPr>
+              <w:t xml:space="preserve"> presented by the service provider(s)?</w:t>
+            </w:r>
+          </w:p>
+        </w:tc>
+        <w:tc>
+          <w:tcPr>
+            <w:tcW w:w="4508" w:type="dxa"/>
+            <w:tcMar/>
+          </w:tcPr>
+          <w:p>
+            <w:pPr>
+              <w:pStyle w:val="NormalWeb"/>
+              <w:rPr>
+                <w:rFonts w:ascii="Aptos" w:hAnsi="Aptos" w:eastAsia="Aptos" w:cs="Aptos" w:asciiTheme="minorAscii" w:hAnsiTheme="minorAscii" w:eastAsiaTheme="minorAscii" w:cstheme="minorAscii"/>
+                <w:color w:val="000000" w:themeColor="text1" w:themeTint="FF" w:themeShade="FF"/>
+              </w:rPr>
+            </w:pPr>
+            <w:r>
+              <w:rPr>
+                <w:rFonts w:ascii="Aptos" w:hAnsi="Aptos" w:eastAsia="Aptos" w:cs="Aptos" w:asciiTheme="minorAscii" w:hAnsiTheme="minorAscii" w:eastAsiaTheme="minorAscii" w:cstheme="minorAscii"/>
+                <w:color w:val="000000" w:themeColor="text1" w:themeTint="FF" w:themeShade="FF"/>
+              </w:rPr>
+              <w:t xml:space="preserve">Easy </w:t>
+            </w:r>
+            <w:r>
+              <w:rPr>
+                <w:rFonts w:ascii="Aptos" w:hAnsi="Aptos" w:eastAsia="Aptos" w:cs="Aptos" w:asciiTheme="minorAscii" w:hAnsiTheme="minorAscii" w:eastAsiaTheme="minorAscii" w:cstheme="minorAscii"/>
+                <w:color w:val="000000" w:themeColor="text1" w:themeTint="FF" w:themeShade="FF"/>
+              </w:rPr>
+              <w:t xml:space="preserve">convenient </w:t>
+            </w:r>
+            <w:r>
+              <w:rPr>
+                <w:rFonts w:ascii="Aptos" w:hAnsi="Aptos" w:eastAsia="Aptos" w:cs="Aptos" w:asciiTheme="minorAscii" w:hAnsiTheme="minorAscii" w:eastAsiaTheme="minorAscii" w:cstheme="minorAscii"/>
+                <w:color w:val="000000" w:themeColor="text1" w:themeTint="FF" w:themeShade="FF"/>
+              </w:rPr>
+              <w:t>access and conve</w:t>
+            </w:r>
+            <w:r>
+              <w:rPr>
+                <w:rFonts w:ascii="Aptos" w:hAnsi="Aptos" w:eastAsia="Aptos" w:cs="Aptos" w:asciiTheme="minorAscii" w:hAnsiTheme="minorAscii" w:eastAsiaTheme="minorAscii" w:cstheme="minorAscii"/>
+                <w:color w:val="000000" w:themeColor="text1" w:themeTint="FF" w:themeShade="FF"/>
+              </w:rPr>
+              <w:t xml:space="preserve">nient access </w:t>
+            </w:r>
+            <w:r>
+              <w:rPr>
+                <w:rFonts w:ascii="Aptos" w:hAnsi="Aptos" w:eastAsia="Aptos" w:cs="Aptos" w:asciiTheme="minorAscii" w:hAnsiTheme="minorAscii" w:eastAsiaTheme="minorAscii" w:cstheme="minorAscii"/>
+                <w:color w:val="000000" w:themeColor="text1" w:themeTint="FF" w:themeShade="FF"/>
+              </w:rPr>
+              <w:t xml:space="preserve">to borrowing </w:t>
+            </w:r>
+            <w:r>
+              <w:rPr>
+                <w:rFonts w:ascii="Aptos" w:hAnsi="Aptos" w:eastAsia="Aptos" w:cs="Aptos" w:asciiTheme="minorAscii" w:hAnsiTheme="minorAscii" w:eastAsiaTheme="minorAscii" w:cstheme="minorAscii"/>
+                <w:color w:val="000000" w:themeColor="text1" w:themeTint="FF" w:themeShade="FF"/>
+              </w:rPr>
+              <w:t>e-</w:t>
+            </w:r>
+            <w:r>
+              <w:rPr>
+                <w:rFonts w:ascii="Aptos" w:hAnsi="Aptos" w:eastAsia="Aptos" w:cs="Aptos" w:asciiTheme="minorAscii" w:hAnsiTheme="minorAscii" w:eastAsiaTheme="minorAscii" w:cstheme="minorAscii"/>
+                <w:color w:val="000000" w:themeColor="text1" w:themeTint="FF" w:themeShade="FF"/>
+              </w:rPr>
+              <w:t>books</w:t>
+            </w:r>
+            <w:r>
+              <w:rPr>
+                <w:rFonts w:ascii="Aptos" w:hAnsi="Aptos" w:eastAsia="Aptos" w:cs="Aptos" w:asciiTheme="minorAscii" w:hAnsiTheme="minorAscii" w:eastAsiaTheme="minorAscii" w:cstheme="minorAscii"/>
+                <w:color w:val="000000" w:themeColor="text1" w:themeTint="FF" w:themeShade="FF"/>
+              </w:rPr>
+              <w:t xml:space="preserve"> without visiting the physical library</w:t>
+            </w:r>
+            <w:r>
+              <w:rPr>
+                <w:rFonts w:ascii="Aptos" w:hAnsi="Aptos" w:eastAsia="Aptos" w:cs="Aptos" w:asciiTheme="minorAscii" w:hAnsiTheme="minorAscii" w:eastAsiaTheme="minorAscii" w:cstheme="minorAscii"/>
+                <w:color w:val="000000" w:themeColor="text1" w:themeTint="FF" w:themeShade="FF"/>
+              </w:rPr>
+              <w:t>.</w:t>
+            </w:r>
+          </w:p>
+        </w:tc>
+      </w:tr>
+      <w:tr>
+        <w:trPr>
+          <w:trHeight w:val="300"/>
+        </w:trPr>
+        <w:tc>
+          <w:tcPr>
+            <w:tcW w:w="4508" w:type="dxa"/>
+            <w:tcMar/>
+          </w:tcPr>
+          <w:p>
+            <w:pPr>
+              <w:pStyle w:val="NormalWeb"/>
+              <w:suppressLineNumbers w:val="0"/>
+              <w:bidi w:val="0"/>
+              <w:spacing w:beforeAutospacing="on" w:afterAutospacing="on" w:line="240" w:lineRule="auto"/>
+              <w:ind w:left="0" w:right="0"/>
+              <w:jc w:val="left"/>
+              <w:rPr>
+                <w:rFonts w:ascii="Aptos" w:hAnsi="Aptos" w:eastAsia="Aptos" w:cs="Aptos" w:asciiTheme="minorAscii" w:hAnsiTheme="minorAscii" w:eastAsiaTheme="minorAscii" w:cstheme="minorAscii"/>
+                <w:color w:val="000000" w:themeColor="text1" w:themeTint="FF" w:themeShade="FF"/>
+              </w:rPr>
+            </w:pPr>
+            <w:r>
+              <w:rPr>
+                <w:rFonts w:ascii="Aptos" w:hAnsi="Aptos" w:eastAsia="Aptos" w:cs="Aptos" w:asciiTheme="minorAscii" w:hAnsiTheme="minorAscii" w:eastAsiaTheme="minorAscii" w:cstheme="minorAscii"/>
+                <w:color w:val="000000" w:themeColor="text1" w:themeTint="FF" w:themeShade="FF"/>
+              </w:rPr>
+              <w:t xml:space="preserve">What is/are the service </w:t>
+            </w:r>
+            <w:r>
+              <w:rPr>
+                <w:rFonts w:ascii="Aptos" w:hAnsi="Aptos" w:eastAsia="Aptos" w:cs="Aptos" w:asciiTheme="minorAscii" w:hAnsiTheme="minorAscii" w:eastAsiaTheme="minorAscii" w:cstheme="minorAscii"/>
+                <w:color w:val="000000" w:themeColor="text1" w:themeTint="FF" w:themeShade="FF"/>
+              </w:rPr>
+              <w:t>offering(</w:t>
+            </w:r>
+            <w:r>
+              <w:rPr>
+                <w:rFonts w:ascii="Aptos" w:hAnsi="Aptos" w:eastAsia="Aptos" w:cs="Aptos" w:asciiTheme="minorAscii" w:hAnsiTheme="minorAscii" w:eastAsiaTheme="minorAscii" w:cstheme="minorAscii"/>
+                <w:color w:val="000000" w:themeColor="text1" w:themeTint="FF" w:themeShade="FF"/>
+              </w:rPr>
+              <w:t>s)?</w:t>
+            </w:r>
+          </w:p>
+        </w:tc>
+        <w:tc>
+          <w:tcPr>
+            <w:tcW w:w="4508" w:type="dxa"/>
+            <w:tcMar/>
+          </w:tcPr>
+          <w:p>
+            <w:pPr>
+              <w:pStyle w:val="NormalWeb"/>
+              <w:rPr>
+                <w:rFonts w:ascii="Aptos" w:hAnsi="Aptos" w:eastAsia="Aptos" w:cs="Aptos" w:asciiTheme="minorAscii" w:hAnsiTheme="minorAscii" w:eastAsiaTheme="minorAscii" w:cstheme="minorAscii"/>
+                <w:color w:val="000000" w:themeColor="text1" w:themeTint="FF" w:themeShade="FF"/>
+              </w:rPr>
+            </w:pPr>
+            <w:r>
+              <w:rPr>
+                <w:rFonts w:ascii="Aptos" w:hAnsi="Aptos" w:eastAsia="Aptos" w:cs="Aptos" w:asciiTheme="minorAscii" w:hAnsiTheme="minorAscii" w:eastAsiaTheme="minorAscii" w:cstheme="minorAscii"/>
+                <w:color w:val="000000" w:themeColor="text1" w:themeTint="FF" w:themeShade="FF"/>
+              </w:rPr>
+              <w:t>Search contents, reading and borrowing the e-books, articles, and request for new books</w:t>
+            </w:r>
+          </w:p>
+        </w:tc>
+      </w:tr>
+      <w:tr>
+        <w:trPr>
+          <w:trHeight w:val="300"/>
+        </w:trPr>
+        <w:tc>
+          <w:tcPr>
+            <w:tcW w:w="4508" w:type="dxa"/>
+            <w:tcMar/>
+          </w:tcPr>
+          <w:p>
+            <w:pPr>
+              <w:pStyle w:val="NormalWeb"/>
+              <w:shd w:val="clear" w:color="auto" w:fill="FFFFFF" w:themeFill="background1"/>
+              <w:rPr>
+                <w:rFonts w:ascii="Aptos" w:hAnsi="Aptos" w:eastAsia="Aptos" w:cs="Aptos" w:asciiTheme="minorAscii" w:hAnsiTheme="minorAscii" w:eastAsiaTheme="minorAscii" w:cstheme="minorAscii"/>
+                <w:color w:val="000000" w:themeColor="text1" w:themeTint="FF" w:themeShade="FF"/>
+              </w:rPr>
+            </w:pPr>
+            <w:r>
+              <w:rPr>
+                <w:rFonts w:ascii="Aptos" w:hAnsi="Aptos" w:eastAsia="Aptos" w:cs="Aptos" w:asciiTheme="minorAscii" w:hAnsiTheme="minorAscii" w:eastAsiaTheme="minorAscii" w:cstheme="minorAscii"/>
+                <w:color w:val="000000" w:themeColor="text1" w:themeTint="FF" w:themeShade="FF"/>
+              </w:rPr>
+              <w:t xml:space="preserve">Is the service offering focusing on </w:t>
+            </w:r>
+            <w:r>
+              <w:rPr>
+                <w:rFonts w:ascii="Aptos" w:hAnsi="Aptos" w:eastAsia="Aptos" w:cs="Aptos" w:asciiTheme="minorAscii" w:hAnsiTheme="minorAscii" w:eastAsiaTheme="minorAscii" w:cstheme="minorAscii"/>
+                <w:color w:val="000000" w:themeColor="text1" w:themeTint="FF" w:themeShade="FF"/>
+              </w:rPr>
+              <w:t>Care, Access, Response?</w:t>
+            </w:r>
+          </w:p>
+        </w:tc>
+        <w:tc>
+          <w:tcPr>
+            <w:tcW w:w="4508" w:type="dxa"/>
+            <w:tcMar/>
+          </w:tcPr>
+          <w:p>
+            <w:pPr>
+              <w:pStyle w:val="NormalWeb"/>
+              <w:rPr>
+                <w:rFonts w:ascii="Aptos" w:hAnsi="Aptos" w:eastAsia="Aptos" w:cs="Aptos" w:asciiTheme="minorAscii" w:hAnsiTheme="minorAscii" w:eastAsiaTheme="minorAscii" w:cstheme="minorAscii"/>
+                <w:color w:val="000000" w:themeColor="text1" w:themeTint="FF" w:themeShade="FF"/>
+              </w:rPr>
+            </w:pPr>
+            <w:r>
+              <w:rPr>
+                <w:rFonts w:ascii="Aptos" w:hAnsi="Aptos" w:eastAsia="Aptos" w:cs="Aptos" w:asciiTheme="minorAscii" w:hAnsiTheme="minorAscii" w:eastAsiaTheme="minorAscii" w:cstheme="minorAscii"/>
+                <w:color w:val="000000" w:themeColor="text1" w:themeTint="FF" w:themeShade="FF"/>
+              </w:rPr>
+              <w:t xml:space="preserve">Mainly access, it gives students access to academic </w:t>
+            </w:r>
+            <w:r>
+              <w:rPr>
+                <w:rFonts w:ascii="Aptos" w:hAnsi="Aptos" w:eastAsia="Aptos" w:cs="Aptos" w:asciiTheme="minorAscii" w:hAnsiTheme="minorAscii" w:eastAsiaTheme="minorAscii" w:cstheme="minorAscii"/>
+                <w:color w:val="000000" w:themeColor="text1" w:themeTint="FF" w:themeShade="FF"/>
+              </w:rPr>
+              <w:t>content</w:t>
+            </w:r>
+            <w:r>
+              <w:rPr>
+                <w:rFonts w:ascii="Aptos" w:hAnsi="Aptos" w:eastAsia="Aptos" w:cs="Aptos" w:asciiTheme="minorAscii" w:hAnsiTheme="minorAscii" w:eastAsiaTheme="minorAscii" w:cstheme="minorAscii"/>
+                <w:color w:val="000000" w:themeColor="text1" w:themeTint="FF" w:themeShade="FF"/>
+              </w:rPr>
+              <w:t xml:space="preserve"> anytime and anywhere</w:t>
+            </w:r>
+          </w:p>
+        </w:tc>
+      </w:tr>
+      <w:tr>
+        <w:trPr>
+          <w:trHeight w:val="300"/>
+        </w:trPr>
+        <w:tc>
+          <w:tcPr>
+            <w:tcW w:w="4508" w:type="dxa"/>
+            <w:tcMar/>
+          </w:tcPr>
+          <w:p>
+            <w:pPr>
+              <w:pStyle w:val="NormalWeb"/>
+              <w:shd w:val="clear" w:color="auto" w:fill="FFFFFF" w:themeFill="background1"/>
+              <w:rPr>
+                <w:rFonts w:ascii="Aptos" w:hAnsi="Aptos" w:eastAsia="Aptos" w:cs="Aptos" w:asciiTheme="minorAscii" w:hAnsiTheme="minorAscii" w:eastAsiaTheme="minorAscii" w:cstheme="minorAscii"/>
+                <w:color w:val="000000" w:themeColor="text1" w:themeTint="FF" w:themeShade="FF"/>
+              </w:rPr>
+            </w:pPr>
+            <w:r>
+              <w:rPr>
+                <w:rFonts w:ascii="Aptos" w:hAnsi="Aptos" w:eastAsia="Aptos" w:cs="Aptos" w:asciiTheme="minorAscii" w:hAnsiTheme="minorAscii" w:eastAsiaTheme="minorAscii" w:cstheme="minorAscii"/>
+                <w:color w:val="000000" w:themeColor="text1" w:themeTint="FF" w:themeShade="FF"/>
+              </w:rPr>
+              <w:t>Is it a p</w:t>
+            </w:r>
+            <w:r>
+              <w:rPr>
+                <w:rFonts w:ascii="Aptos" w:hAnsi="Aptos" w:eastAsia="Aptos" w:cs="Aptos" w:asciiTheme="minorAscii" w:hAnsiTheme="minorAscii" w:eastAsiaTheme="minorAscii" w:cstheme="minorAscii"/>
+                <w:color w:val="000000" w:themeColor="text1" w:themeTint="FF" w:themeShade="FF"/>
+              </w:rPr>
+              <w:t>ure service or a service-product hybrid?</w:t>
+            </w:r>
+          </w:p>
+        </w:tc>
+        <w:tc>
+          <w:tcPr>
+            <w:tcW w:w="4508" w:type="dxa"/>
+            <w:tcMar/>
+          </w:tcPr>
+          <w:p>
+            <w:pPr>
+              <w:pStyle w:val="NormalWeb"/>
+              <w:rPr>
+                <w:rFonts w:ascii="Aptos" w:hAnsi="Aptos" w:eastAsia="Aptos" w:cs="Aptos" w:asciiTheme="minorAscii" w:hAnsiTheme="minorAscii" w:eastAsiaTheme="minorAscii" w:cstheme="minorAscii"/>
+                <w:color w:val="000000" w:themeColor="text1" w:themeTint="FF" w:themeShade="FF"/>
+              </w:rPr>
+            </w:pPr>
+            <w:r>
+              <w:rPr>
+                <w:rFonts w:ascii="Aptos" w:hAnsi="Aptos" w:eastAsia="Aptos" w:cs="Aptos" w:asciiTheme="minorAscii" w:hAnsiTheme="minorAscii" w:eastAsiaTheme="minorAscii" w:cstheme="minorAscii"/>
+                <w:color w:val="000000" w:themeColor="text1" w:themeTint="FF" w:themeShade="FF"/>
+              </w:rPr>
+              <w:t>Hybrid</w:t>
+            </w:r>
+          </w:p>
+        </w:tc>
+      </w:tr>
+      <w:tr>
+        <w:trPr>
+          <w:trHeight w:val="300"/>
+        </w:trPr>
+        <w:tc>
+          <w:tcPr>
+            <w:tcW w:w="4508" w:type="dxa"/>
+            <w:tcMar/>
+          </w:tcPr>
+          <w:p>
+            <w:pPr>
+              <w:pStyle w:val="NormalWeb"/>
+              <w:suppressLineNumbers w:val="0"/>
+              <w:bidi w:val="0"/>
+              <w:spacing w:beforeAutospacing="on" w:afterAutospacing="on" w:line="240" w:lineRule="auto"/>
+              <w:ind w:left="0" w:right="0"/>
+              <w:jc w:val="left"/>
+              <w:rPr>
+                <w:rFonts w:ascii="Aptos" w:hAnsi="Aptos" w:eastAsia="Aptos" w:cs="Aptos" w:asciiTheme="minorAscii" w:hAnsiTheme="minorAscii" w:eastAsiaTheme="minorAscii" w:cstheme="minorAscii"/>
+                <w:color w:val="000000" w:themeColor="text1" w:themeTint="FF" w:themeShade="FF"/>
+              </w:rPr>
+            </w:pPr>
+            <w:r>
+              <w:rPr>
+                <w:rFonts w:ascii="Aptos" w:hAnsi="Aptos" w:eastAsia="Aptos" w:cs="Aptos" w:asciiTheme="minorAscii" w:hAnsiTheme="minorAscii" w:eastAsiaTheme="minorAscii" w:cstheme="minorAscii"/>
+                <w:color w:val="000000" w:themeColor="text1" w:themeTint="FF" w:themeShade="FF"/>
+              </w:rPr>
+              <w:t xml:space="preserve">If </w:t>
+            </w:r>
+            <w:r>
+              <w:rPr>
+                <w:rFonts w:ascii="Aptos" w:hAnsi="Aptos" w:eastAsia="Aptos" w:cs="Aptos" w:asciiTheme="minorAscii" w:hAnsiTheme="minorAscii" w:eastAsiaTheme="minorAscii" w:cstheme="minorAscii"/>
+                <w:color w:val="000000" w:themeColor="text1" w:themeTint="FF" w:themeShade="FF"/>
+              </w:rPr>
+              <w:t>hybrid:</w:t>
+            </w:r>
+            <w:r>
+              <w:rPr>
+                <w:rFonts w:ascii="Aptos" w:hAnsi="Aptos" w:eastAsia="Aptos" w:cs="Aptos" w:asciiTheme="minorAscii" w:hAnsiTheme="minorAscii" w:eastAsiaTheme="minorAscii" w:cstheme="minorAscii"/>
+                <w:color w:val="000000" w:themeColor="text1" w:themeTint="FF" w:themeShade="FF"/>
+              </w:rPr>
+              <w:t xml:space="preserve"> is it </w:t>
+            </w:r>
+            <w:r>
+              <w:rPr>
+                <w:rFonts w:ascii="Aptos" w:hAnsi="Aptos" w:eastAsia="Aptos" w:cs="Aptos" w:asciiTheme="minorAscii" w:hAnsiTheme="minorAscii" w:eastAsiaTheme="minorAscii" w:cstheme="minorAscii"/>
+                <w:color w:val="000000" w:themeColor="text1" w:themeTint="FF" w:themeShade="FF"/>
+              </w:rPr>
+              <w:t>predominantly product</w:t>
+            </w:r>
+            <w:r>
+              <w:rPr>
+                <w:rFonts w:ascii="Aptos" w:hAnsi="Aptos" w:eastAsia="Aptos" w:cs="Aptos" w:asciiTheme="minorAscii" w:hAnsiTheme="minorAscii" w:eastAsiaTheme="minorAscii" w:cstheme="minorAscii"/>
+                <w:color w:val="000000" w:themeColor="text1" w:themeTint="FF" w:themeShade="FF"/>
+              </w:rPr>
+              <w:t>, half-half, or predominantly service?</w:t>
+            </w:r>
+          </w:p>
+        </w:tc>
+        <w:tc>
+          <w:tcPr>
+            <w:tcW w:w="4508" w:type="dxa"/>
+            <w:tcMar/>
+          </w:tcPr>
+          <w:p>
+            <w:pPr>
+              <w:pStyle w:val="NormalWeb"/>
+            </w:pPr>
+            <w:r>
+              <w:rPr>
+                <w:rFonts w:ascii="Aptos" w:hAnsi="Aptos" w:eastAsia="Aptos" w:cs="Aptos" w:asciiTheme="minorAscii" w:hAnsiTheme="minorAscii" w:eastAsiaTheme="minorAscii" w:cstheme="minorAscii"/>
+                <w:color w:val="000000" w:themeColor="text1" w:themeTint="FF" w:themeShade="FF"/>
+              </w:rPr>
+              <w:t xml:space="preserve">Service, because </w:t>
+            </w:r>
+            <w:r>
+              <w:rPr>
+                <w:rFonts w:ascii="Aptos" w:hAnsi="Aptos" w:eastAsia="Aptos" w:cs="Aptos" w:asciiTheme="minorAscii" w:hAnsiTheme="minorAscii" w:eastAsiaTheme="minorAscii" w:cstheme="minorAscii"/>
+                <w:color w:val="000000" w:themeColor="text1" w:themeTint="FF" w:themeShade="FF"/>
+              </w:rPr>
+              <w:t>you simply pay for access instead of owning it</w:t>
+            </w:r>
+          </w:p>
+        </w:tc>
+      </w:tr>
+      <w:tr>
+        <w:trPr>
+          <w:trHeight w:val="300"/>
+        </w:trPr>
+        <w:tc>
+          <w:tcPr>
+            <w:tcW w:w="4508" w:type="dxa"/>
+            <w:tcMar/>
+          </w:tcPr>
+          <w:p>
+            <w:pPr>
+              <w:pStyle w:val="NormalWeb"/>
+              <w:suppressLineNumbers w:val="0"/>
+              <w:shd w:val="clear" w:color="auto" w:fill="FFFFFF" w:themeFill="background1"/>
+              <w:bidi w:val="0"/>
+              <w:spacing w:beforeAutospacing="on" w:afterAutospacing="on" w:line="240" w:lineRule="auto"/>
+              <w:ind w:left="0" w:right="0"/>
+              <w:jc w:val="left"/>
+              <w:rPr>
+                <w:rFonts w:ascii="Aptos" w:hAnsi="Aptos" w:eastAsia="Aptos" w:cs="Aptos" w:asciiTheme="minorAscii" w:hAnsiTheme="minorAscii" w:eastAsiaTheme="minorAscii" w:cstheme="minorAscii"/>
+                <w:color w:val="000000" w:themeColor="text1" w:themeTint="FF" w:themeShade="FF"/>
+              </w:rPr>
+            </w:pPr>
+            <w:r>
+              <w:rPr>
+                <w:rFonts w:ascii="Aptos" w:hAnsi="Aptos" w:eastAsia="Aptos" w:cs="Aptos" w:asciiTheme="minorAscii" w:hAnsiTheme="minorAscii" w:eastAsiaTheme="minorAscii" w:cstheme="minorAscii"/>
+                <w:color w:val="000000" w:themeColor="text1" w:themeTint="FF" w:themeShade="FF"/>
+              </w:rPr>
+              <w:t>What are the m</w:t>
+            </w:r>
+            <w:r>
+              <w:rPr>
+                <w:rFonts w:ascii="Aptos" w:hAnsi="Aptos" w:eastAsia="Aptos" w:cs="Aptos" w:asciiTheme="minorAscii" w:hAnsiTheme="minorAscii" w:eastAsiaTheme="minorAscii" w:cstheme="minorAscii"/>
+                <w:color w:val="000000" w:themeColor="text1" w:themeTint="FF" w:themeShade="FF"/>
+              </w:rPr>
+              <w:t>ain products involved?</w:t>
+            </w:r>
+          </w:p>
+        </w:tc>
+        <w:tc>
+          <w:tcPr>
+            <w:tcW w:w="4508" w:type="dxa"/>
+            <w:tcMar/>
+          </w:tcPr>
+          <w:p>
+            <w:pPr>
+              <w:pStyle w:val="NormalWeb"/>
+            </w:pPr>
+            <w:r>
+              <w:rPr>
+                <w:rFonts w:ascii="Aptos" w:hAnsi="Aptos" w:eastAsia="Aptos" w:cs="Aptos" w:asciiTheme="minorAscii" w:hAnsiTheme="minorAscii" w:eastAsiaTheme="minorAscii" w:cstheme="minorAscii"/>
+                <w:color w:val="000000" w:themeColor="text1" w:themeTint="FF" w:themeShade="FF"/>
+              </w:rPr>
+              <w:t xml:space="preserve">Books, e-books, articles, and other forms of digital and </w:t>
+            </w:r>
+            <w:r>
+              <w:rPr>
+                <w:rFonts w:ascii="Aptos" w:hAnsi="Aptos" w:eastAsia="Aptos" w:cs="Aptos" w:asciiTheme="minorAscii" w:hAnsiTheme="minorAscii" w:eastAsiaTheme="minorAscii" w:cstheme="minorAscii"/>
+                <w:color w:val="000000" w:themeColor="text1" w:themeTint="FF" w:themeShade="FF"/>
+              </w:rPr>
+              <w:t>physical</w:t>
+            </w:r>
+            <w:r>
+              <w:rPr>
+                <w:rFonts w:ascii="Aptos" w:hAnsi="Aptos" w:eastAsia="Aptos" w:cs="Aptos" w:asciiTheme="minorAscii" w:hAnsiTheme="minorAscii" w:eastAsiaTheme="minorAscii" w:cstheme="minorAscii"/>
+                <w:color w:val="000000" w:themeColor="text1" w:themeTint="FF" w:themeShade="FF"/>
+              </w:rPr>
+              <w:t xml:space="preserve"> literature.</w:t>
+            </w:r>
+          </w:p>
+        </w:tc>
+      </w:tr>
+      <w:tr>
+        <w:trPr>
+          <w:trHeight w:val="300"/>
+        </w:trPr>
+        <w:tc>
+          <w:tcPr>
+            <w:tcW w:w="4508" w:type="dxa"/>
+            <w:tcMar/>
+          </w:tcPr>
+          <w:p>
+            <w:pPr>
+              <w:pStyle w:val="NormalWeb"/>
+              <w:shd w:val="clear" w:color="auto" w:fill="FFFFFF" w:themeFill="background1"/>
+              <w:rPr>
+                <w:rFonts w:ascii="Aptos" w:hAnsi="Aptos" w:eastAsia="Aptos" w:cs="Aptos" w:asciiTheme="minorAscii" w:hAnsiTheme="minorAscii" w:eastAsiaTheme="minorAscii" w:cstheme="minorAscii"/>
+                <w:color w:val="000000" w:themeColor="text1" w:themeTint="FF" w:themeShade="FF"/>
+              </w:rPr>
+            </w:pPr>
+            <w:r>
+              <w:rPr>
+                <w:rFonts w:ascii="Aptos" w:hAnsi="Aptos" w:eastAsia="Aptos" w:cs="Aptos" w:asciiTheme="minorAscii" w:hAnsiTheme="minorAscii" w:eastAsiaTheme="minorAscii" w:cstheme="minorAscii"/>
+                <w:color w:val="000000" w:themeColor="text1" w:themeTint="FF" w:themeShade="FF"/>
+              </w:rPr>
+              <w:t>Is it a d</w:t>
+            </w:r>
+            <w:r>
+              <w:rPr>
+                <w:rFonts w:ascii="Aptos" w:hAnsi="Aptos" w:eastAsia="Aptos" w:cs="Aptos" w:asciiTheme="minorAscii" w:hAnsiTheme="minorAscii" w:eastAsiaTheme="minorAscii" w:cstheme="minorAscii"/>
+                <w:color w:val="000000" w:themeColor="text1" w:themeTint="FF" w:themeShade="FF"/>
+              </w:rPr>
+              <w:t>igitalized service?</w:t>
+            </w:r>
+          </w:p>
+        </w:tc>
+        <w:tc>
+          <w:tcPr>
+            <w:tcW w:w="4508" w:type="dxa"/>
+            <w:tcMar/>
+          </w:tcPr>
+          <w:p>
+            <w:pPr>
+              <w:pStyle w:val="NormalWeb"/>
+              <w:rPr>
+                <w:rFonts w:ascii="Aptos" w:hAnsi="Aptos" w:eastAsia="Aptos" w:cs="Aptos" w:asciiTheme="minorAscii" w:hAnsiTheme="minorAscii" w:eastAsiaTheme="minorAscii" w:cstheme="minorAscii"/>
+                <w:color w:val="000000" w:themeColor="text1" w:themeTint="FF" w:themeShade="FF"/>
+              </w:rPr>
+            </w:pPr>
+            <w:r>
+              <w:rPr>
+                <w:rFonts w:ascii="Aptos" w:hAnsi="Aptos" w:eastAsia="Aptos" w:cs="Aptos" w:asciiTheme="minorAscii" w:hAnsiTheme="minorAscii" w:eastAsiaTheme="minorAscii" w:cstheme="minorAscii"/>
+                <w:color w:val="000000" w:themeColor="text1" w:themeTint="FF" w:themeShade="FF"/>
+              </w:rPr>
+              <w:t>Yes</w:t>
+            </w:r>
+            <w:r>
+              <w:rPr>
+                <w:rFonts w:ascii="Aptos" w:hAnsi="Aptos" w:eastAsia="Aptos" w:cs="Aptos" w:asciiTheme="minorAscii" w:hAnsiTheme="minorAscii" w:eastAsiaTheme="minorAscii" w:cstheme="minorAscii"/>
+                <w:color w:val="000000" w:themeColor="text1" w:themeTint="FF" w:themeShade="FF"/>
+              </w:rPr>
+              <w:t>, because it is a digital library</w:t>
+            </w:r>
+          </w:p>
+        </w:tc>
+      </w:tr>
+      <w:tr>
+        <w:trPr>
+          <w:trHeight w:val="300"/>
+        </w:trPr>
+        <w:tc>
+          <w:tcPr>
+            <w:tcW w:w="4508" w:type="dxa"/>
+            <w:tcMar/>
+          </w:tcPr>
+          <w:p>
+            <w:pPr>
+              <w:pStyle w:val="NormalWeb"/>
+              <w:suppressLineNumbers w:val="0"/>
+              <w:shd w:val="clear" w:color="auto" w:fill="FFFFFF" w:themeFill="background1"/>
+              <w:bidi w:val="0"/>
+              <w:spacing w:beforeAutospacing="on" w:afterAutospacing="on" w:line="240" w:lineRule="auto"/>
+              <w:ind w:left="0" w:right="0"/>
+              <w:jc w:val="left"/>
+              <w:rPr>
+                <w:rFonts w:ascii="Aptos" w:hAnsi="Aptos" w:eastAsia="Aptos" w:cs="Aptos" w:asciiTheme="minorAscii" w:hAnsiTheme="minorAscii" w:eastAsiaTheme="minorAscii" w:cstheme="minorAscii"/>
+                <w:color w:val="000000" w:themeColor="text1" w:themeTint="FF" w:themeShade="FF"/>
+              </w:rPr>
+            </w:pPr>
+            <w:r>
+              <w:rPr>
+                <w:rFonts w:ascii="Aptos" w:hAnsi="Aptos" w:eastAsia="Aptos" w:cs="Aptos" w:asciiTheme="minorAscii" w:hAnsiTheme="minorAscii" w:eastAsiaTheme="minorAscii" w:cstheme="minorAscii"/>
+                <w:color w:val="000000" w:themeColor="text1" w:themeTint="FF" w:themeShade="FF"/>
+              </w:rPr>
+              <w:t>If yes, what was it before digitalization?</w:t>
+            </w:r>
+          </w:p>
+        </w:tc>
+        <w:tc>
+          <w:tcPr>
+            <w:tcW w:w="4508" w:type="dxa"/>
+            <w:tcMar/>
+          </w:tcPr>
+          <w:p>
+            <w:pPr>
+              <w:pStyle w:val="NormalWeb"/>
+              <w:rPr>
+                <w:rFonts w:ascii="Aptos" w:hAnsi="Aptos" w:eastAsia="Aptos" w:cs="Aptos" w:asciiTheme="minorAscii" w:hAnsiTheme="minorAscii" w:eastAsiaTheme="minorAscii" w:cstheme="minorAscii"/>
+                <w:color w:val="000000" w:themeColor="text1" w:themeTint="FF" w:themeShade="FF"/>
+              </w:rPr>
+            </w:pPr>
+            <w:r>
+              <w:rPr>
+                <w:rFonts w:ascii="Aptos" w:hAnsi="Aptos" w:eastAsia="Aptos" w:cs="Aptos" w:asciiTheme="minorAscii" w:hAnsiTheme="minorAscii" w:eastAsiaTheme="minorAscii" w:cstheme="minorAscii"/>
+                <w:color w:val="000000" w:themeColor="text1" w:themeTint="FF" w:themeShade="FF"/>
+              </w:rPr>
+              <w:t>A physical library, printed books and borrowing at the counter</w:t>
+            </w:r>
+          </w:p>
+        </w:tc>
+      </w:tr>
+      <w:tr>
+        <w:trPr>
+          <w:trHeight w:val="315"/>
+        </w:trPr>
+        <w:tc>
+          <w:tcPr>
+            <w:tcW w:w="4508" w:type="dxa"/>
+            <w:tcMar/>
+          </w:tcPr>
+          <w:p>
+            <w:pPr>
+              <w:pStyle w:val="NormalWeb"/>
+              <w:shd w:val="clear" w:color="auto" w:fill="FFFFFF" w:themeFill="background1"/>
+              <w:rPr>
+                <w:rFonts w:ascii="Aptos" w:hAnsi="Aptos" w:eastAsia="Aptos" w:cs="Aptos" w:asciiTheme="minorAscii" w:hAnsiTheme="minorAscii" w:eastAsiaTheme="minorAscii" w:cstheme="minorAscii"/>
+                <w:color w:val="000000" w:themeColor="text1" w:themeTint="FF" w:themeShade="FF"/>
+              </w:rPr>
+            </w:pPr>
+            <w:r>
+              <w:rPr>
+                <w:rFonts w:ascii="Aptos" w:hAnsi="Aptos" w:eastAsia="Aptos" w:cs="Aptos" w:asciiTheme="minorAscii" w:hAnsiTheme="minorAscii" w:eastAsiaTheme="minorAscii" w:cstheme="minorAscii"/>
+                <w:color w:val="000000" w:themeColor="text1" w:themeTint="FF" w:themeShade="FF"/>
+              </w:rPr>
+              <w:t>What makes it a digitalized service?</w:t>
+            </w:r>
+          </w:p>
+        </w:tc>
+        <w:tc>
+          <w:tcPr>
+            <w:tcW w:w="4508" w:type="dxa"/>
+            <w:tcMar/>
+          </w:tcPr>
+          <w:p>
+            <w:pPr>
+              <w:pStyle w:val="NormalWeb"/>
+              <w:suppressLineNumbers w:val="0"/>
+              <w:bidi w:val="0"/>
+              <w:spacing w:beforeAutospacing="on" w:afterAutospacing="on" w:line="240" w:lineRule="auto"/>
+              <w:ind w:left="0" w:right="0"/>
+              <w:jc w:val="left"/>
+              <w:rPr>
+                <w:rFonts w:ascii="Aptos" w:hAnsi="Aptos" w:eastAsia="Aptos" w:cs="Aptos" w:asciiTheme="minorAscii" w:hAnsiTheme="minorAscii" w:eastAsiaTheme="minorAscii" w:cstheme="minorAscii"/>
+                <w:color w:val="000000" w:themeColor="text1" w:themeTint="FF" w:themeShade="FF"/>
+                <w:lang w:val="en-US"/>
+              </w:rPr>
+            </w:pPr>
+            <w:r>
+              <w:rPr>
+                <w:rFonts w:ascii="Aptos" w:hAnsi="Aptos" w:eastAsia="Aptos" w:cs="Aptos" w:asciiTheme="minorAscii" w:hAnsiTheme="minorAscii" w:eastAsiaTheme="minorAscii" w:cstheme="minorAscii"/>
+                <w:color w:val="000000" w:themeColor="text1" w:themeTint="FF" w:themeShade="FF"/>
+                <w:lang w:val="en-US"/>
+              </w:rPr>
+              <w:t xml:space="preserve">Search, login, </w:t>
+            </w:r>
+            <w:r>
+              <w:rPr>
+                <w:rFonts w:ascii="Aptos" w:hAnsi="Aptos" w:eastAsia="Aptos" w:cs="Aptos" w:asciiTheme="minorAscii" w:hAnsiTheme="minorAscii" w:eastAsiaTheme="minorAscii" w:cstheme="minorAscii"/>
+                <w:color w:val="000000" w:themeColor="text1" w:themeTint="FF" w:themeShade="FF"/>
+                <w:lang w:val="en-US"/>
+              </w:rPr>
+              <w:t>borrowing</w:t>
+            </w:r>
+            <w:r>
+              <w:rPr>
+                <w:rFonts w:ascii="Aptos" w:hAnsi="Aptos" w:eastAsia="Aptos" w:cs="Aptos" w:asciiTheme="minorAscii" w:hAnsiTheme="minorAscii" w:eastAsiaTheme="minorAscii" w:cstheme="minorAscii"/>
+                <w:color w:val="000000" w:themeColor="text1" w:themeTint="FF" w:themeShade="FF"/>
+                <w:lang w:val="en-US"/>
+              </w:rPr>
+              <w:t xml:space="preserve"> and reading </w:t>
+            </w:r>
+            <w:r>
+              <w:rPr>
+                <w:rFonts w:ascii="Aptos" w:hAnsi="Aptos" w:eastAsia="Aptos" w:cs="Aptos" w:asciiTheme="minorAscii" w:hAnsiTheme="minorAscii" w:eastAsiaTheme="minorAscii" w:cstheme="minorAscii"/>
+                <w:color w:val="000000" w:themeColor="text1" w:themeTint="FF" w:themeShade="FF"/>
+                <w:lang w:val="en-US"/>
+              </w:rPr>
+              <w:t>all happen</w:t>
+            </w:r>
+            <w:r>
+              <w:rPr>
+                <w:rFonts w:ascii="Aptos" w:hAnsi="Aptos" w:eastAsia="Aptos" w:cs="Aptos" w:asciiTheme="minorAscii" w:hAnsiTheme="minorAscii" w:eastAsiaTheme="minorAscii" w:cstheme="minorAscii"/>
+                <w:color w:val="000000" w:themeColor="text1" w:themeTint="FF" w:themeShade="FF"/>
+                <w:lang w:val="en-US"/>
+              </w:rPr>
+              <w:t xml:space="preserve"> </w:t>
+            </w:r>
+            <w:r>
+              <w:rPr>
+                <w:rFonts w:ascii="Aptos" w:hAnsi="Aptos" w:eastAsia="Aptos" w:cs="Aptos" w:asciiTheme="minorAscii" w:hAnsiTheme="minorAscii" w:eastAsiaTheme="minorAscii" w:cstheme="minorAscii"/>
+                <w:color w:val="000000" w:themeColor="text1" w:themeTint="FF" w:themeShade="FF"/>
+                <w:lang w:val="en-US"/>
+              </w:rPr>
+              <w:t>online through LUT credentials. No need to visit the library</w:t>
+            </w:r>
+            <w:r>
+              <w:rPr>
+                <w:rFonts w:ascii="Aptos" w:hAnsi="Aptos" w:eastAsia="Aptos" w:cs="Aptos" w:asciiTheme="minorAscii" w:hAnsiTheme="minorAscii" w:eastAsiaTheme="minorAscii" w:cstheme="minorAscii"/>
+                <w:color w:val="000000" w:themeColor="text1" w:themeTint="FF" w:themeShade="FF"/>
+                <w:lang w:val="en-US"/>
+              </w:rPr>
+              <w:t>.</w:t>
+            </w:r>
+          </w:p>
+        </w:tc>
+      </w:tr>
+    </w:tbl>
+    <w:p>
+      <w:pPr>
+        <w:pStyle w:val="NormalWeb"/>
+        <w:suppressLineNumbers w:val="0"/>
+        <w:shd w:val="clear" w:color="auto" w:fill="FFFFFF" w:themeFill="background1"/>
+        <w:bidi w:val="0"/>
+        <w:spacing w:beforeAutospacing="on" w:afterAutospacing="on" w:line="240" w:lineRule="auto"/>
+        <w:ind w:left="0" w:right="0"/>
+        <w:jc w:val="left"/>
         <w:rPr>
           <w:rFonts w:ascii="Noto Sans" w:hAnsi="Noto Sans" w:eastAsia="Noto Sans" w:cs="Noto Sans"/>
-          <w:color w:val="000000" w:themeColor="text1"/>
-        </w:rPr>
-      </w:pPr>
-      <w:r>
-        <w:rPr>
-          <w:rFonts w:ascii="Noto Sans" w:hAnsi="Noto Sans" w:eastAsia="Noto Sans" w:cs="Noto Sans"/>
-          <w:color w:val="000000" w:themeColor="text1"/>
-        </w:rPr>
-        <w:t>Juho Mänttäri</w:t>
-      </w:r>
+          <w:color w:val="000000" w:themeColor="text1" w:themeTint="FF" w:themeShade="FF"/>
+        </w:rPr>
+      </w:pPr>
     </w:p>
     <w:p>
       <w:pPr>
-        <w:rPr>
-          <w:rFonts w:ascii="Noto Sans" w:hAnsi="Noto Sans" w:eastAsia="Noto Sans" w:cs="Noto Sans"/>
-          <w:color w:val="000000" w:themeColor="text1"/>
-        </w:rPr>
-      </w:pPr>
-      <w:r>
-        <w:rPr>
-          <w:rFonts w:ascii="Noto Sans" w:hAnsi="Noto Sans" w:eastAsia="Noto Sans" w:cs="Noto Sans"/>
-          <w:color w:val="000000" w:themeColor="text1"/>
-        </w:rPr>
-        <w:t>Amirhossein Mirsoleimani</w:t>
+        <w:pStyle w:val="Heading1"/>
+      </w:pPr>
+      <w:r>
+        <w:rPr/>
+        <w:t xml:space="preserve">2. </w:t>
+      </w:r>
+      <w:r>
+        <w:rPr/>
+        <w:t>The Service Safari</w:t>
       </w:r>
     </w:p>
     <w:p>
       <w:pPr>
-        <w:spacing w:line="276" w:lineRule="auto"/>
-        <w:rPr>
-          <w:rFonts w:ascii="Noto Sans" w:hAnsi="Noto Sans" w:eastAsia="Noto Sans" w:cs="Noto Sans"/>
-          <w:color w:val="000000" w:themeColor="text1"/>
-        </w:rPr>
-      </w:pPr>
-      <w:r>
-        <w:rPr>
-          <w:rFonts w:ascii="Noto Sans" w:hAnsi="Noto Sans" w:eastAsia="Noto Sans" w:cs="Noto Sans"/>
-          <w:color w:val="000000" w:themeColor="text1"/>
-        </w:rPr>
-        <w:t>Justyna</w:t>
-      </w:r>
-      <w:r>
-        <w:rPr>
-          <w:rFonts w:ascii="Noto Sans" w:hAnsi="Noto Sans" w:eastAsia="Noto Sans" w:cs="Noto Sans"/>
-          <w:color w:val="000000" w:themeColor="text1"/>
-          <w:lang w:eastAsia="ko-KR"/>
-        </w:rPr>
-        <w:t xml:space="preserve"> </w:t>
-      </w:r>
-      <w:r>
-        <w:rPr>
-          <w:rFonts w:ascii="Noto Sans" w:hAnsi="Noto Sans" w:eastAsia="Noto Sans" w:cs="Noto Sans"/>
-          <w:color w:val="000000" w:themeColor="text1"/>
-        </w:rPr>
-        <w:t>Neuvonen</w:t>
+        <w:pStyle w:val="Heading2"/>
+      </w:pPr>
+      <w:r>
+        <w:rPr/>
+        <w:t>D</w:t>
+      </w:r>
+      <w:r>
+        <w:rPr/>
+        <w:t>ocumentation methods</w:t>
       </w:r>
     </w:p>
     <w:p>
       <w:pPr>
-        <w:spacing w:line="276" w:lineRule="auto"/>
-        <w:rPr>
-          <w:rFonts w:ascii="Noto Sans" w:hAnsi="Noto Sans" w:eastAsia="Noto Sans" w:cs="Noto Sans"/>
-          <w:color w:val="000000" w:themeColor="text1"/>
-        </w:rPr>
-      </w:pPr>
+        <w:pStyle w:val="Normal"/>
+      </w:pPr>
+      <w:r>
+        <w:rPr/>
+        <w:t>We conducted the service safari online. First, we all met in Microsoft Teams to plan how to carry it out. During the safari, we took screenshots of each step and wrote short notes on what worked and what was confusing.</w:t>
+      </w:r>
     </w:p>
     <w:p>
       <w:pPr>
-        <w:spacing w:line="276" w:lineRule="auto"/>
-        <w:rPr>
-          <w:rFonts w:ascii="Noto Sans" w:hAnsi="Noto Sans" w:eastAsia="Noto Sans" w:cs="Noto Sans"/>
-          <w:color w:val="000000" w:themeColor="text1"/>
-        </w:rPr>
-      </w:pPr>
+        <w:pStyle w:val="Heading2"/>
+      </w:pPr>
+      <w:r>
+        <w:rPr/>
+        <w:t xml:space="preserve">Roles in </w:t>
+      </w:r>
+      <w:r>
+        <w:rPr/>
+        <w:t>group</w:t>
+      </w:r>
     </w:p>
     <w:p>
       <w:pPr>
-        <w:pStyle w:val="Heading1"/>
-        <w:rPr>
-          <w:rFonts w:hint="eastAsia"/>
-          <w:lang w:eastAsia="ko-KR"/>
-        </w:rPr>
-      </w:pPr>
-      <w:r>
-        <w:rPr>
-          <w:lang w:eastAsia="ko-KR"/>
-        </w:rPr>
-        <w:t>AI Clarification</w:t>
+        <w:pStyle w:val="ListParagraph"/>
+        <w:numPr>
+          <w:ilvl w:val="0"/>
+          <w:numId w:val="2"/>
+        </w:numPr>
+        <w:rPr/>
+      </w:pPr>
+      <w:r>
+        <w:rPr/>
+        <w:t>Justyna Neuvonen shared her screen during the online safari session.</w:t>
       </w:r>
     </w:p>
     <w:p>
       <w:pPr>
-        <w:shd w:val="clear" w:color="auto" w:fill="FFFFFF" w:themeFill="background1"/>
-        <w:rPr>
-          <w:rFonts w:ascii="Noto Sans" w:hAnsi="Noto Sans" w:eastAsia="Noto Sans" w:cs="Noto Sans"/>
-        </w:rPr>
-      </w:pPr>
-      <w:r>
-        <w:rPr>
-          <w:rFonts w:ascii="Noto Sans" w:hAnsi="Noto Sans" w:eastAsia="Noto Sans" w:cs="Noto Sans"/>
-        </w:rPr>
-        <w:t>No AI was used in this assignment.</w:t>
+        <w:pStyle w:val="ListParagraph"/>
+        <w:numPr>
+          <w:ilvl w:val="0"/>
+          <w:numId w:val="3"/>
+        </w:numPr>
+        <w:rPr/>
+      </w:pPr>
+      <w:r>
+        <w:rPr/>
+        <w:t>Hyechan Shin demonstrated the steps of the service and took the screenshots.</w:t>
       </w:r>
     </w:p>
     <w:p>
       <w:pPr>
-        <w:spacing w:line="276" w:lineRule="auto"/>
-        <w:rPr>
-          <w:rFonts w:ascii="Noto Sans" w:hAnsi="Noto Sans" w:eastAsia="Noto Sans" w:cs="Noto Sans"/>
-          <w:color w:val="000000" w:themeColor="text1"/>
-        </w:rPr>
-      </w:pPr>
+        <w:pStyle w:val="ListParagraph"/>
+        <w:numPr>
+          <w:ilvl w:val="0"/>
+          <w:numId w:val="4"/>
+        </w:numPr>
+        <w:rPr/>
+      </w:pPr>
+      <w:r>
+        <w:rPr/>
+        <w:t>Amirhossein Mirsoleimani gave feedback and wrote the report.</w:t>
+      </w:r>
     </w:p>
     <w:p>
       <w:pPr>
-        <w:rPr>
-          <w:rFonts w:ascii="Noto Sans" w:hAnsi="Noto Sans" w:eastAsia="Noto Sans" w:cs="Noto Sans"/>
-        </w:rPr>
-      </w:pPr>
-      <w:r>
-        <w:rPr>
-          <w:rFonts w:ascii="Noto Sans" w:hAnsi="Noto Sans" w:eastAsia="Noto Sans" w:cs="Noto Sans"/>
-        </w:rPr>
-        <w:br w:type="page"/>
+        <w:pStyle w:val="ListParagraph"/>
+        <w:numPr>
+          <w:ilvl w:val="0"/>
+          <w:numId w:val="5"/>
+        </w:numPr>
+        <w:rPr/>
+      </w:pPr>
+      <w:r>
+        <w:rPr/>
+        <w:t>Robert Gabrielsson and Juho Mänttäri gave feedback and took an active part in the group discussion.</w:t>
       </w:r>
     </w:p>
     <w:p>
       <w:pPr>
-        <w:pStyle w:val="Heading1"/>
-      </w:pPr>
-      <w:r>
-        <w:lastRenderedPageBreak/>
-        <w:t>The Service</w:t>
+        <w:pStyle w:val="Normal"/>
+      </w:pPr>
+      <w:r>
+        <w:rPr/>
+        <w:t xml:space="preserve"> </w:t>
       </w:r>
     </w:p>
     <w:p>
       <w:pPr>
+        <w:pStyle w:val="Normal"/>
+      </w:pPr>
+      <w:r>
+        <w:rPr/>
+        <w:t>Everyone contributed to the safari, and each member's input was valued.</w:t>
+      </w:r>
+    </w:p>
+    <w:p>
+      <w:pPr>
+        <w:pStyle w:val="Heading2"/>
+        <w:rPr>
+          <w:rFonts w:ascii="Noto Sans" w:hAnsi="Noto Sans" w:eastAsia="Noto Sans" w:cs="Noto Sans"/>
+          <w:color w:val="000000" w:themeColor="text1" w:themeTint="FF" w:themeShade="FF"/>
+        </w:rPr>
+      </w:pPr>
+      <w:r>
+        <w:rPr/>
+        <w:t>O</w:t>
+      </w:r>
+      <w:r>
+        <w:rPr/>
+        <w:t>ur process of using the service</w:t>
+      </w:r>
+    </w:p>
+    <w:p>
+      <w:pPr>
+        <w:rPr>
+          <w:rFonts w:ascii="Aptos" w:hAnsi="Aptos" w:eastAsia="Aptos" w:cs="Aptos" w:asciiTheme="minorAscii" w:hAnsiTheme="minorAscii" w:eastAsiaTheme="minorAscii" w:cstheme="minorAscii"/>
+          <w:color w:val="000000" w:themeColor="text1" w:themeTint="FF" w:themeShade="FF"/>
+        </w:rPr>
+      </w:pPr>
+      <w:r>
+        <w:rPr>
+          <w:rFonts w:ascii="Aptos" w:hAnsi="Aptos" w:eastAsia="Aptos" w:cs="Aptos" w:asciiTheme="minorAscii" w:hAnsiTheme="minorAscii" w:eastAsiaTheme="minorAscii" w:cstheme="minorAscii"/>
+          <w:color w:val="000000" w:themeColor="text1" w:themeTint="FF" w:themeShade="FF"/>
+        </w:rPr>
+        <w:t xml:space="preserve">We logged in with our LUT credentials, opened LUT primo, searched the </w:t>
+      </w:r>
+      <w:r>
+        <w:rPr>
+          <w:rFonts w:ascii="Aptos" w:hAnsi="Aptos" w:eastAsia="Aptos" w:cs="Aptos" w:asciiTheme="minorAscii" w:hAnsiTheme="minorAscii" w:eastAsiaTheme="minorAscii" w:cstheme="minorAscii"/>
+          <w:color w:val="000000" w:themeColor="text1" w:themeTint="FF" w:themeShade="FF"/>
+        </w:rPr>
+        <w:t>title</w:t>
+      </w:r>
+      <w:r>
+        <w:rPr>
+          <w:rFonts w:ascii="Aptos" w:hAnsi="Aptos" w:eastAsia="Aptos" w:cs="Aptos" w:asciiTheme="minorAscii" w:hAnsiTheme="minorAscii" w:eastAsiaTheme="minorAscii" w:cstheme="minorAscii"/>
+          <w:color w:val="000000" w:themeColor="text1" w:themeTint="FF" w:themeShade="FF"/>
+        </w:rPr>
+        <w:t xml:space="preserve"> </w:t>
+      </w:r>
+      <w:r>
+        <w:rPr>
+          <w:rFonts w:ascii="Aptos" w:hAnsi="Aptos" w:eastAsia="Aptos" w:cs="Aptos" w:asciiTheme="minorAscii" w:hAnsiTheme="minorAscii" w:eastAsiaTheme="minorAscii" w:cstheme="minorAscii"/>
+          <w:color w:val="000000" w:themeColor="text1" w:themeTint="FF" w:themeShade="FF"/>
+        </w:rPr>
+        <w:t>“</w:t>
+      </w:r>
+      <w:r>
+        <w:rPr>
+          <w:rFonts w:ascii="Aptos" w:hAnsi="Aptos" w:eastAsia="Aptos" w:cs="Aptos" w:asciiTheme="minorAscii" w:hAnsiTheme="minorAscii" w:eastAsiaTheme="minorAscii" w:cstheme="minorAscii"/>
+          <w:i w:val="1"/>
+          <w:iCs w:val="1"/>
+          <w:color w:val="000000" w:themeColor="text1" w:themeTint="FF" w:themeShade="FF"/>
+        </w:rPr>
+        <w:t>Service Design: From Insight to Implementation</w:t>
+      </w:r>
+      <w:r>
+        <w:rPr>
+          <w:rFonts w:ascii="Aptos" w:hAnsi="Aptos" w:eastAsia="Aptos" w:cs="Aptos" w:asciiTheme="minorAscii" w:hAnsiTheme="minorAscii" w:eastAsiaTheme="minorAscii" w:cstheme="minorAscii"/>
+          <w:color w:val="000000" w:themeColor="text1" w:themeTint="FF" w:themeShade="FF"/>
+        </w:rPr>
+        <w:t>”</w:t>
+      </w:r>
+      <w:r>
+        <w:rPr>
+          <w:rFonts w:ascii="Aptos" w:hAnsi="Aptos" w:eastAsia="Aptos" w:cs="Aptos" w:asciiTheme="minorAscii" w:hAnsiTheme="minorAscii" w:eastAsiaTheme="minorAscii" w:cstheme="minorAscii"/>
+          <w:color w:val="000000" w:themeColor="text1" w:themeTint="FF" w:themeShade="FF"/>
+        </w:rPr>
+        <w:t>,</w:t>
+      </w:r>
+      <w:r>
+        <w:rPr>
+          <w:rFonts w:ascii="Aptos" w:hAnsi="Aptos" w:eastAsia="Aptos" w:cs="Aptos" w:asciiTheme="minorAscii" w:hAnsiTheme="minorAscii" w:eastAsiaTheme="minorAscii" w:cstheme="minorAscii"/>
+          <w:color w:val="000000" w:themeColor="text1" w:themeTint="FF" w:themeShade="FF"/>
+        </w:rPr>
+        <w:t xml:space="preserve"> opened its details page, and clicked the link to read and borrow the book online.</w:t>
+      </w:r>
+    </w:p>
+    <w:p>
+      <w:pPr>
+        <w:pStyle w:val="Heading2"/>
+      </w:pPr>
+      <w:r>
+        <w:rPr/>
+        <w:t>Were you skilled users, normal users, or special-needs users during the safari?</w:t>
+      </w:r>
+    </w:p>
+    <w:p>
+      <w:pPr>
+        <w:pStyle w:val="Normal"/>
+      </w:pPr>
+      <w:r>
+        <w:rPr/>
+        <w:t xml:space="preserve">Normal users. </w:t>
+      </w:r>
+      <w:r>
+        <w:rPr/>
+        <w:t>A few of us ha</w:t>
+      </w:r>
+      <w:r>
+        <w:rPr/>
+        <w:t xml:space="preserve">d </w:t>
+      </w:r>
+      <w:r>
+        <w:rPr/>
+        <w:t>previously borrowed books online</w:t>
+      </w:r>
+      <w:r>
+        <w:rPr/>
+        <w:t>, but not from LUT Primo.</w:t>
+      </w:r>
+    </w:p>
+    <w:p>
+      <w:pPr>
+        <w:pStyle w:val="Heading2"/>
+        <w:rPr>
+          <w:rFonts w:ascii="Noto Sans" w:hAnsi="Noto Sans" w:eastAsia="Noto Sans" w:cs="Noto Sans"/>
+          <w:color w:val="000000" w:themeColor="text1" w:themeTint="FF" w:themeShade="FF"/>
+        </w:rPr>
+      </w:pPr>
+      <w:r>
+        <w:rPr/>
+        <w:t>Key documentation:</w:t>
+      </w:r>
+    </w:p>
+    <w:p>
+      <w:pPr/>
+      <w:r>
+        <w:drawing>
+          <wp:inline wp14:editId="717DEB1A" wp14:anchorId="715C4DF5">
+            <wp:extent cx="5724525" cy="3219450"/>
+            <wp:effectExtent l="0" t="0" r="0" b="0"/>
+            <wp:docPr id="1799435382" name="drawing"/>
+            <wp:cNvGraphicFramePr>
+              <a:graphicFrameLocks noChangeAspect="1"/>
+            </wp:cNvGraphicFramePr>
+            <a:graphic>
+              <a:graphicData xmlns:a="http://schemas.openxmlformats.org/drawingml/2006/main" uri="http://schemas.openxmlformats.org/drawingml/2006/picture">
+                <pic:pic xmlns:pic="http://schemas.openxmlformats.org/drawingml/2006/picture">
+                  <pic:nvPicPr>
+                    <pic:cNvPr id="1799435382" name="Picture 1799435382"/>
+                    <pic:cNvPicPr/>
+                  </pic:nvPicPr>
+                  <pic:blipFill>
+                    <a:blip xmlns:r="http://schemas.openxmlformats.org/officeDocument/2006/relationships" r:embed="rId829539446">
+                      <a:extLst>
+                        <a:ext uri="{28A0092B-C50C-407E-A947-70E740481C1C}">
+                          <a14:useLocalDpi xmlns:a14="http://schemas.microsoft.com/office/drawing/2010/main"/>
+                        </a:ext>
+                      </a:extLst>
+                    </a:blip>
+                    <a:stretch>
+                      <a:fillRect/>
+                    </a:stretch>
+                  </pic:blipFill>
+                  <pic:spPr>
+                    <a:xfrm>
+                      <a:off x="0" y="0"/>
+                      <a:ext cx="5724525" cy="3219450"/>
+                    </a:xfrm>
+                    <a:prstGeom prst="rect">
+                      <a:avLst/>
+                    </a:prstGeom>
+                  </pic:spPr>
+                </pic:pic>
+              </a:graphicData>
+            </a:graphic>
+          </wp:inline>
+        </w:drawing>
+      </w:r>
+      <w:r>
+        <w:rPr>
+          <w:i w:val="1"/>
+          <w:iCs w:val="1"/>
+          <w:sz w:val="22"/>
+          <w:szCs w:val="22"/>
+        </w:rPr>
+        <w:t>Figure 1. Our service journey in LUT Primo: entering Primo from eLUT, Moodle or the library page, searching for the book, opening its details page, and reading the e-book.</w:t>
+      </w:r>
+    </w:p>
+    <w:p>
+      <w:pPr>
+        <w:pStyle w:val="ListParagraph"/>
+        <w:numPr>
+          <w:ilvl w:val="0"/>
+          <w:numId w:val="6"/>
+        </w:numPr>
+        <w:bidi w:val="0"/>
+        <w:spacing w:before="0" w:beforeAutospacing="off" w:after="0" w:afterAutospacing="off"/>
+        <w:jc w:val="left"/>
+        <w:rPr>
+          <w:rFonts w:ascii="Aptos" w:hAnsi="Aptos" w:eastAsia="Aptos" w:cs="Aptos" w:asciiTheme="minorAscii" w:hAnsiTheme="minorAscii" w:eastAsiaTheme="minorAscii" w:cstheme="minorAscii"/>
+          <w:noProof w:val="0"/>
+          <w:sz w:val="24"/>
+          <w:szCs w:val="24"/>
+          <w:lang w:val="en-US"/>
+        </w:rPr>
+      </w:pPr>
+      <w:r>
+        <w:rPr>
+          <w:rFonts w:ascii="Aptos" w:hAnsi="Aptos" w:eastAsia="Aptos" w:cs="Aptos" w:asciiTheme="minorAscii" w:hAnsiTheme="minorAscii" w:eastAsiaTheme="minorAscii" w:cstheme="minorAscii"/>
+          <w:noProof w:val="0"/>
+          <w:sz w:val="24"/>
+          <w:szCs w:val="24"/>
+          <w:lang w:val="en-US"/>
+        </w:rPr>
+        <w:t>Start: Logging in with LUT credentials and op</w:t>
+      </w:r>
+      <w:r>
+        <w:rPr>
+          <w:rFonts w:ascii="Aptos" w:hAnsi="Aptos" w:eastAsia="Aptos" w:cs="Aptos" w:asciiTheme="minorAscii" w:hAnsiTheme="minorAscii" w:eastAsiaTheme="minorAscii" w:cstheme="minorAscii"/>
+          <w:noProof w:val="0"/>
+          <w:sz w:val="24"/>
+          <w:szCs w:val="24"/>
+          <w:lang w:val="en-US"/>
+        </w:rPr>
+        <w:t xml:space="preserve">ening </w:t>
+      </w:r>
+      <w:r>
+        <w:rPr>
+          <w:rFonts w:ascii="Aptos" w:hAnsi="Aptos" w:eastAsia="Aptos" w:cs="Aptos" w:asciiTheme="minorAscii" w:hAnsiTheme="minorAscii" w:eastAsiaTheme="minorAscii" w:cstheme="minorAscii"/>
+          <w:noProof w:val="0"/>
+          <w:sz w:val="24"/>
+          <w:szCs w:val="24"/>
+          <w:lang w:val="en-US"/>
+        </w:rPr>
+        <w:t xml:space="preserve">Primo from the library page, </w:t>
+      </w:r>
+      <w:r>
+        <w:rPr>
+          <w:rFonts w:ascii="Aptos" w:hAnsi="Aptos" w:eastAsia="Aptos" w:cs="Aptos" w:asciiTheme="minorAscii" w:hAnsiTheme="minorAscii" w:eastAsiaTheme="minorAscii" w:cstheme="minorAscii"/>
+          <w:noProof w:val="0"/>
+          <w:sz w:val="24"/>
+          <w:szCs w:val="24"/>
+          <w:lang w:val="en-US"/>
+        </w:rPr>
+        <w:t>eLUT</w:t>
+      </w:r>
+      <w:r>
+        <w:rPr>
+          <w:rFonts w:ascii="Aptos" w:hAnsi="Aptos" w:eastAsia="Aptos" w:cs="Aptos" w:asciiTheme="minorAscii" w:hAnsiTheme="minorAscii" w:eastAsiaTheme="minorAscii" w:cstheme="minorAscii"/>
+          <w:noProof w:val="0"/>
+          <w:sz w:val="24"/>
+          <w:szCs w:val="24"/>
+          <w:lang w:val="en-US"/>
+        </w:rPr>
+        <w:t xml:space="preserve"> or Moodle.</w:t>
+      </w:r>
+    </w:p>
+    <w:p>
+      <w:pPr>
+        <w:pStyle w:val="ListParagraph"/>
+        <w:numPr>
+          <w:ilvl w:val="0"/>
+          <w:numId w:val="6"/>
+        </w:numPr>
+        <w:bidi w:val="0"/>
+        <w:spacing w:before="0" w:beforeAutospacing="off" w:after="0" w:afterAutospacing="off"/>
+        <w:jc w:val="left"/>
+        <w:rPr>
+          <w:rFonts w:ascii="Aptos" w:hAnsi="Aptos" w:eastAsia="Aptos" w:cs="Aptos" w:asciiTheme="minorAscii" w:hAnsiTheme="minorAscii" w:eastAsiaTheme="minorAscii" w:cstheme="minorAscii"/>
+          <w:noProof w:val="0"/>
+          <w:sz w:val="24"/>
+          <w:szCs w:val="24"/>
+          <w:lang w:val="en-US"/>
+        </w:rPr>
+      </w:pPr>
+      <w:r>
+        <w:rPr>
+          <w:rFonts w:ascii="Aptos" w:hAnsi="Aptos" w:eastAsia="Aptos" w:cs="Aptos" w:asciiTheme="minorAscii" w:hAnsiTheme="minorAscii" w:eastAsiaTheme="minorAscii" w:cstheme="minorAscii"/>
+          <w:noProof w:val="0"/>
+          <w:sz w:val="24"/>
+          <w:szCs w:val="24"/>
+          <w:lang w:val="en-US"/>
+        </w:rPr>
+        <w:t>Search: Searching for the book title in Primo.</w:t>
+      </w:r>
+    </w:p>
+    <w:p>
+      <w:pPr>
+        <w:pStyle w:val="ListParagraph"/>
+        <w:numPr>
+          <w:ilvl w:val="0"/>
+          <w:numId w:val="6"/>
+        </w:numPr>
+        <w:bidi w:val="0"/>
+        <w:spacing w:before="0" w:beforeAutospacing="off" w:after="0" w:afterAutospacing="off"/>
+        <w:jc w:val="left"/>
+        <w:rPr>
+          <w:rFonts w:ascii="Aptos" w:hAnsi="Aptos" w:eastAsia="Aptos" w:cs="Aptos" w:asciiTheme="minorAscii" w:hAnsiTheme="minorAscii" w:eastAsiaTheme="minorAscii" w:cstheme="minorAscii"/>
+          <w:noProof w:val="0"/>
+          <w:sz w:val="24"/>
+          <w:szCs w:val="24"/>
+          <w:lang w:val="en-US"/>
+        </w:rPr>
+      </w:pPr>
+      <w:r>
+        <w:rPr>
+          <w:rFonts w:ascii="Aptos" w:hAnsi="Aptos" w:eastAsia="Aptos" w:cs="Aptos" w:asciiTheme="minorAscii" w:hAnsiTheme="minorAscii" w:eastAsiaTheme="minorAscii" w:cstheme="minorAscii"/>
+          <w:noProof w:val="0"/>
+          <w:sz w:val="24"/>
+          <w:szCs w:val="24"/>
+          <w:lang w:val="en-US"/>
+        </w:rPr>
+        <w:t xml:space="preserve">Details page: </w:t>
+      </w:r>
+      <w:r>
+        <w:rPr>
+          <w:rFonts w:ascii="Aptos" w:hAnsi="Aptos" w:eastAsia="Aptos" w:cs="Aptos" w:asciiTheme="minorAscii" w:hAnsiTheme="minorAscii" w:eastAsiaTheme="minorAscii" w:cstheme="minorAscii"/>
+          <w:noProof w:val="0"/>
+          <w:sz w:val="24"/>
+          <w:szCs w:val="24"/>
+          <w:lang w:val="en-US"/>
+        </w:rPr>
+        <w:t>Open</w:t>
+      </w:r>
+      <w:r>
+        <w:rPr>
+          <w:rFonts w:ascii="Aptos" w:hAnsi="Aptos" w:eastAsia="Aptos" w:cs="Aptos" w:asciiTheme="minorAscii" w:hAnsiTheme="minorAscii" w:eastAsiaTheme="minorAscii" w:cstheme="minorAscii"/>
+          <w:noProof w:val="0"/>
+          <w:sz w:val="24"/>
+          <w:szCs w:val="24"/>
+          <w:lang w:val="en-US"/>
+        </w:rPr>
+        <w:t>ing</w:t>
+      </w:r>
+      <w:r>
+        <w:rPr>
+          <w:rFonts w:ascii="Aptos" w:hAnsi="Aptos" w:eastAsia="Aptos" w:cs="Aptos" w:asciiTheme="minorAscii" w:hAnsiTheme="minorAscii" w:eastAsiaTheme="minorAscii" w:cstheme="minorAscii"/>
+          <w:noProof w:val="0"/>
+          <w:sz w:val="24"/>
+          <w:szCs w:val="24"/>
+          <w:lang w:val="en-US"/>
+        </w:rPr>
+        <w:t xml:space="preserve"> the</w:t>
+      </w:r>
+      <w:r>
+        <w:rPr>
+          <w:rFonts w:ascii="Aptos" w:hAnsi="Aptos" w:eastAsia="Aptos" w:cs="Aptos" w:asciiTheme="minorAscii" w:hAnsiTheme="minorAscii" w:eastAsiaTheme="minorAscii" w:cstheme="minorAscii"/>
+          <w:noProof w:val="0"/>
+          <w:sz w:val="24"/>
+          <w:szCs w:val="24"/>
+          <w:lang w:val="en-US"/>
+        </w:rPr>
+        <w:t xml:space="preserve"> </w:t>
+      </w:r>
+      <w:r>
+        <w:rPr>
+          <w:rFonts w:ascii="Aptos" w:hAnsi="Aptos" w:eastAsia="Aptos" w:cs="Aptos" w:asciiTheme="minorAscii" w:hAnsiTheme="minorAscii" w:eastAsiaTheme="minorAscii" w:cstheme="minorAscii"/>
+          <w:noProof w:val="0"/>
+          <w:sz w:val="24"/>
+          <w:szCs w:val="24"/>
+          <w:lang w:val="en-US"/>
+        </w:rPr>
+        <w:t>book's</w:t>
+      </w:r>
+      <w:r>
+        <w:rPr>
+          <w:rFonts w:ascii="Aptos" w:hAnsi="Aptos" w:eastAsia="Aptos" w:cs="Aptos" w:asciiTheme="minorAscii" w:hAnsiTheme="minorAscii" w:eastAsiaTheme="minorAscii" w:cstheme="minorAscii"/>
+          <w:noProof w:val="0"/>
+          <w:sz w:val="24"/>
+          <w:szCs w:val="24"/>
+          <w:lang w:val="en-US"/>
+        </w:rPr>
+        <w:t xml:space="preserve"> page</w:t>
+      </w:r>
+      <w:r>
+        <w:rPr>
+          <w:rFonts w:ascii="Aptos" w:hAnsi="Aptos" w:eastAsia="Aptos" w:cs="Aptos" w:asciiTheme="minorAscii" w:hAnsiTheme="minorAscii" w:eastAsiaTheme="minorAscii" w:cstheme="minorAscii"/>
+          <w:noProof w:val="0"/>
+          <w:sz w:val="24"/>
+          <w:szCs w:val="24"/>
+          <w:lang w:val="en-US"/>
+        </w:rPr>
+        <w:t xml:space="preserve"> and find</w:t>
+      </w:r>
+      <w:r>
+        <w:rPr>
+          <w:rFonts w:ascii="Aptos" w:hAnsi="Aptos" w:eastAsia="Aptos" w:cs="Aptos" w:asciiTheme="minorAscii" w:hAnsiTheme="minorAscii" w:eastAsiaTheme="minorAscii" w:cstheme="minorAscii"/>
+          <w:noProof w:val="0"/>
+          <w:sz w:val="24"/>
+          <w:szCs w:val="24"/>
+          <w:lang w:val="en-US"/>
+        </w:rPr>
+        <w:t xml:space="preserve"> the link to the e-book.</w:t>
+      </w:r>
+    </w:p>
+    <w:p>
+      <w:pPr>
+        <w:pStyle w:val="ListParagraph"/>
+        <w:numPr>
+          <w:ilvl w:val="0"/>
+          <w:numId w:val="6"/>
+        </w:numPr>
+        <w:bidi w:val="0"/>
+        <w:spacing w:before="0" w:beforeAutospacing="off" w:after="0" w:afterAutospacing="off"/>
+        <w:jc w:val="left"/>
+        <w:rPr>
+          <w:rFonts w:ascii="Aptos" w:hAnsi="Aptos" w:eastAsia="Aptos" w:cs="Aptos" w:asciiTheme="minorAscii" w:hAnsiTheme="minorAscii" w:eastAsiaTheme="minorAscii" w:cstheme="minorAscii"/>
+          <w:noProof w:val="0"/>
+          <w:sz w:val="24"/>
+          <w:szCs w:val="24"/>
+          <w:lang w:val="en-US"/>
+        </w:rPr>
+      </w:pPr>
+      <w:r>
+        <w:rPr>
+          <w:rFonts w:ascii="Aptos" w:hAnsi="Aptos" w:eastAsia="Aptos" w:cs="Aptos" w:asciiTheme="minorAscii" w:hAnsiTheme="minorAscii" w:eastAsiaTheme="minorAscii" w:cstheme="minorAscii"/>
+          <w:noProof w:val="0"/>
+          <w:sz w:val="24"/>
+          <w:szCs w:val="24"/>
+          <w:lang w:val="en-US"/>
+        </w:rPr>
+        <w:t xml:space="preserve">End: </w:t>
+      </w:r>
+      <w:r>
+        <w:rPr>
+          <w:rFonts w:ascii="Aptos" w:hAnsi="Aptos" w:eastAsia="Aptos" w:cs="Aptos" w:asciiTheme="minorAscii" w:hAnsiTheme="minorAscii" w:eastAsiaTheme="minorAscii" w:cstheme="minorAscii"/>
+          <w:noProof w:val="0"/>
+          <w:sz w:val="24"/>
+          <w:szCs w:val="24"/>
+          <w:lang w:val="en-US"/>
+        </w:rPr>
+        <w:t>Clicking on the</w:t>
+      </w:r>
+      <w:r>
+        <w:rPr>
+          <w:rFonts w:ascii="Aptos" w:hAnsi="Aptos" w:eastAsia="Aptos" w:cs="Aptos" w:asciiTheme="minorAscii" w:hAnsiTheme="minorAscii" w:eastAsiaTheme="minorAscii" w:cstheme="minorAscii"/>
+          <w:noProof w:val="0"/>
+          <w:sz w:val="24"/>
+          <w:szCs w:val="24"/>
+          <w:lang w:val="en-US"/>
+        </w:rPr>
+        <w:t xml:space="preserve"> </w:t>
+      </w:r>
+      <w:r>
+        <w:rPr>
+          <w:rFonts w:ascii="Aptos" w:hAnsi="Aptos" w:eastAsia="Aptos" w:cs="Aptos" w:asciiTheme="minorAscii" w:hAnsiTheme="minorAscii" w:eastAsiaTheme="minorAscii" w:cstheme="minorAscii"/>
+          <w:noProof w:val="0"/>
+          <w:sz w:val="24"/>
+          <w:szCs w:val="24"/>
+          <w:lang w:val="en-US"/>
+        </w:rPr>
+        <w:t xml:space="preserve">link and accessing the </w:t>
+      </w:r>
+      <w:r>
+        <w:rPr>
+          <w:rFonts w:ascii="Aptos" w:hAnsi="Aptos" w:eastAsia="Aptos" w:cs="Aptos" w:asciiTheme="minorAscii" w:hAnsiTheme="minorAscii" w:eastAsiaTheme="minorAscii" w:cstheme="minorAscii"/>
+          <w:noProof w:val="0"/>
+          <w:sz w:val="24"/>
+          <w:szCs w:val="24"/>
+          <w:lang w:val="en-US"/>
+        </w:rPr>
+        <w:t xml:space="preserve">readable </w:t>
+      </w:r>
+      <w:r>
+        <w:rPr>
+          <w:rFonts w:ascii="Aptos" w:hAnsi="Aptos" w:eastAsia="Aptos" w:cs="Aptos" w:asciiTheme="minorAscii" w:hAnsiTheme="minorAscii" w:eastAsiaTheme="minorAscii" w:cstheme="minorAscii"/>
+          <w:noProof w:val="0"/>
+          <w:sz w:val="24"/>
+          <w:szCs w:val="24"/>
+          <w:lang w:val="en-US"/>
+        </w:rPr>
+        <w:t xml:space="preserve">e-book </w:t>
+      </w:r>
+      <w:r>
+        <w:rPr>
+          <w:rFonts w:ascii="Aptos" w:hAnsi="Aptos" w:eastAsia="Aptos" w:cs="Aptos" w:asciiTheme="minorAscii" w:hAnsiTheme="minorAscii" w:eastAsiaTheme="minorAscii" w:cstheme="minorAscii"/>
+          <w:noProof w:val="0"/>
+          <w:sz w:val="24"/>
+          <w:szCs w:val="24"/>
+          <w:lang w:val="en-US"/>
+        </w:rPr>
+        <w:t>in the browser.</w:t>
+      </w:r>
+    </w:p>
+    <w:p>
+      <w:pPr>
+        <w:pStyle w:val="Normal"/>
+        <w:suppressLineNumbers w:val="0"/>
+        <w:bidi w:val="0"/>
+        <w:spacing w:before="0" w:beforeAutospacing="off" w:after="160" w:afterAutospacing="off" w:line="278" w:lineRule="auto"/>
+        <w:ind w:left="0" w:right="0"/>
+        <w:jc w:val="left"/>
+        <w:rPr>
+          <w:rFonts w:ascii="Noto Sans" w:hAnsi="Noto Sans" w:eastAsia="Noto Sans" w:cs="Noto Sans"/>
+          <w:color w:val="000000" w:themeColor="text1" w:themeTint="FF" w:themeShade="FF"/>
+        </w:rPr>
+      </w:pPr>
+    </w:p>
+    <w:p>
+      <w:pPr>
+        <w:pStyle w:val="Heading2"/>
+      </w:pPr>
+      <w:r>
+        <w:rPr/>
+        <w:t xml:space="preserve">What worked well </w:t>
+      </w:r>
+    </w:p>
+    <w:p>
+      <w:pPr>
+        <w:pStyle w:val="ListParagraph"/>
+        <w:numPr>
+          <w:ilvl w:val="0"/>
+          <w:numId w:val="7"/>
+        </w:numPr>
+        <w:rPr/>
+      </w:pPr>
+      <w:r>
+        <w:rPr/>
+        <w:t xml:space="preserve">SSO (Single sign-on): Once we were logged in with our LUT credentials, Primo opened directly. No extra account or password was needed. </w:t>
+      </w:r>
+    </w:p>
+    <w:p>
+      <w:pPr>
+        <w:pStyle w:val="ListParagraph"/>
+        <w:numPr>
+          <w:ilvl w:val="0"/>
+          <w:numId w:val="8"/>
+        </w:numPr>
+        <w:rPr/>
+      </w:pPr>
+      <w:r>
+        <w:rPr/>
+        <w:t xml:space="preserve">Many entry points: Primo </w:t>
+      </w:r>
+      <w:r>
+        <w:rPr/>
+        <w:t>can</w:t>
+      </w:r>
+      <w:r>
+        <w:rPr/>
+        <w:t xml:space="preserve"> be reached from the library website, </w:t>
+      </w:r>
+      <w:r>
+        <w:rPr/>
+        <w:t>eLUT</w:t>
+      </w:r>
+      <w:r>
+        <w:rPr/>
+        <w:t xml:space="preserve"> and Moodle. </w:t>
+      </w:r>
+    </w:p>
+    <w:p>
+      <w:pPr>
+        <w:pStyle w:val="ListParagraph"/>
+        <w:numPr>
+          <w:ilvl w:val="0"/>
+          <w:numId w:val="9"/>
+        </w:numPr>
+        <w:rPr/>
+      </w:pPr>
+      <w:r>
+        <w:rPr/>
+        <w:t>Fast and free: We found the book quickly and could start reading it right away at no cost.</w:t>
+      </w:r>
+    </w:p>
+    <w:p>
+      <w:pPr>
+        <w:pStyle w:val="Heading2"/>
+      </w:pPr>
+      <w:r>
+        <w:rPr/>
+        <w:t xml:space="preserve">What </w:t>
+      </w:r>
+      <w:r>
+        <w:rPr/>
+        <w:t>didn’t</w:t>
+      </w:r>
+      <w:r>
+        <w:rPr/>
+        <w:t xml:space="preserve"> work well </w:t>
+      </w:r>
+    </w:p>
+    <w:p>
+      <w:pPr>
+        <w:pStyle w:val="ListParagraph"/>
+        <w:numPr>
+          <w:ilvl w:val="0"/>
+          <w:numId w:val="10"/>
+        </w:numPr>
+        <w:rPr/>
+      </w:pPr>
+      <w:r>
+        <w:rPr/>
+        <w:t xml:space="preserve">Unclear login: The automatic access was convenient, but Primo did not say that </w:t>
+      </w:r>
+      <w:r>
+        <w:rPr/>
+        <w:t>a separate login was not</w:t>
+      </w:r>
+      <w:r>
+        <w:rPr/>
+        <w:t xml:space="preserve"> </w:t>
+      </w:r>
+      <w:r>
+        <w:rPr/>
+        <w:t>required</w:t>
+      </w:r>
+      <w:r>
+        <w:rPr/>
+        <w:t>. At first, we were unsure whether we had to sign in again.</w:t>
+      </w:r>
+    </w:p>
+    <w:p>
+      <w:pPr>
+        <w:pStyle w:val="ListParagraph"/>
+        <w:numPr>
+          <w:ilvl w:val="0"/>
+          <w:numId w:val="11"/>
+        </w:numPr>
+        <w:rPr/>
+      </w:pPr>
+      <w:r>
+        <w:rPr/>
+        <w:t xml:space="preserve">Hard-to-see link: </w:t>
+      </w:r>
+      <w:r>
+        <w:rPr/>
+        <w:t xml:space="preserve">In the book's details </w:t>
+      </w:r>
+      <w:r>
+        <w:rPr/>
+        <w:t>page</w:t>
+      </w:r>
+      <w:r>
+        <w:rPr/>
+        <w:t xml:space="preserve">, the link to open the e-book was </w:t>
+      </w:r>
+      <w:r>
+        <w:rPr/>
+        <w:t>just</w:t>
+      </w:r>
+      <w:r>
+        <w:rPr/>
+        <w:t xml:space="preserve"> a</w:t>
+      </w:r>
+      <w:r>
+        <w:rPr/>
+        <w:t xml:space="preserve"> </w:t>
+      </w:r>
+      <w:r>
+        <w:rPr/>
+        <w:t>black text</w:t>
+      </w:r>
+      <w:r>
+        <w:rPr/>
+        <w:t xml:space="preserve"> with a tiny arrow. Links are </w:t>
+      </w:r>
+      <w:r>
+        <w:rPr/>
+        <w:t>generally blue-colored</w:t>
+      </w:r>
+      <w:r>
+        <w:rPr/>
+        <w:t xml:space="preserve"> and underlined,</w:t>
+      </w:r>
+      <w:r>
+        <w:rPr/>
+        <w:t xml:space="preserve"> so this one was easy to miss.</w:t>
+      </w:r>
+    </w:p>
+    <w:p>
+      <w:pPr>
+        <w:pStyle w:val="Normal"/>
+      </w:pPr>
+      <w:r>
+        <w:rPr/>
+        <w:t>For more pictures from the Service Safari, please refer to the Appendix.</w:t>
+      </w:r>
+    </w:p>
+    <w:p>
+      <w:pPr>
+        <w:pStyle w:val="Normal"/>
+      </w:pPr>
+    </w:p>
+    <w:p>
+      <w:pPr>
+        <w:pStyle w:val="Heading1"/>
+      </w:pPr>
+      <w:r>
+        <w:rPr/>
+        <w:t xml:space="preserve">3. </w:t>
+      </w:r>
+      <w:r>
+        <w:rPr/>
+        <w:t>A</w:t>
+      </w:r>
+      <w:r>
+        <w:rPr/>
+        <w:t>nalysis of the Service</w:t>
+      </w:r>
+    </w:p>
+    <w:tbl>
+      <w:tblPr>
+        <w:tblStyle w:val="TableGrid"/>
+        <w:tblW w:w="0" w:type="auto"/>
+        <w:tblLook w:val="06A0" w:firstRow="1" w:lastRow="0" w:firstColumn="1" w:lastColumn="0" w:noHBand="1" w:noVBand="1"/>
+      </w:tblPr>
+      <w:tblGrid>
+        <w:gridCol w:w="4508"/>
+        <w:gridCol w:w="4508"/>
+      </w:tblGrid>
+      <w:tr>
+        <w:trPr>
+          <w:trHeight w:val="300"/>
+        </w:trPr>
+        <w:tc>
+          <w:tcPr>
+            <w:tcW w:w="4508" w:type="dxa"/>
+            <w:tcMar/>
+          </w:tcPr>
+          <w:p>
+            <w:pPr>
+              <w:pStyle w:val="NormalWeb"/>
+              <w:shd w:val="clear" w:color="auto" w:fill="FFFFFF" w:themeFill="background1"/>
+              <w:ind w:left="0"/>
+              <w:rPr>
+                <w:rFonts w:ascii="Aptos" w:hAnsi="Aptos" w:eastAsia="Aptos" w:cs="Aptos" w:asciiTheme="minorAscii" w:hAnsiTheme="minorAscii" w:eastAsiaTheme="minorAscii" w:cstheme="minorAscii"/>
+                <w:color w:val="000000" w:themeColor="text1" w:themeTint="FF" w:themeShade="FF"/>
+              </w:rPr>
+            </w:pPr>
+            <w:r>
+              <w:rPr>
+                <w:rFonts w:ascii="Aptos" w:hAnsi="Aptos" w:eastAsia="Aptos" w:cs="Aptos" w:asciiTheme="minorAscii" w:hAnsiTheme="minorAscii" w:eastAsiaTheme="minorAscii" w:cstheme="minorAscii"/>
+                <w:color w:val="000000" w:themeColor="text1" w:themeTint="FF" w:themeShade="FF"/>
+              </w:rPr>
+              <w:t xml:space="preserve">Who are the key actors (people, technologies, </w:t>
+            </w:r>
+            <w:r>
+              <w:rPr>
+                <w:rFonts w:ascii="Aptos" w:hAnsi="Aptos" w:eastAsia="Aptos" w:cs="Aptos" w:asciiTheme="minorAscii" w:hAnsiTheme="minorAscii" w:eastAsiaTheme="minorAscii" w:cstheme="minorAscii"/>
+                <w:color w:val="000000" w:themeColor="text1" w:themeTint="FF" w:themeShade="FF"/>
+              </w:rPr>
+              <w:t>organizations</w:t>
+            </w:r>
+            <w:r>
+              <w:rPr>
+                <w:rFonts w:ascii="Aptos" w:hAnsi="Aptos" w:eastAsia="Aptos" w:cs="Aptos" w:asciiTheme="minorAscii" w:hAnsiTheme="minorAscii" w:eastAsiaTheme="minorAscii" w:cstheme="minorAscii"/>
+                <w:color w:val="000000" w:themeColor="text1" w:themeTint="FF" w:themeShade="FF"/>
+              </w:rPr>
+              <w:t>) involved in providing, delivering, and using the service?</w:t>
+            </w:r>
+          </w:p>
+        </w:tc>
+        <w:tc>
+          <w:tcPr>
+            <w:tcW w:w="4508" w:type="dxa"/>
+            <w:tcMar/>
+          </w:tcPr>
+          <w:p>
+            <w:pPr>
+              <w:pStyle w:val="NormalWeb"/>
+              <w:rPr>
+                <w:rFonts w:ascii="Aptos" w:hAnsi="Aptos" w:eastAsia="Aptos" w:cs="Aptos" w:asciiTheme="minorAscii" w:hAnsiTheme="minorAscii" w:eastAsiaTheme="minorAscii" w:cstheme="minorAscii"/>
+                <w:color w:val="000000" w:themeColor="text1" w:themeTint="FF" w:themeShade="FF"/>
+              </w:rPr>
+            </w:pPr>
+            <w:r>
+              <w:rPr>
+                <w:rFonts w:ascii="Aptos" w:hAnsi="Aptos" w:eastAsia="Aptos" w:cs="Aptos" w:asciiTheme="minorAscii" w:hAnsiTheme="minorAscii" w:eastAsiaTheme="minorAscii" w:cstheme="minorAscii"/>
+                <w:color w:val="000000" w:themeColor="text1" w:themeTint="FF" w:themeShade="FF"/>
+              </w:rPr>
+              <w:t xml:space="preserve">LUT, </w:t>
+            </w:r>
+            <w:r>
+              <w:rPr>
+                <w:rFonts w:ascii="Aptos" w:hAnsi="Aptos" w:eastAsia="Aptos" w:cs="Aptos" w:asciiTheme="minorAscii" w:hAnsiTheme="minorAscii" w:eastAsiaTheme="minorAscii" w:cstheme="minorAscii"/>
+                <w:color w:val="000000" w:themeColor="text1" w:themeTint="FF" w:themeShade="FF"/>
+              </w:rPr>
+              <w:t>l</w:t>
+            </w:r>
+            <w:r>
+              <w:rPr>
+                <w:rFonts w:ascii="Aptos" w:hAnsi="Aptos" w:eastAsia="Aptos" w:cs="Aptos" w:asciiTheme="minorAscii" w:hAnsiTheme="minorAscii" w:eastAsiaTheme="minorAscii" w:cstheme="minorAscii"/>
+                <w:color w:val="000000" w:themeColor="text1" w:themeTint="FF" w:themeShade="FF"/>
+              </w:rPr>
+              <w:t>ibrary</w:t>
+            </w:r>
+            <w:r>
+              <w:rPr>
+                <w:rFonts w:ascii="Aptos" w:hAnsi="Aptos" w:eastAsia="Aptos" w:cs="Aptos" w:asciiTheme="minorAscii" w:hAnsiTheme="minorAscii" w:eastAsiaTheme="minorAscii" w:cstheme="minorAscii"/>
+                <w:color w:val="000000" w:themeColor="text1" w:themeTint="FF" w:themeShade="FF"/>
+              </w:rPr>
+              <w:t xml:space="preserve">, </w:t>
+            </w:r>
+            <w:r>
+              <w:rPr>
+                <w:rFonts w:ascii="Aptos" w:hAnsi="Aptos" w:eastAsia="Aptos" w:cs="Aptos" w:asciiTheme="minorAscii" w:hAnsiTheme="minorAscii" w:eastAsiaTheme="minorAscii" w:cstheme="minorAscii"/>
+                <w:color w:val="000000" w:themeColor="text1" w:themeTint="FF" w:themeShade="FF"/>
+              </w:rPr>
+              <w:t>students,</w:t>
+            </w:r>
+            <w:r>
+              <w:rPr>
+                <w:rFonts w:ascii="Aptos" w:hAnsi="Aptos" w:eastAsia="Aptos" w:cs="Aptos" w:asciiTheme="minorAscii" w:hAnsiTheme="minorAscii" w:eastAsiaTheme="minorAscii" w:cstheme="minorAscii"/>
+                <w:color w:val="000000" w:themeColor="text1" w:themeTint="FF" w:themeShade="FF"/>
+              </w:rPr>
+              <w:t xml:space="preserve"> and other LUT account holders</w:t>
+            </w:r>
+            <w:r>
+              <w:rPr>
+                <w:rFonts w:ascii="Aptos" w:hAnsi="Aptos" w:eastAsia="Aptos" w:cs="Aptos" w:asciiTheme="minorAscii" w:hAnsiTheme="minorAscii" w:eastAsiaTheme="minorAscii" w:cstheme="minorAscii"/>
+                <w:color w:val="000000" w:themeColor="text1" w:themeTint="FF" w:themeShade="FF"/>
+              </w:rPr>
+              <w:t xml:space="preserve">, laptops, </w:t>
+            </w:r>
+            <w:r>
+              <w:rPr>
+                <w:rFonts w:ascii="Aptos" w:hAnsi="Aptos" w:eastAsia="Aptos" w:cs="Aptos" w:asciiTheme="minorAscii" w:hAnsiTheme="minorAscii" w:eastAsiaTheme="minorAscii" w:cstheme="minorAscii"/>
+                <w:color w:val="000000" w:themeColor="text1" w:themeTint="FF" w:themeShade="FF"/>
+              </w:rPr>
+              <w:t>browsers, and</w:t>
+            </w:r>
+            <w:r>
+              <w:rPr>
+                <w:rFonts w:ascii="Aptos" w:hAnsi="Aptos" w:eastAsia="Aptos" w:cs="Aptos" w:asciiTheme="minorAscii" w:hAnsiTheme="minorAscii" w:eastAsiaTheme="minorAscii" w:cstheme="minorAscii"/>
+                <w:color w:val="000000" w:themeColor="text1" w:themeTint="FF" w:themeShade="FF"/>
+              </w:rPr>
+              <w:t xml:space="preserve"> internet service providers.</w:t>
+            </w:r>
+          </w:p>
+        </w:tc>
+      </w:tr>
+      <w:tr>
+        <w:trPr>
+          <w:trHeight w:val="300"/>
+        </w:trPr>
+        <w:tc>
+          <w:tcPr>
+            <w:tcW w:w="4508" w:type="dxa"/>
+            <w:tcMar/>
+          </w:tcPr>
+          <w:p>
+            <w:pPr>
+              <w:pStyle w:val="NormalWeb"/>
+              <w:shd w:val="clear" w:color="auto" w:fill="FFFFFF" w:themeFill="background1"/>
+              <w:rPr>
+                <w:rFonts w:ascii="Aptos" w:hAnsi="Aptos" w:eastAsia="Aptos" w:cs="Aptos" w:asciiTheme="minorAscii" w:hAnsiTheme="minorAscii" w:eastAsiaTheme="minorAscii" w:cstheme="minorAscii"/>
+                <w:color w:val="000000" w:themeColor="text1" w:themeTint="FF" w:themeShade="FF"/>
+              </w:rPr>
+            </w:pPr>
+            <w:r>
+              <w:rPr>
+                <w:rFonts w:ascii="Aptos" w:hAnsi="Aptos" w:eastAsia="Aptos" w:cs="Aptos" w:asciiTheme="minorAscii" w:hAnsiTheme="minorAscii" w:eastAsiaTheme="minorAscii" w:cstheme="minorAscii"/>
+                <w:color w:val="000000" w:themeColor="text1" w:themeTint="FF" w:themeShade="FF"/>
+              </w:rPr>
+              <w:t>Which actors do you directly interact with?</w:t>
+            </w:r>
+          </w:p>
+        </w:tc>
+        <w:tc>
+          <w:tcPr>
+            <w:tcW w:w="4508" w:type="dxa"/>
+            <w:tcMar/>
+          </w:tcPr>
+          <w:p>
+            <w:pPr>
+              <w:pStyle w:val="NormalWeb"/>
+              <w:rPr>
+                <w:rFonts w:ascii="Aptos" w:hAnsi="Aptos" w:eastAsia="Aptos" w:cs="Aptos" w:asciiTheme="minorAscii" w:hAnsiTheme="minorAscii" w:eastAsiaTheme="minorAscii" w:cstheme="minorAscii"/>
+                <w:color w:val="000000" w:themeColor="text1" w:themeTint="FF" w:themeShade="FF"/>
+              </w:rPr>
+            </w:pPr>
+            <w:r>
+              <w:rPr>
+                <w:rFonts w:ascii="Aptos" w:hAnsi="Aptos" w:eastAsia="Aptos" w:cs="Aptos" w:asciiTheme="minorAscii" w:hAnsiTheme="minorAscii" w:eastAsiaTheme="minorAscii" w:cstheme="minorAscii"/>
+                <w:color w:val="000000" w:themeColor="text1" w:themeTint="FF" w:themeShade="FF"/>
+              </w:rPr>
+              <w:t>L</w:t>
+            </w:r>
+            <w:r>
+              <w:rPr>
+                <w:rFonts w:ascii="Aptos" w:hAnsi="Aptos" w:eastAsia="Aptos" w:cs="Aptos" w:asciiTheme="minorAscii" w:hAnsiTheme="minorAscii" w:eastAsiaTheme="minorAscii" w:cstheme="minorAscii"/>
+                <w:color w:val="000000" w:themeColor="text1" w:themeTint="FF" w:themeShade="FF"/>
+              </w:rPr>
+              <w:t>UT, the library, laptops, and browsers.</w:t>
+            </w:r>
+          </w:p>
+        </w:tc>
+      </w:tr>
+      <w:tr>
+        <w:trPr>
+          <w:trHeight w:val="300"/>
+        </w:trPr>
+        <w:tc>
+          <w:tcPr>
+            <w:tcW w:w="4508" w:type="dxa"/>
+            <w:tcMar/>
+          </w:tcPr>
+          <w:p>
+            <w:pPr>
+              <w:pStyle w:val="NormalWeb"/>
+              <w:shd w:val="clear" w:color="auto" w:fill="FFFFFF" w:themeFill="background1"/>
+              <w:rPr>
+                <w:rFonts w:ascii="Aptos" w:hAnsi="Aptos" w:eastAsia="Aptos" w:cs="Aptos" w:asciiTheme="minorAscii" w:hAnsiTheme="minorAscii" w:eastAsiaTheme="minorAscii" w:cstheme="minorAscii"/>
+                <w:color w:val="000000" w:themeColor="text1" w:themeTint="FF" w:themeShade="FF"/>
+              </w:rPr>
+            </w:pPr>
+            <w:r>
+              <w:rPr>
+                <w:rFonts w:ascii="Aptos" w:hAnsi="Aptos" w:eastAsia="Aptos" w:cs="Aptos" w:asciiTheme="minorAscii" w:hAnsiTheme="minorAscii" w:eastAsiaTheme="minorAscii" w:cstheme="minorAscii"/>
+                <w:color w:val="000000" w:themeColor="text1" w:themeTint="FF" w:themeShade="FF"/>
+              </w:rPr>
+              <w:t>How are actors involved in co-creating value?</w:t>
+            </w:r>
+          </w:p>
+        </w:tc>
+        <w:tc>
+          <w:tcPr>
+            <w:tcW w:w="4508" w:type="dxa"/>
+            <w:tcMar/>
+          </w:tcPr>
+          <w:p>
+            <w:pPr>
+              <w:pStyle w:val="NormalWeb"/>
+            </w:pPr>
+            <w:r>
+              <w:rPr>
+                <w:rFonts w:ascii="Aptos" w:hAnsi="Aptos" w:eastAsia="Aptos" w:cs="Aptos" w:asciiTheme="minorAscii" w:hAnsiTheme="minorAscii" w:eastAsiaTheme="minorAscii" w:cstheme="minorAscii"/>
+                <w:color w:val="000000" w:themeColor="text1" w:themeTint="FF" w:themeShade="FF"/>
+              </w:rPr>
+              <w:t xml:space="preserve">University is giving easy access to library and library has online catalogue </w:t>
+            </w:r>
+            <w:r>
+              <w:rPr>
+                <w:rFonts w:ascii="Aptos" w:hAnsi="Aptos" w:eastAsia="Aptos" w:cs="Aptos" w:asciiTheme="minorAscii" w:hAnsiTheme="minorAscii" w:eastAsiaTheme="minorAscii" w:cstheme="minorAscii"/>
+                <w:color w:val="000000" w:themeColor="text1" w:themeTint="FF" w:themeShade="FF"/>
+              </w:rPr>
+              <w:t xml:space="preserve">which means you no longer need to go physically to the library </w:t>
+            </w:r>
+            <w:r>
+              <w:rPr>
+                <w:rFonts w:ascii="Aptos" w:hAnsi="Aptos" w:eastAsia="Aptos" w:cs="Aptos" w:asciiTheme="minorAscii" w:hAnsiTheme="minorAscii" w:eastAsiaTheme="minorAscii" w:cstheme="minorAscii"/>
+                <w:color w:val="000000" w:themeColor="text1" w:themeTint="FF" w:themeShade="FF"/>
+              </w:rPr>
+              <w:t>in order to</w:t>
+            </w:r>
+            <w:r>
+              <w:rPr>
+                <w:rFonts w:ascii="Aptos" w:hAnsi="Aptos" w:eastAsia="Aptos" w:cs="Aptos" w:asciiTheme="minorAscii" w:hAnsiTheme="minorAscii" w:eastAsiaTheme="minorAscii" w:cstheme="minorAscii"/>
+                <w:color w:val="000000" w:themeColor="text1" w:themeTint="FF" w:themeShade="FF"/>
+              </w:rPr>
+              <w:t xml:space="preserve"> rent a book</w:t>
+            </w:r>
+            <w:r>
+              <w:rPr>
+                <w:rFonts w:ascii="Aptos" w:hAnsi="Aptos" w:eastAsia="Aptos" w:cs="Aptos" w:asciiTheme="minorAscii" w:hAnsiTheme="minorAscii" w:eastAsiaTheme="minorAscii" w:cstheme="minorAscii"/>
+                <w:color w:val="000000" w:themeColor="text1" w:themeTint="FF" w:themeShade="FF"/>
+              </w:rPr>
+              <w:t>, laptops and browser provide the medium to view the service, the internet providers establish the needed connections</w:t>
+            </w:r>
+            <w:r>
+              <w:rPr>
+                <w:rFonts w:ascii="Aptos" w:hAnsi="Aptos" w:eastAsia="Aptos" w:cs="Aptos" w:asciiTheme="minorAscii" w:hAnsiTheme="minorAscii" w:eastAsiaTheme="minorAscii" w:cstheme="minorAscii"/>
+                <w:color w:val="000000" w:themeColor="text1" w:themeTint="FF" w:themeShade="FF"/>
+              </w:rPr>
+              <w:t xml:space="preserve">, and finally students interact with </w:t>
+            </w:r>
+            <w:r>
+              <w:rPr>
+                <w:rFonts w:ascii="Aptos" w:hAnsi="Aptos" w:eastAsia="Aptos" w:cs="Aptos" w:asciiTheme="minorAscii" w:hAnsiTheme="minorAscii" w:eastAsiaTheme="minorAscii" w:cstheme="minorAscii"/>
+                <w:color w:val="000000" w:themeColor="text1" w:themeTint="FF" w:themeShade="FF"/>
+              </w:rPr>
+              <w:t xml:space="preserve">the products and services. </w:t>
+            </w:r>
+          </w:p>
+        </w:tc>
+      </w:tr>
+      <w:tr>
+        <w:trPr>
+          <w:trHeight w:val="300"/>
+        </w:trPr>
+        <w:tc>
+          <w:tcPr>
+            <w:tcW w:w="4508" w:type="dxa"/>
+            <w:tcMar/>
+          </w:tcPr>
+          <w:p>
+            <w:pPr>
+              <w:pStyle w:val="NormalWeb"/>
+              <w:shd w:val="clear" w:color="auto" w:fill="FFFFFF" w:themeFill="background1"/>
+              <w:rPr>
+                <w:rFonts w:ascii="Aptos" w:hAnsi="Aptos" w:eastAsia="Aptos" w:cs="Aptos" w:asciiTheme="minorAscii" w:hAnsiTheme="minorAscii" w:eastAsiaTheme="minorAscii" w:cstheme="minorAscii"/>
+                <w:color w:val="000000" w:themeColor="text1" w:themeTint="FF" w:themeShade="FF"/>
+              </w:rPr>
+            </w:pPr>
+            <w:r>
+              <w:rPr>
+                <w:rFonts w:ascii="Aptos" w:hAnsi="Aptos" w:eastAsia="Aptos" w:cs="Aptos" w:asciiTheme="minorAscii" w:hAnsiTheme="minorAscii" w:eastAsiaTheme="minorAscii" w:cstheme="minorAscii"/>
+                <w:color w:val="000000" w:themeColor="text1" w:themeTint="FF" w:themeShade="FF"/>
+              </w:rPr>
+              <w:t>What resources, skills, or knowledge do they bring?</w:t>
+            </w:r>
+          </w:p>
+        </w:tc>
+        <w:tc>
+          <w:tcPr>
+            <w:tcW w:w="4508" w:type="dxa"/>
+            <w:tcMar/>
+          </w:tcPr>
+          <w:p>
+            <w:pPr>
+              <w:pStyle w:val="NormalWeb"/>
+              <w:rPr>
+                <w:rFonts w:ascii="Aptos" w:hAnsi="Aptos" w:eastAsia="Aptos" w:cs="Aptos" w:asciiTheme="minorAscii" w:hAnsiTheme="minorAscii" w:eastAsiaTheme="minorAscii" w:cstheme="minorAscii"/>
+                <w:color w:val="000000" w:themeColor="text1" w:themeTint="FF" w:themeShade="FF"/>
+              </w:rPr>
+            </w:pPr>
+            <w:r>
+              <w:rPr>
+                <w:rFonts w:ascii="Aptos" w:hAnsi="Aptos" w:eastAsia="Aptos" w:cs="Aptos" w:asciiTheme="minorAscii" w:hAnsiTheme="minorAscii" w:eastAsiaTheme="minorAscii" w:cstheme="minorAscii"/>
+                <w:color w:val="000000" w:themeColor="text1" w:themeTint="FF" w:themeShade="FF"/>
+              </w:rPr>
+              <w:t>Basic IT skills</w:t>
+            </w:r>
+            <w:r>
+              <w:rPr>
+                <w:rFonts w:ascii="Aptos" w:hAnsi="Aptos" w:eastAsia="Aptos" w:cs="Aptos" w:asciiTheme="minorAscii" w:hAnsiTheme="minorAscii" w:eastAsiaTheme="minorAscii" w:cstheme="minorAscii"/>
+                <w:color w:val="000000" w:themeColor="text1" w:themeTint="FF" w:themeShade="FF"/>
+              </w:rPr>
+              <w:t xml:space="preserve"> from students</w:t>
+            </w:r>
+            <w:r>
+              <w:rPr>
+                <w:rFonts w:ascii="Aptos" w:hAnsi="Aptos" w:eastAsia="Aptos" w:cs="Aptos" w:asciiTheme="minorAscii" w:hAnsiTheme="minorAscii" w:eastAsiaTheme="minorAscii" w:cstheme="minorAscii"/>
+                <w:color w:val="000000" w:themeColor="text1" w:themeTint="FF" w:themeShade="FF"/>
+              </w:rPr>
+              <w:t xml:space="preserve">, </w:t>
+            </w:r>
+            <w:r>
+              <w:rPr>
+                <w:rFonts w:ascii="Aptos" w:hAnsi="Aptos" w:eastAsia="Aptos" w:cs="Aptos" w:asciiTheme="minorAscii" w:hAnsiTheme="minorAscii" w:eastAsiaTheme="minorAscii" w:cstheme="minorAscii"/>
+                <w:color w:val="000000" w:themeColor="text1" w:themeTint="FF" w:themeShade="FF"/>
+              </w:rPr>
+              <w:t xml:space="preserve">availability from </w:t>
+            </w:r>
+            <w:r>
+              <w:rPr>
+                <w:rFonts w:ascii="Aptos" w:hAnsi="Aptos" w:eastAsia="Aptos" w:cs="Aptos" w:asciiTheme="minorAscii" w:hAnsiTheme="minorAscii" w:eastAsiaTheme="minorAscii" w:cstheme="minorAscii"/>
+                <w:color w:val="000000" w:themeColor="text1" w:themeTint="FF" w:themeShade="FF"/>
+              </w:rPr>
+              <w:t>the library</w:t>
+            </w:r>
+            <w:r>
+              <w:rPr>
+                <w:rFonts w:ascii="Aptos" w:hAnsi="Aptos" w:eastAsia="Aptos" w:cs="Aptos" w:asciiTheme="minorAscii" w:hAnsiTheme="minorAscii" w:eastAsiaTheme="minorAscii" w:cstheme="minorAscii"/>
+                <w:color w:val="000000" w:themeColor="text1" w:themeTint="FF" w:themeShade="FF"/>
+              </w:rPr>
+              <w:t xml:space="preserve">, </w:t>
+            </w:r>
+            <w:r>
+              <w:rPr>
+                <w:rFonts w:ascii="Aptos" w:hAnsi="Aptos" w:eastAsia="Aptos" w:cs="Aptos" w:asciiTheme="minorAscii" w:hAnsiTheme="minorAscii" w:eastAsiaTheme="minorAscii" w:cstheme="minorAscii"/>
+                <w:color w:val="000000" w:themeColor="text1" w:themeTint="FF" w:themeShade="FF"/>
+              </w:rPr>
+              <w:t xml:space="preserve">and </w:t>
+            </w:r>
+            <w:r>
+              <w:rPr>
+                <w:rFonts w:ascii="Aptos" w:hAnsi="Aptos" w:eastAsia="Aptos" w:cs="Aptos" w:asciiTheme="minorAscii" w:hAnsiTheme="minorAscii" w:eastAsiaTheme="minorAscii" w:cstheme="minorAscii"/>
+                <w:color w:val="000000" w:themeColor="text1" w:themeTint="FF" w:themeShade="FF"/>
+              </w:rPr>
+              <w:t>l</w:t>
+            </w:r>
+            <w:r>
+              <w:rPr>
+                <w:rFonts w:ascii="Aptos" w:hAnsi="Aptos" w:eastAsia="Aptos" w:cs="Aptos" w:asciiTheme="minorAscii" w:hAnsiTheme="minorAscii" w:eastAsiaTheme="minorAscii" w:cstheme="minorAscii"/>
+                <w:color w:val="000000" w:themeColor="text1" w:themeTint="FF" w:themeShade="FF"/>
+              </w:rPr>
+              <w:t xml:space="preserve">icenses for </w:t>
+            </w:r>
+            <w:r>
+              <w:rPr>
+                <w:rFonts w:ascii="Aptos" w:hAnsi="Aptos" w:eastAsia="Aptos" w:cs="Aptos" w:asciiTheme="minorAscii" w:hAnsiTheme="minorAscii" w:eastAsiaTheme="minorAscii" w:cstheme="minorAscii"/>
+                <w:color w:val="000000" w:themeColor="text1" w:themeTint="FF" w:themeShade="FF"/>
+              </w:rPr>
+              <w:t xml:space="preserve">content </w:t>
+            </w:r>
+            <w:r>
+              <w:rPr>
+                <w:rFonts w:ascii="Aptos" w:hAnsi="Aptos" w:eastAsia="Aptos" w:cs="Aptos" w:asciiTheme="minorAscii" w:hAnsiTheme="minorAscii" w:eastAsiaTheme="minorAscii" w:cstheme="minorAscii"/>
+                <w:color w:val="000000" w:themeColor="text1" w:themeTint="FF" w:themeShade="FF"/>
+              </w:rPr>
+              <w:t xml:space="preserve">from </w:t>
+            </w:r>
+            <w:r>
+              <w:rPr>
+                <w:rFonts w:ascii="Aptos" w:hAnsi="Aptos" w:eastAsia="Aptos" w:cs="Aptos" w:asciiTheme="minorAscii" w:hAnsiTheme="minorAscii" w:eastAsiaTheme="minorAscii" w:cstheme="minorAscii"/>
+                <w:color w:val="000000" w:themeColor="text1" w:themeTint="FF" w:themeShade="FF"/>
+              </w:rPr>
+              <w:t>LUT</w:t>
+            </w:r>
+            <w:r>
+              <w:rPr>
+                <w:rFonts w:ascii="Aptos" w:hAnsi="Aptos" w:eastAsia="Aptos" w:cs="Aptos" w:asciiTheme="minorAscii" w:hAnsiTheme="minorAscii" w:eastAsiaTheme="minorAscii" w:cstheme="minorAscii"/>
+                <w:color w:val="000000" w:themeColor="text1" w:themeTint="FF" w:themeShade="FF"/>
+              </w:rPr>
+              <w:t>, viewing access from laptops and browsers, and connection access from service providers.</w:t>
+            </w:r>
+          </w:p>
+        </w:tc>
+      </w:tr>
+      <w:tr>
+        <w:trPr>
+          <w:trHeight w:val="300"/>
+        </w:trPr>
+        <w:tc>
+          <w:tcPr>
+            <w:tcW w:w="4508" w:type="dxa"/>
+            <w:tcMar/>
+          </w:tcPr>
+          <w:p>
+            <w:pPr>
+              <w:pStyle w:val="NormalWeb"/>
+              <w:shd w:val="clear" w:color="auto" w:fill="FFFFFF" w:themeFill="background1"/>
+              <w:rPr>
+                <w:rFonts w:ascii="Aptos" w:hAnsi="Aptos" w:eastAsia="Aptos" w:cs="Aptos" w:asciiTheme="minorAscii" w:hAnsiTheme="minorAscii" w:eastAsiaTheme="minorAscii" w:cstheme="minorAscii"/>
+                <w:color w:val="000000" w:themeColor="text1" w:themeTint="FF" w:themeShade="FF"/>
+              </w:rPr>
+            </w:pPr>
+            <w:r>
+              <w:rPr>
+                <w:rFonts w:ascii="Aptos" w:hAnsi="Aptos" w:eastAsia="Aptos" w:cs="Aptos" w:asciiTheme="minorAscii" w:hAnsiTheme="minorAscii" w:eastAsiaTheme="minorAscii" w:cstheme="minorAscii"/>
+                <w:color w:val="000000" w:themeColor="text1" w:themeTint="FF" w:themeShade="FF"/>
+              </w:rPr>
+              <w:t>What is the key interaction space for this service?</w:t>
+            </w:r>
+          </w:p>
+        </w:tc>
+        <w:tc>
+          <w:tcPr>
+            <w:tcW w:w="4508" w:type="dxa"/>
+            <w:tcMar/>
+          </w:tcPr>
+          <w:p>
+            <w:pPr>
+              <w:pStyle w:val="NormalWeb"/>
+            </w:pPr>
+            <w:r>
+              <w:rPr>
+                <w:rFonts w:ascii="Aptos" w:hAnsi="Aptos" w:eastAsia="Aptos" w:cs="Aptos" w:asciiTheme="minorAscii" w:hAnsiTheme="minorAscii" w:eastAsiaTheme="minorAscii" w:cstheme="minorAscii"/>
+                <w:color w:val="000000" w:themeColor="text1" w:themeTint="FF" w:themeShade="FF"/>
+              </w:rPr>
+              <w:t>LUT Primo</w:t>
+            </w:r>
+            <w:r>
+              <w:rPr>
+                <w:rFonts w:ascii="Aptos" w:hAnsi="Aptos" w:eastAsia="Aptos" w:cs="Aptos" w:asciiTheme="minorAscii" w:hAnsiTheme="minorAscii" w:eastAsiaTheme="minorAscii" w:cstheme="minorAscii"/>
+                <w:color w:val="000000" w:themeColor="text1" w:themeTint="FF" w:themeShade="FF"/>
+              </w:rPr>
+              <w:t>.</w:t>
+            </w:r>
+          </w:p>
+        </w:tc>
+      </w:tr>
+      <w:tr>
+        <w:trPr>
+          <w:trHeight w:val="300"/>
+        </w:trPr>
+        <w:tc>
+          <w:tcPr>
+            <w:tcW w:w="4508" w:type="dxa"/>
+            <w:tcMar/>
+          </w:tcPr>
+          <w:p>
+            <w:pPr>
+              <w:pStyle w:val="NormalWeb"/>
+              <w:shd w:val="clear" w:color="auto" w:fill="FFFFFF" w:themeFill="background1"/>
+              <w:rPr>
+                <w:rFonts w:ascii="Aptos" w:hAnsi="Aptos" w:eastAsia="Aptos" w:cs="Aptos" w:asciiTheme="minorAscii" w:hAnsiTheme="minorAscii" w:eastAsiaTheme="minorAscii" w:cstheme="minorAscii"/>
+                <w:color w:val="000000" w:themeColor="text1" w:themeTint="FF" w:themeShade="FF"/>
+              </w:rPr>
+            </w:pPr>
+            <w:r>
+              <w:rPr>
+                <w:rFonts w:ascii="Aptos" w:hAnsi="Aptos" w:eastAsia="Aptos" w:cs="Aptos" w:asciiTheme="minorAscii" w:hAnsiTheme="minorAscii" w:eastAsiaTheme="minorAscii" w:cstheme="minorAscii"/>
+                <w:color w:val="000000" w:themeColor="text1" w:themeTint="FF" w:themeShade="FF"/>
+              </w:rPr>
+              <w:t>What happens in the Relationship, Matching, and Service layers of the interaction space?</w:t>
+            </w:r>
+          </w:p>
+        </w:tc>
+        <w:tc>
+          <w:tcPr>
+            <w:tcW w:w="4508" w:type="dxa"/>
+            <w:tcMar/>
+          </w:tcPr>
+          <w:p>
+            <w:pPr>
+              <w:pStyle w:val="NormalWeb"/>
+              <w:rPr>
+                <w:rFonts w:ascii="Aptos" w:hAnsi="Aptos" w:eastAsia="Aptos" w:cs="Aptos" w:asciiTheme="minorAscii" w:hAnsiTheme="minorAscii" w:eastAsiaTheme="minorAscii" w:cstheme="minorAscii"/>
+                <w:color w:val="000000" w:themeColor="text1" w:themeTint="FF" w:themeShade="FF"/>
+              </w:rPr>
+            </w:pPr>
+            <w:r>
+              <w:rPr>
+                <w:rFonts w:ascii="Aptos" w:hAnsi="Aptos" w:eastAsia="Aptos" w:cs="Aptos" w:asciiTheme="minorAscii" w:hAnsiTheme="minorAscii" w:eastAsiaTheme="minorAscii" w:cstheme="minorAscii"/>
+                <w:color w:val="000000" w:themeColor="text1" w:themeTint="FF" w:themeShade="FF"/>
+              </w:rPr>
+              <w:t>In the Relationship layer,</w:t>
+            </w:r>
+            <w:r>
+              <w:rPr>
+                <w:rFonts w:ascii="Aptos" w:hAnsi="Aptos" w:eastAsia="Aptos" w:cs="Aptos" w:asciiTheme="minorAscii" w:hAnsiTheme="minorAscii" w:eastAsiaTheme="minorAscii" w:cstheme="minorAscii"/>
+                <w:color w:val="000000" w:themeColor="text1" w:themeTint="FF" w:themeShade="FF"/>
+              </w:rPr>
+              <w:t xml:space="preserve"> first</w:t>
+            </w:r>
+            <w:r>
+              <w:rPr>
+                <w:rFonts w:ascii="Aptos" w:hAnsi="Aptos" w:eastAsia="Aptos" w:cs="Aptos" w:asciiTheme="minorAscii" w:hAnsiTheme="minorAscii" w:eastAsiaTheme="minorAscii" w:cstheme="minorAscii"/>
+                <w:color w:val="000000" w:themeColor="text1" w:themeTint="FF" w:themeShade="FF"/>
+              </w:rPr>
+              <w:t xml:space="preserve"> LUT and the library </w:t>
+            </w:r>
+            <w:r>
+              <w:rPr>
+                <w:rFonts w:ascii="Aptos" w:hAnsi="Aptos" w:eastAsia="Aptos" w:cs="Aptos" w:asciiTheme="minorAscii" w:hAnsiTheme="minorAscii" w:eastAsiaTheme="minorAscii" w:cstheme="minorAscii"/>
+                <w:color w:val="000000" w:themeColor="text1" w:themeTint="FF" w:themeShade="FF"/>
+              </w:rPr>
+              <w:t>ensure</w:t>
+            </w:r>
+            <w:r>
+              <w:rPr>
+                <w:rFonts w:ascii="Aptos" w:hAnsi="Aptos" w:eastAsia="Aptos" w:cs="Aptos" w:asciiTheme="minorAscii" w:hAnsiTheme="minorAscii" w:eastAsiaTheme="minorAscii" w:cstheme="minorAscii"/>
+                <w:color w:val="000000" w:themeColor="text1" w:themeTint="FF" w:themeShade="FF"/>
+              </w:rPr>
+              <w:t xml:space="preserve"> constant access to the LUT Primo website</w:t>
+            </w:r>
+            <w:r>
+              <w:rPr>
+                <w:rFonts w:ascii="Aptos" w:hAnsi="Aptos" w:eastAsia="Aptos" w:cs="Aptos" w:asciiTheme="minorAscii" w:hAnsiTheme="minorAscii" w:eastAsiaTheme="minorAscii" w:cstheme="minorAscii"/>
+                <w:color w:val="000000" w:themeColor="text1" w:themeTint="FF" w:themeShade="FF"/>
+              </w:rPr>
+              <w:t xml:space="preserve">. Then, </w:t>
+            </w:r>
+            <w:r>
+              <w:rPr>
+                <w:rFonts w:ascii="Aptos" w:hAnsi="Aptos" w:eastAsia="Aptos" w:cs="Aptos" w:asciiTheme="minorAscii" w:hAnsiTheme="minorAscii" w:eastAsiaTheme="minorAscii" w:cstheme="minorAscii"/>
+                <w:color w:val="000000" w:themeColor="text1" w:themeTint="FF" w:themeShade="FF"/>
+              </w:rPr>
+              <w:t>the library and user</w:t>
+            </w:r>
+            <w:r>
+              <w:rPr>
+                <w:rFonts w:ascii="Aptos" w:hAnsi="Aptos" w:eastAsia="Aptos" w:cs="Aptos" w:asciiTheme="minorAscii" w:hAnsiTheme="minorAscii" w:eastAsiaTheme="minorAscii" w:cstheme="minorAscii"/>
+                <w:color w:val="000000" w:themeColor="text1" w:themeTint="FF" w:themeShade="FF"/>
+              </w:rPr>
+              <w:t xml:space="preserve">s shared feedback to keep content </w:t>
+            </w:r>
+            <w:r>
+              <w:rPr>
+                <w:rFonts w:ascii="Aptos" w:hAnsi="Aptos" w:eastAsia="Aptos" w:cs="Aptos" w:asciiTheme="minorAscii" w:hAnsiTheme="minorAscii" w:eastAsiaTheme="minorAscii" w:cstheme="minorAscii"/>
+                <w:color w:val="000000" w:themeColor="text1" w:themeTint="FF" w:themeShade="FF"/>
+              </w:rPr>
+              <w:t>updated and</w:t>
+            </w:r>
+            <w:r>
+              <w:rPr>
+                <w:rFonts w:ascii="Aptos" w:hAnsi="Aptos" w:eastAsia="Aptos" w:cs="Aptos" w:asciiTheme="minorAscii" w:hAnsiTheme="minorAscii" w:eastAsiaTheme="minorAscii" w:cstheme="minorAscii"/>
+                <w:color w:val="000000" w:themeColor="text1" w:themeTint="FF" w:themeShade="FF"/>
+              </w:rPr>
+              <w:t xml:space="preserve"> add </w:t>
+            </w:r>
+            <w:r>
+              <w:rPr>
+                <w:rFonts w:ascii="Aptos" w:hAnsi="Aptos" w:eastAsia="Aptos" w:cs="Aptos" w:asciiTheme="minorAscii" w:hAnsiTheme="minorAscii" w:eastAsiaTheme="minorAscii" w:cstheme="minorAscii"/>
+                <w:color w:val="000000" w:themeColor="text1" w:themeTint="FF" w:themeShade="FF"/>
+              </w:rPr>
+              <w:t>new content</w:t>
+            </w:r>
+            <w:r>
+              <w:rPr>
+                <w:rFonts w:ascii="Aptos" w:hAnsi="Aptos" w:eastAsia="Aptos" w:cs="Aptos" w:asciiTheme="minorAscii" w:hAnsiTheme="minorAscii" w:eastAsiaTheme="minorAscii" w:cstheme="minorAscii"/>
+                <w:color w:val="000000" w:themeColor="text1" w:themeTint="FF" w:themeShade="FF"/>
+              </w:rPr>
+              <w:t xml:space="preserve"> as needed.</w:t>
+            </w:r>
+          </w:p>
+        </w:tc>
+      </w:tr>
+      <w:tr>
+        <w:trPr>
+          <w:trHeight w:val="300"/>
+        </w:trPr>
+        <w:tc>
+          <w:tcPr>
+            <w:tcW w:w="4508" w:type="dxa"/>
+            <w:tcMar/>
+          </w:tcPr>
+          <w:p>
+            <w:pPr>
+              <w:pStyle w:val="NormalWeb"/>
+              <w:shd w:val="clear" w:color="auto" w:fill="FFFFFF" w:themeFill="background1"/>
+              <w:rPr>
+                <w:rFonts w:ascii="Aptos" w:hAnsi="Aptos" w:eastAsia="Aptos" w:cs="Aptos" w:asciiTheme="minorAscii" w:hAnsiTheme="minorAscii" w:eastAsiaTheme="minorAscii" w:cstheme="minorAscii"/>
+                <w:color w:val="000000" w:themeColor="text1" w:themeTint="FF" w:themeShade="FF"/>
+              </w:rPr>
+            </w:pPr>
+            <w:r>
+              <w:rPr>
+                <w:rFonts w:ascii="Aptos" w:hAnsi="Aptos" w:eastAsia="Aptos" w:cs="Aptos" w:asciiTheme="minorAscii" w:hAnsiTheme="minorAscii" w:eastAsiaTheme="minorAscii" w:cstheme="minorAscii"/>
+                <w:color w:val="000000" w:themeColor="text1" w:themeTint="FF" w:themeShade="FF"/>
+              </w:rPr>
+              <w:t>Is</w:t>
+            </w:r>
+            <w:r>
+              <w:rPr>
+                <w:rFonts w:ascii="Aptos" w:hAnsi="Aptos" w:eastAsia="Aptos" w:cs="Aptos" w:asciiTheme="minorAscii" w:hAnsiTheme="minorAscii" w:eastAsiaTheme="minorAscii" w:cstheme="minorAscii"/>
+                <w:color w:val="000000" w:themeColor="text1" w:themeTint="FF" w:themeShade="FF"/>
+              </w:rPr>
+              <w:t xml:space="preserve"> Relationship value, Matching value, and Service value high or low in your experience of the service safari?</w:t>
+            </w:r>
+          </w:p>
+        </w:tc>
+        <w:tc>
+          <w:tcPr>
+            <w:tcW w:w="4508" w:type="dxa"/>
+            <w:tcMar/>
+          </w:tcPr>
+          <w:p>
+            <w:pPr>
+              <w:pStyle w:val="NormalWeb"/>
+              <w:rPr>
+                <w:rFonts w:ascii="Aptos" w:hAnsi="Aptos" w:eastAsia="Aptos" w:cs="Aptos" w:asciiTheme="minorAscii" w:hAnsiTheme="minorAscii" w:eastAsiaTheme="minorAscii" w:cstheme="minorAscii"/>
+                <w:color w:val="000000" w:themeColor="text1" w:themeTint="FF" w:themeShade="FF"/>
+              </w:rPr>
+            </w:pPr>
+            <w:r>
+              <w:rPr>
+                <w:rFonts w:ascii="Aptos" w:hAnsi="Aptos" w:eastAsia="Aptos" w:cs="Aptos" w:asciiTheme="minorAscii" w:hAnsiTheme="minorAscii" w:eastAsiaTheme="minorAscii" w:cstheme="minorAscii"/>
+                <w:color w:val="000000" w:themeColor="text1" w:themeTint="FF" w:themeShade="FF"/>
+              </w:rPr>
+              <w:t xml:space="preserve">It is high value. </w:t>
+            </w:r>
+            <w:r>
+              <w:rPr>
+                <w:rFonts w:ascii="Aptos" w:hAnsi="Aptos" w:eastAsia="Aptos" w:cs="Aptos" w:asciiTheme="minorAscii" w:hAnsiTheme="minorAscii" w:eastAsiaTheme="minorAscii" w:cstheme="minorAscii"/>
+                <w:color w:val="000000" w:themeColor="text1" w:themeTint="FF" w:themeShade="FF"/>
+              </w:rPr>
+              <w:t>Students and LUT account holders need access to literature online anytime, anywhere, and the library meets that need perfectly.</w:t>
+            </w:r>
+          </w:p>
+        </w:tc>
+      </w:tr>
+      <w:tr>
+        <w:trPr>
+          <w:trHeight w:val="300"/>
+        </w:trPr>
+        <w:tc>
+          <w:tcPr>
+            <w:tcW w:w="4508" w:type="dxa"/>
+            <w:tcMar/>
+          </w:tcPr>
+          <w:p>
+            <w:pPr>
+              <w:pStyle w:val="NormalWeb"/>
+              <w:shd w:val="clear" w:color="auto" w:fill="FFFFFF" w:themeFill="background1"/>
+              <w:rPr>
+                <w:rFonts w:ascii="Aptos" w:hAnsi="Aptos" w:eastAsia="Aptos" w:cs="Aptos" w:asciiTheme="minorAscii" w:hAnsiTheme="minorAscii" w:eastAsiaTheme="minorAscii" w:cstheme="minorAscii"/>
+                <w:color w:val="000000" w:themeColor="text1" w:themeTint="FF" w:themeShade="FF"/>
+              </w:rPr>
+            </w:pPr>
+            <w:r>
+              <w:rPr>
+                <w:rFonts w:ascii="Aptos" w:hAnsi="Aptos" w:eastAsia="Aptos" w:cs="Aptos" w:asciiTheme="minorAscii" w:hAnsiTheme="minorAscii" w:eastAsiaTheme="minorAscii" w:cstheme="minorAscii"/>
+                <w:color w:val="000000" w:themeColor="text1" w:themeTint="FF" w:themeShade="FF"/>
+              </w:rPr>
+              <w:t xml:space="preserve">What </w:t>
+            </w:r>
+            <w:r>
+              <w:rPr>
+                <w:rFonts w:ascii="Aptos" w:hAnsi="Aptos" w:eastAsia="Aptos" w:cs="Aptos" w:asciiTheme="minorAscii" w:hAnsiTheme="minorAscii" w:eastAsiaTheme="minorAscii" w:cstheme="minorAscii"/>
+                <w:color w:val="000000" w:themeColor="text1" w:themeTint="FF" w:themeShade="FF"/>
+              </w:rPr>
+              <w:t>is</w:t>
+            </w:r>
+            <w:r>
+              <w:rPr>
+                <w:rFonts w:ascii="Aptos" w:hAnsi="Aptos" w:eastAsia="Aptos" w:cs="Aptos" w:asciiTheme="minorAscii" w:hAnsiTheme="minorAscii" w:eastAsiaTheme="minorAscii" w:cstheme="minorAscii"/>
+                <w:color w:val="000000" w:themeColor="text1" w:themeTint="FF" w:themeShade="FF"/>
+              </w:rPr>
+              <w:t xml:space="preserve"> your personal and subjective </w:t>
+            </w:r>
+            <w:r>
+              <w:rPr>
+                <w:rFonts w:ascii="Aptos" w:hAnsi="Aptos" w:eastAsia="Aptos" w:cs="Aptos" w:asciiTheme="minorAscii" w:hAnsiTheme="minorAscii" w:eastAsiaTheme="minorAscii" w:cstheme="minorAscii"/>
+                <w:color w:val="000000" w:themeColor="text1" w:themeTint="FF" w:themeShade="FF"/>
+              </w:rPr>
+              <w:t>perception</w:t>
+            </w:r>
+            <w:r>
+              <w:rPr>
+                <w:rFonts w:ascii="Aptos" w:hAnsi="Aptos" w:eastAsia="Aptos" w:cs="Aptos" w:asciiTheme="minorAscii" w:hAnsiTheme="minorAscii" w:eastAsiaTheme="minorAscii" w:cstheme="minorAscii"/>
+                <w:color w:val="000000" w:themeColor="text1" w:themeTint="FF" w:themeShade="FF"/>
+              </w:rPr>
+              <w:t xml:space="preserve"> of the service?</w:t>
+            </w:r>
+          </w:p>
+        </w:tc>
+        <w:tc>
+          <w:tcPr>
+            <w:tcW w:w="4508" w:type="dxa"/>
+            <w:tcMar/>
+          </w:tcPr>
+          <w:p>
+            <w:pPr>
+              <w:pStyle w:val="NormalWeb"/>
+              <w:suppressLineNumbers w:val="0"/>
+              <w:bidi w:val="0"/>
+              <w:spacing w:beforeAutospacing="on" w:afterAutospacing="on" w:line="240" w:lineRule="auto"/>
+              <w:ind w:left="0" w:right="0"/>
+              <w:jc w:val="left"/>
+              <w:rPr>
+                <w:rFonts w:ascii="Aptos" w:hAnsi="Aptos" w:eastAsia="Aptos" w:cs="Aptos" w:asciiTheme="minorAscii" w:hAnsiTheme="minorAscii" w:eastAsiaTheme="minorAscii" w:cstheme="minorAscii"/>
+                <w:color w:val="000000" w:themeColor="text1" w:themeTint="FF" w:themeShade="FF"/>
+              </w:rPr>
+            </w:pPr>
+            <w:r>
+              <w:rPr>
+                <w:rFonts w:ascii="Aptos" w:hAnsi="Aptos" w:eastAsia="Aptos" w:cs="Aptos" w:asciiTheme="minorAscii" w:hAnsiTheme="minorAscii" w:eastAsiaTheme="minorAscii" w:cstheme="minorAscii"/>
+                <w:color w:val="000000" w:themeColor="text1" w:themeTint="FF" w:themeShade="FF"/>
+              </w:rPr>
+              <w:t xml:space="preserve">We think </w:t>
+            </w:r>
+            <w:r>
+              <w:rPr>
+                <w:rFonts w:ascii="Aptos" w:hAnsi="Aptos" w:eastAsia="Aptos" w:cs="Aptos" w:asciiTheme="minorAscii" w:hAnsiTheme="minorAscii" w:eastAsiaTheme="minorAscii" w:cstheme="minorAscii"/>
+                <w:color w:val="000000" w:themeColor="text1" w:themeTint="FF" w:themeShade="FF"/>
+              </w:rPr>
+              <w:t>the entire</w:t>
+            </w:r>
+            <w:r>
+              <w:rPr>
+                <w:rFonts w:ascii="Aptos" w:hAnsi="Aptos" w:eastAsia="Aptos" w:cs="Aptos" w:asciiTheme="minorAscii" w:hAnsiTheme="minorAscii" w:eastAsiaTheme="minorAscii" w:cstheme="minorAscii"/>
+                <w:color w:val="000000" w:themeColor="text1" w:themeTint="FF" w:themeShade="FF"/>
+              </w:rPr>
+              <w:t xml:space="preserve"> process was </w:t>
+            </w:r>
+            <w:r>
+              <w:rPr>
+                <w:rFonts w:ascii="Aptos" w:hAnsi="Aptos" w:eastAsia="Aptos" w:cs="Aptos" w:asciiTheme="minorAscii" w:hAnsiTheme="minorAscii" w:eastAsiaTheme="minorAscii" w:cstheme="minorAscii"/>
+                <w:color w:val="000000" w:themeColor="text1" w:themeTint="FF" w:themeShade="FF"/>
+              </w:rPr>
+              <w:t>relatively easy</w:t>
+            </w:r>
+            <w:r>
+              <w:rPr>
+                <w:rFonts w:ascii="Aptos" w:hAnsi="Aptos" w:eastAsia="Aptos" w:cs="Aptos" w:asciiTheme="minorAscii" w:hAnsiTheme="minorAscii" w:eastAsiaTheme="minorAscii" w:cstheme="minorAscii"/>
+                <w:color w:val="000000" w:themeColor="text1" w:themeTint="FF" w:themeShade="FF"/>
+              </w:rPr>
+              <w:t xml:space="preserve"> from </w:t>
+            </w:r>
+            <w:r>
+              <w:rPr>
+                <w:rFonts w:ascii="Aptos" w:hAnsi="Aptos" w:eastAsia="Aptos" w:cs="Aptos" w:asciiTheme="minorAscii" w:hAnsiTheme="minorAscii" w:eastAsiaTheme="minorAscii" w:cstheme="minorAscii"/>
+                <w:color w:val="000000" w:themeColor="text1" w:themeTint="FF" w:themeShade="FF"/>
+              </w:rPr>
+              <w:t>a</w:t>
+            </w:r>
+            <w:r>
+              <w:rPr>
+                <w:rFonts w:ascii="Aptos" w:hAnsi="Aptos" w:eastAsia="Aptos" w:cs="Aptos" w:asciiTheme="minorAscii" w:hAnsiTheme="minorAscii" w:eastAsiaTheme="minorAscii" w:cstheme="minorAscii"/>
+                <w:color w:val="000000" w:themeColor="text1" w:themeTint="FF" w:themeShade="FF"/>
+              </w:rPr>
+              <w:t xml:space="preserve">ccessing </w:t>
+            </w:r>
+            <w:r>
+              <w:rPr>
+                <w:rFonts w:ascii="Aptos" w:hAnsi="Aptos" w:eastAsia="Aptos" w:cs="Aptos" w:asciiTheme="minorAscii" w:hAnsiTheme="minorAscii" w:eastAsiaTheme="minorAscii" w:cstheme="minorAscii"/>
+                <w:color w:val="000000" w:themeColor="text1" w:themeTint="FF" w:themeShade="FF"/>
+              </w:rPr>
+              <w:t xml:space="preserve">LUT Primo </w:t>
+            </w:r>
+            <w:r>
+              <w:rPr>
+                <w:rFonts w:ascii="Aptos" w:hAnsi="Aptos" w:eastAsia="Aptos" w:cs="Aptos" w:asciiTheme="minorAscii" w:hAnsiTheme="minorAscii" w:eastAsiaTheme="minorAscii" w:cstheme="minorAscii"/>
+                <w:color w:val="000000" w:themeColor="text1" w:themeTint="FF" w:themeShade="FF"/>
+              </w:rPr>
+              <w:t>and book rental</w:t>
+            </w:r>
+            <w:r>
+              <w:rPr>
+                <w:rFonts w:ascii="Aptos" w:hAnsi="Aptos" w:eastAsia="Aptos" w:cs="Aptos" w:asciiTheme="minorAscii" w:hAnsiTheme="minorAscii" w:eastAsiaTheme="minorAscii" w:cstheme="minorAscii"/>
+                <w:color w:val="000000" w:themeColor="text1" w:themeTint="FF" w:themeShade="FF"/>
+              </w:rPr>
+              <w:t>.</w:t>
+            </w:r>
+          </w:p>
+        </w:tc>
+      </w:tr>
+      <w:tr>
+        <w:trPr>
+          <w:trHeight w:val="300"/>
+        </w:trPr>
+        <w:tc>
+          <w:tcPr>
+            <w:tcW w:w="4508" w:type="dxa"/>
+            <w:tcMar/>
+          </w:tcPr>
+          <w:p>
+            <w:pPr>
+              <w:pStyle w:val="NormalWeb"/>
+              <w:shd w:val="clear" w:color="auto" w:fill="FFFFFF" w:themeFill="background1"/>
+              <w:rPr>
+                <w:rFonts w:ascii="Aptos" w:hAnsi="Aptos" w:eastAsia="Aptos" w:cs="Aptos" w:asciiTheme="minorAscii" w:hAnsiTheme="minorAscii" w:eastAsiaTheme="minorAscii" w:cstheme="minorAscii"/>
+                <w:color w:val="000000" w:themeColor="text1" w:themeTint="FF" w:themeShade="FF"/>
+              </w:rPr>
+            </w:pPr>
+            <w:r>
+              <w:rPr>
+                <w:rFonts w:ascii="Aptos" w:hAnsi="Aptos" w:eastAsia="Aptos" w:cs="Aptos" w:asciiTheme="minorAscii" w:hAnsiTheme="minorAscii" w:eastAsiaTheme="minorAscii" w:cstheme="minorAscii"/>
+                <w:color w:val="000000" w:themeColor="text1" w:themeTint="FF" w:themeShade="FF"/>
+              </w:rPr>
+              <w:t>Did the value proposition match your needs?</w:t>
+            </w:r>
+          </w:p>
+        </w:tc>
+        <w:tc>
+          <w:tcPr>
+            <w:tcW w:w="4508" w:type="dxa"/>
+            <w:tcMar/>
+          </w:tcPr>
+          <w:p>
+            <w:pPr>
+              <w:pStyle w:val="NormalWeb"/>
+            </w:pPr>
+            <w:r>
+              <w:rPr>
+                <w:rFonts w:ascii="Aptos" w:hAnsi="Aptos" w:eastAsia="Aptos" w:cs="Aptos" w:asciiTheme="minorAscii" w:hAnsiTheme="minorAscii" w:eastAsiaTheme="minorAscii" w:cstheme="minorAscii"/>
+                <w:color w:val="000000" w:themeColor="text1" w:themeTint="FF" w:themeShade="FF"/>
+              </w:rPr>
+              <w:t xml:space="preserve">It did, easy access to </w:t>
+            </w:r>
+            <w:r>
+              <w:rPr>
+                <w:rFonts w:ascii="Aptos" w:hAnsi="Aptos" w:eastAsia="Aptos" w:cs="Aptos" w:asciiTheme="minorAscii" w:hAnsiTheme="minorAscii" w:eastAsiaTheme="minorAscii" w:cstheme="minorAscii"/>
+                <w:color w:val="000000" w:themeColor="text1" w:themeTint="FF" w:themeShade="FF"/>
+              </w:rPr>
+              <w:t>library</w:t>
+            </w:r>
+            <w:r>
+              <w:rPr>
+                <w:rFonts w:ascii="Aptos" w:hAnsi="Aptos" w:eastAsia="Aptos" w:cs="Aptos" w:asciiTheme="minorAscii" w:hAnsiTheme="minorAscii" w:eastAsiaTheme="minorAscii" w:cstheme="minorAscii"/>
+                <w:color w:val="000000" w:themeColor="text1" w:themeTint="FF" w:themeShade="FF"/>
+              </w:rPr>
+              <w:t xml:space="preserve"> from </w:t>
+            </w:r>
+            <w:r>
+              <w:rPr>
+                <w:rFonts w:ascii="Aptos" w:hAnsi="Aptos" w:eastAsia="Aptos" w:cs="Aptos" w:asciiTheme="minorAscii" w:hAnsiTheme="minorAscii" w:eastAsiaTheme="minorAscii" w:cstheme="minorAscii"/>
+                <w:color w:val="000000" w:themeColor="text1" w:themeTint="FF" w:themeShade="FF"/>
+              </w:rPr>
+              <w:t>wherever you are</w:t>
+            </w:r>
+          </w:p>
+        </w:tc>
+      </w:tr>
+      <w:tr>
+        <w:trPr>
+          <w:trHeight w:val="300"/>
+        </w:trPr>
+        <w:tc>
+          <w:tcPr>
+            <w:tcW w:w="4508" w:type="dxa"/>
+            <w:tcMar/>
+          </w:tcPr>
+          <w:p>
+            <w:pPr>
+              <w:pStyle w:val="NormalWeb"/>
+              <w:shd w:val="clear" w:color="auto" w:fill="FFFFFF" w:themeFill="background1"/>
+            </w:pPr>
+            <w:r>
+              <w:rPr>
+                <w:rFonts w:ascii="Aptos" w:hAnsi="Aptos" w:eastAsia="Aptos" w:cs="Aptos" w:asciiTheme="minorAscii" w:hAnsiTheme="minorAscii" w:eastAsiaTheme="minorAscii" w:cstheme="minorAscii"/>
+                <w:color w:val="000000" w:themeColor="text1" w:themeTint="FF" w:themeShade="FF"/>
+              </w:rPr>
+              <w:t>Online search:</w:t>
+            </w:r>
+          </w:p>
+          <w:p>
+            <w:pPr>
+              <w:pStyle w:val="NormalWeb"/>
+              <w:shd w:val="clear" w:color="auto" w:fill="FFFFFF" w:themeFill="background1"/>
+              <w:rPr>
+                <w:rFonts w:ascii="Aptos" w:hAnsi="Aptos" w:eastAsia="Aptos" w:cs="Aptos" w:asciiTheme="minorAscii" w:hAnsiTheme="minorAscii" w:eastAsiaTheme="minorAscii" w:cstheme="minorAscii"/>
+                <w:color w:val="000000" w:themeColor="text1" w:themeTint="FF" w:themeShade="FF"/>
+              </w:rPr>
+            </w:pPr>
+            <w:r>
+              <w:rPr>
+                <w:rFonts w:ascii="Aptos" w:hAnsi="Aptos" w:eastAsia="Aptos" w:cs="Aptos" w:asciiTheme="minorAscii" w:hAnsiTheme="minorAscii" w:eastAsiaTheme="minorAscii" w:cstheme="minorAscii"/>
+                <w:color w:val="000000" w:themeColor="text1" w:themeTint="FF" w:themeShade="FF"/>
+              </w:rPr>
+              <w:t>Do you find information on whether the providers use IaaS, PaaS, or SaaS for the technology?</w:t>
+            </w:r>
+          </w:p>
+        </w:tc>
+        <w:tc>
+          <w:tcPr>
+            <w:tcW w:w="4508" w:type="dxa"/>
+            <w:tcMar/>
+          </w:tcPr>
+          <w:p>
+            <w:pPr>
+              <w:pStyle w:val="NormalWeb"/>
+              <w:suppressLineNumbers w:val="0"/>
+              <w:bidi w:val="0"/>
+              <w:spacing w:beforeAutospacing="on" w:afterAutospacing="on" w:line="240" w:lineRule="auto"/>
+              <w:ind w:left="0" w:right="0"/>
+              <w:jc w:val="left"/>
+            </w:pPr>
+            <w:r>
+              <w:rPr>
+                <w:rFonts w:ascii="Aptos" w:hAnsi="Aptos" w:eastAsia="Aptos" w:cs="Aptos" w:asciiTheme="minorAscii" w:hAnsiTheme="minorAscii" w:eastAsiaTheme="minorAscii" w:cstheme="minorAscii"/>
+                <w:color w:val="000000" w:themeColor="text1" w:themeTint="FF" w:themeShade="FF"/>
+              </w:rPr>
+              <w:t>LUT Primo is a SaaS. It gives access to the library data and content as needed.</w:t>
+            </w:r>
+          </w:p>
+        </w:tc>
+      </w:tr>
+    </w:tbl>
+    <w:p>
+      <w:pPr>
+        <w:pStyle w:val="NormalWeb"/>
+      </w:pPr>
+    </w:p>
+    <w:p>
+      <w:pPr>
+        <w:pStyle w:val="Heading1"/>
+      </w:pPr>
+      <w:r>
+        <w:rPr/>
+        <w:t xml:space="preserve">4. </w:t>
+      </w:r>
+      <w:r>
+        <w:rPr/>
+        <w:t>Group Reflection</w:t>
+      </w:r>
+    </w:p>
+    <w:p>
+      <w:pPr>
+        <w:pStyle w:val="NormalWeb"/>
+        <w:numPr>
+          <w:ilvl w:val="0"/>
+          <w:numId w:val="13"/>
+        </w:numPr>
+        <w:shd w:val="clear" w:color="auto" w:fill="FFFFFF" w:themeFill="background1"/>
+        <w:rPr>
+          <w:rFonts w:ascii="Aptos" w:hAnsi="Aptos" w:eastAsia="Aptos" w:cs="Aptos" w:asciiTheme="minorAscii" w:hAnsiTheme="minorAscii" w:eastAsiaTheme="minorAscii" w:cstheme="minorAscii"/>
+          <w:color w:val="000000"/>
+        </w:rPr>
+      </w:pPr>
+      <w:r>
+        <w:rPr>
+          <w:rFonts w:ascii="Aptos" w:hAnsi="Aptos" w:eastAsia="Aptos" w:cs="Aptos" w:asciiTheme="minorAscii" w:hAnsiTheme="minorAscii" w:eastAsiaTheme="minorAscii" w:cstheme="minorAscii"/>
+          <w:color w:val="000000" w:themeColor="text1" w:themeTint="FF" w:themeShade="FF"/>
+        </w:rPr>
+        <w:t>Write a short reflection:</w:t>
+      </w:r>
+    </w:p>
+    <w:p>
+      <w:pPr>
+        <w:pStyle w:val="NormalWeb"/>
+        <w:numPr>
+          <w:ilvl w:val="1"/>
+          <w:numId w:val="13"/>
+        </w:numPr>
+        <w:shd w:val="clear" w:color="auto" w:fill="FFFFFF" w:themeFill="background1"/>
+        <w:rPr>
+          <w:rFonts w:ascii="Aptos" w:hAnsi="Aptos" w:eastAsia="Aptos" w:cs="Aptos" w:asciiTheme="minorAscii" w:hAnsiTheme="minorAscii" w:eastAsiaTheme="minorAscii" w:cstheme="minorAscii"/>
+          <w:color w:val="000000" w:themeColor="text1" w:themeTint="FF" w:themeShade="FF"/>
+        </w:rPr>
+      </w:pPr>
+      <w:r>
+        <w:rPr>
+          <w:rFonts w:ascii="Aptos" w:hAnsi="Aptos" w:eastAsia="Aptos" w:cs="Aptos" w:asciiTheme="minorAscii" w:hAnsiTheme="minorAscii" w:eastAsiaTheme="minorAscii" w:cstheme="minorAscii"/>
+          <w:color w:val="000000" w:themeColor="text1" w:themeTint="FF" w:themeShade="FF"/>
+        </w:rPr>
+        <w:t>What did you learn from using the service safari method?</w:t>
+      </w:r>
+    </w:p>
+    <w:p>
+      <w:pPr>
+        <w:pStyle w:val="NormalWeb"/>
+        <w:numPr>
+          <w:ilvl w:val="2"/>
+          <w:numId w:val="13"/>
+        </w:numPr>
+        <w:shd w:val="clear" w:color="auto" w:fill="FFFFFF" w:themeFill="background1"/>
+        <w:rPr>
+          <w:rFonts w:ascii="Aptos" w:hAnsi="Aptos" w:eastAsia="Aptos" w:cs="Aptos" w:asciiTheme="minorAscii" w:hAnsiTheme="minorAscii" w:eastAsiaTheme="minorAscii" w:cstheme="minorAscii"/>
+          <w:color w:val="000000" w:themeColor="text1" w:themeTint="FF" w:themeShade="FF"/>
+          <w:lang w:val="en-US"/>
+        </w:rPr>
+      </w:pPr>
+      <w:r>
+        <w:rPr>
+          <w:rFonts w:ascii="Aptos" w:hAnsi="Aptos" w:eastAsia="Aptos" w:cs="Aptos" w:asciiTheme="minorAscii" w:hAnsiTheme="minorAscii" w:eastAsiaTheme="minorAscii" w:cstheme="minorAscii"/>
+          <w:color w:val="000000" w:themeColor="text1" w:themeTint="FF" w:themeShade="FF"/>
+          <w:lang w:val="en-US"/>
+        </w:rPr>
+        <w:t xml:space="preserve">We learned how to define the benefit we gain from using a </w:t>
+      </w:r>
+      <w:r>
+        <w:rPr>
+          <w:rFonts w:ascii="Aptos" w:hAnsi="Aptos" w:eastAsia="Aptos" w:cs="Aptos" w:asciiTheme="minorAscii" w:hAnsiTheme="minorAscii" w:eastAsiaTheme="minorAscii" w:cstheme="minorAscii"/>
+          <w:color w:val="000000" w:themeColor="text1" w:themeTint="FF" w:themeShade="FF"/>
+          <w:lang w:val="en-US"/>
+        </w:rPr>
+        <w:t>service</w:t>
+      </w:r>
+      <w:r>
+        <w:rPr>
+          <w:rFonts w:ascii="Aptos" w:hAnsi="Aptos" w:eastAsia="Aptos" w:cs="Aptos" w:asciiTheme="minorAscii" w:hAnsiTheme="minorAscii" w:eastAsiaTheme="minorAscii" w:cstheme="minorAscii"/>
+          <w:color w:val="000000" w:themeColor="text1" w:themeTint="FF" w:themeShade="FF"/>
+          <w:lang w:val="en-US"/>
+        </w:rPr>
+        <w:t xml:space="preserve"> called value, and </w:t>
+      </w:r>
+      <w:r>
+        <w:rPr>
+          <w:rFonts w:ascii="Aptos" w:hAnsi="Aptos" w:eastAsia="Aptos" w:cs="Aptos" w:asciiTheme="minorAscii" w:hAnsiTheme="minorAscii" w:eastAsiaTheme="minorAscii" w:cstheme="minorAscii"/>
+          <w:color w:val="000000" w:themeColor="text1" w:themeTint="FF" w:themeShade="FF"/>
+          <w:lang w:val="en-US"/>
+        </w:rPr>
+        <w:t xml:space="preserve">that it is two-sided. It is not </w:t>
+      </w:r>
+      <w:r>
+        <w:rPr>
+          <w:rFonts w:ascii="Aptos" w:hAnsi="Aptos" w:eastAsia="Aptos" w:cs="Aptos" w:asciiTheme="minorAscii" w:hAnsiTheme="minorAscii" w:eastAsiaTheme="minorAscii" w:cstheme="minorAscii"/>
+          <w:color w:val="000000" w:themeColor="text1" w:themeTint="FF" w:themeShade="FF"/>
+          <w:lang w:val="en-US"/>
+        </w:rPr>
+        <w:t>sufficient</w:t>
+      </w:r>
+      <w:r>
+        <w:rPr>
+          <w:rFonts w:ascii="Aptos" w:hAnsi="Aptos" w:eastAsia="Aptos" w:cs="Aptos" w:asciiTheme="minorAscii" w:hAnsiTheme="minorAscii" w:eastAsiaTheme="minorAscii" w:cstheme="minorAscii"/>
+          <w:color w:val="000000" w:themeColor="text1" w:themeTint="FF" w:themeShade="FF"/>
+          <w:lang w:val="en-US"/>
+        </w:rPr>
+        <w:t xml:space="preserve"> that as </w:t>
+      </w:r>
+      <w:r>
+        <w:rPr>
+          <w:rFonts w:ascii="Aptos" w:hAnsi="Aptos" w:eastAsia="Aptos" w:cs="Aptos" w:asciiTheme="minorAscii" w:hAnsiTheme="minorAscii" w:eastAsiaTheme="minorAscii" w:cstheme="minorAscii"/>
+          <w:color w:val="000000" w:themeColor="text1" w:themeTint="FF" w:themeShade="FF"/>
+          <w:lang w:val="en-US"/>
+        </w:rPr>
+        <w:t>users</w:t>
+      </w:r>
+      <w:r>
+        <w:rPr>
+          <w:rFonts w:ascii="Aptos" w:hAnsi="Aptos" w:eastAsia="Aptos" w:cs="Aptos" w:asciiTheme="minorAscii" w:hAnsiTheme="minorAscii" w:eastAsiaTheme="minorAscii" w:cstheme="minorAscii"/>
+          <w:color w:val="000000" w:themeColor="text1" w:themeTint="FF" w:themeShade="FF"/>
+          <w:lang w:val="en-US"/>
+        </w:rPr>
+        <w:t xml:space="preserve"> see value in a service, the providers must receive a value too.</w:t>
+      </w:r>
+      <w:r>
+        <w:rPr>
+          <w:rFonts w:ascii="Aptos" w:hAnsi="Aptos" w:eastAsia="Aptos" w:cs="Aptos" w:asciiTheme="minorAscii" w:hAnsiTheme="minorAscii" w:eastAsiaTheme="minorAscii" w:cstheme="minorAscii"/>
+          <w:color w:val="000000" w:themeColor="text1" w:themeTint="FF" w:themeShade="FF"/>
+          <w:lang w:val="en-US"/>
+        </w:rPr>
+        <w:t xml:space="preserve"> Although this might seem like a </w:t>
+      </w:r>
+      <w:r>
+        <w:rPr>
+          <w:rFonts w:ascii="Aptos" w:hAnsi="Aptos" w:eastAsia="Aptos" w:cs="Aptos" w:asciiTheme="minorAscii" w:hAnsiTheme="minorAscii" w:eastAsiaTheme="minorAscii" w:cstheme="minorAscii"/>
+          <w:color w:val="000000" w:themeColor="text1" w:themeTint="FF" w:themeShade="FF"/>
+          <w:lang w:val="en-US"/>
+        </w:rPr>
+        <w:t>mundane</w:t>
+      </w:r>
+      <w:r>
+        <w:rPr>
+          <w:rFonts w:ascii="Aptos" w:hAnsi="Aptos" w:eastAsia="Aptos" w:cs="Aptos" w:asciiTheme="minorAscii" w:hAnsiTheme="minorAscii" w:eastAsiaTheme="minorAscii" w:cstheme="minorAscii"/>
+          <w:color w:val="000000" w:themeColor="text1" w:themeTint="FF" w:themeShade="FF"/>
+          <w:lang w:val="en-US"/>
+        </w:rPr>
+        <w:t xml:space="preserve"> </w:t>
+      </w:r>
+      <w:r>
+        <w:rPr>
+          <w:rFonts w:ascii="Aptos" w:hAnsi="Aptos" w:eastAsia="Aptos" w:cs="Aptos" w:asciiTheme="minorAscii" w:hAnsiTheme="minorAscii" w:eastAsiaTheme="minorAscii" w:cstheme="minorAscii"/>
+          <w:color w:val="000000" w:themeColor="text1" w:themeTint="FF" w:themeShade="FF"/>
+          <w:lang w:val="en-US"/>
+        </w:rPr>
+        <w:t>understanding,</w:t>
+      </w:r>
+      <w:r>
+        <w:rPr>
+          <w:rFonts w:ascii="Aptos" w:hAnsi="Aptos" w:eastAsia="Aptos" w:cs="Aptos" w:asciiTheme="minorAscii" w:hAnsiTheme="minorAscii" w:eastAsiaTheme="minorAscii" w:cstheme="minorAscii"/>
+          <w:color w:val="000000" w:themeColor="text1" w:themeTint="FF" w:themeShade="FF"/>
+          <w:lang w:val="en-US"/>
+        </w:rPr>
+        <w:t xml:space="preserve"> we do not always stop and analyze our interactions with services and providers from a design point of view. Moreover, we </w:t>
+      </w:r>
+      <w:r>
+        <w:rPr>
+          <w:rFonts w:ascii="Aptos" w:hAnsi="Aptos" w:eastAsia="Aptos" w:cs="Aptos" w:asciiTheme="minorAscii" w:hAnsiTheme="minorAscii" w:eastAsiaTheme="minorAscii" w:cstheme="minorAscii"/>
+          <w:color w:val="000000" w:themeColor="text1" w:themeTint="FF" w:themeShade="FF"/>
+          <w:lang w:val="en-US"/>
+        </w:rPr>
+        <w:t xml:space="preserve">learned to </w:t>
+      </w:r>
+      <w:r>
+        <w:rPr>
+          <w:rFonts w:ascii="Aptos" w:hAnsi="Aptos" w:eastAsia="Aptos" w:cs="Aptos" w:asciiTheme="minorAscii" w:hAnsiTheme="minorAscii" w:eastAsiaTheme="minorAscii" w:cstheme="minorAscii"/>
+          <w:color w:val="000000" w:themeColor="text1" w:themeTint="FF" w:themeShade="FF"/>
+          <w:lang w:val="en-US"/>
+        </w:rPr>
+        <w:t>identify</w:t>
+      </w:r>
+      <w:r>
+        <w:rPr>
+          <w:rFonts w:ascii="Aptos" w:hAnsi="Aptos" w:eastAsia="Aptos" w:cs="Aptos" w:asciiTheme="minorAscii" w:hAnsiTheme="minorAscii" w:eastAsiaTheme="minorAscii" w:cstheme="minorAscii"/>
+          <w:color w:val="000000" w:themeColor="text1" w:themeTint="FF" w:themeShade="FF"/>
+          <w:lang w:val="en-US"/>
+        </w:rPr>
+        <w:t xml:space="preserve"> actors involved in a service, and that many different external actors influence our experience of a service.</w:t>
+      </w:r>
+      <w:r>
+        <w:rPr>
+          <w:rFonts w:ascii="Aptos" w:hAnsi="Aptos" w:eastAsia="Aptos" w:cs="Aptos" w:asciiTheme="minorAscii" w:hAnsiTheme="minorAscii" w:eastAsiaTheme="minorAscii" w:cstheme="minorAscii"/>
+          <w:color w:val="000000" w:themeColor="text1" w:themeTint="FF" w:themeShade="FF"/>
+          <w:lang w:val="en-US"/>
+        </w:rPr>
+        <w:t xml:space="preserve"> For example, the performance and load times of the devices, browsers, and network we use </w:t>
+      </w:r>
+      <w:r>
+        <w:rPr>
+          <w:rFonts w:ascii="Aptos" w:hAnsi="Aptos" w:eastAsia="Aptos" w:cs="Aptos" w:asciiTheme="minorAscii" w:hAnsiTheme="minorAscii" w:eastAsiaTheme="minorAscii" w:cstheme="minorAscii"/>
+          <w:color w:val="000000" w:themeColor="text1" w:themeTint="FF" w:themeShade="FF"/>
+          <w:lang w:val="en-US"/>
+        </w:rPr>
+        <w:t>change</w:t>
+      </w:r>
+      <w:r>
+        <w:rPr>
+          <w:rFonts w:ascii="Aptos" w:hAnsi="Aptos" w:eastAsia="Aptos" w:cs="Aptos" w:asciiTheme="minorAscii" w:hAnsiTheme="minorAscii" w:eastAsiaTheme="minorAscii" w:cstheme="minorAscii"/>
+          <w:color w:val="000000" w:themeColor="text1" w:themeTint="FF" w:themeShade="FF"/>
+          <w:lang w:val="en-US"/>
+        </w:rPr>
+        <w:t xml:space="preserve"> the way we perceive the same service. Those of us that had previous</w:t>
+      </w:r>
+      <w:r>
+        <w:rPr>
+          <w:rFonts w:ascii="Aptos" w:hAnsi="Aptos" w:eastAsia="Aptos" w:cs="Aptos" w:asciiTheme="minorAscii" w:hAnsiTheme="minorAscii" w:eastAsiaTheme="minorAscii" w:cstheme="minorAscii"/>
+          <w:color w:val="000000" w:themeColor="text1" w:themeTint="FF" w:themeShade="FF"/>
+          <w:lang w:val="en-US"/>
+        </w:rPr>
+        <w:t>ly signed into Moodle had a seamless, smooth, and fast experience when borrowing a book. However, thos</w:t>
+      </w:r>
+      <w:r>
+        <w:rPr>
+          <w:rFonts w:ascii="Aptos" w:hAnsi="Aptos" w:eastAsia="Aptos" w:cs="Aptos" w:asciiTheme="minorAscii" w:hAnsiTheme="minorAscii" w:eastAsiaTheme="minorAscii" w:cstheme="minorAscii"/>
+          <w:color w:val="000000" w:themeColor="text1" w:themeTint="FF" w:themeShade="FF"/>
+          <w:lang w:val="en-US"/>
+        </w:rPr>
+        <w:t xml:space="preserve">e </w:t>
+      </w:r>
+      <w:r>
+        <w:rPr>
+          <w:rFonts w:ascii="Aptos" w:hAnsi="Aptos" w:eastAsia="Aptos" w:cs="Aptos" w:asciiTheme="minorAscii" w:hAnsiTheme="minorAscii" w:eastAsiaTheme="minorAscii" w:cstheme="minorAscii"/>
+          <w:color w:val="000000" w:themeColor="text1" w:themeTint="FF" w:themeShade="FF"/>
+          <w:lang w:val="en-US"/>
+        </w:rPr>
+        <w:t xml:space="preserve">of us that had </w:t>
+      </w:r>
+      <w:r>
+        <w:rPr>
+          <w:rFonts w:ascii="Aptos" w:hAnsi="Aptos" w:eastAsia="Aptos" w:cs="Aptos" w:asciiTheme="minorAscii" w:hAnsiTheme="minorAscii" w:eastAsiaTheme="minorAscii" w:cstheme="minorAscii"/>
+          <w:color w:val="000000" w:themeColor="text1" w:themeTint="FF" w:themeShade="FF"/>
+          <w:lang w:val="en-US"/>
+        </w:rPr>
+        <w:t>their Moodle login expire had to go through the process of signing in and verifying their Duo notification.</w:t>
+      </w:r>
+      <w:r>
+        <w:rPr>
+          <w:rFonts w:ascii="Aptos" w:hAnsi="Aptos" w:eastAsia="Aptos" w:cs="Aptos" w:asciiTheme="minorAscii" w:hAnsiTheme="minorAscii" w:eastAsiaTheme="minorAscii" w:cstheme="minorAscii"/>
+          <w:color w:val="000000" w:themeColor="text1" w:themeTint="FF" w:themeShade="FF"/>
+          <w:lang w:val="en-US"/>
+        </w:rPr>
+        <w:t xml:space="preserve"> Lastly, it showed us a new way of thinking about designing and creating a service</w:t>
+      </w:r>
+      <w:r>
+        <w:rPr>
+          <w:rFonts w:ascii="Aptos" w:hAnsi="Aptos" w:eastAsia="Aptos" w:cs="Aptos" w:asciiTheme="minorAscii" w:hAnsiTheme="minorAscii" w:eastAsiaTheme="minorAscii" w:cstheme="minorAscii"/>
+          <w:color w:val="000000" w:themeColor="text1" w:themeTint="FF" w:themeShade="FF"/>
+          <w:lang w:val="en-US"/>
+        </w:rPr>
+        <w:t xml:space="preserve"> </w:t>
+      </w:r>
+      <w:r>
+        <w:rPr>
+          <w:rFonts w:ascii="Aptos" w:hAnsi="Aptos" w:eastAsia="Aptos" w:cs="Aptos" w:asciiTheme="minorAscii" w:hAnsiTheme="minorAscii" w:eastAsiaTheme="minorAscii" w:cstheme="minorAscii"/>
+          <w:color w:val="000000" w:themeColor="text1" w:themeTint="FF" w:themeShade="FF"/>
+          <w:lang w:val="en-US"/>
+        </w:rPr>
+        <w:t xml:space="preserve">for </w:t>
+      </w:r>
+      <w:r>
+        <w:rPr>
+          <w:rFonts w:ascii="Aptos" w:hAnsi="Aptos" w:eastAsia="Aptos" w:cs="Aptos" w:asciiTheme="minorAscii" w:hAnsiTheme="minorAscii" w:eastAsiaTheme="minorAscii" w:cstheme="minorAscii"/>
+          <w:color w:val="000000" w:themeColor="text1" w:themeTint="FF" w:themeShade="FF"/>
+          <w:lang w:val="en-US"/>
+        </w:rPr>
+        <w:t>the viewpoint of a company or start-up</w:t>
+      </w:r>
+      <w:r>
+        <w:rPr>
+          <w:rFonts w:ascii="Aptos" w:hAnsi="Aptos" w:eastAsia="Aptos" w:cs="Aptos" w:asciiTheme="minorAscii" w:hAnsiTheme="minorAscii" w:eastAsiaTheme="minorAscii" w:cstheme="minorAscii"/>
+          <w:color w:val="000000" w:themeColor="text1" w:themeTint="FF" w:themeShade="FF"/>
+          <w:lang w:val="en-US"/>
+        </w:rPr>
+        <w:t xml:space="preserve">. </w:t>
+      </w:r>
+      <w:r>
+        <w:rPr>
+          <w:rFonts w:ascii="Aptos" w:hAnsi="Aptos" w:eastAsia="Aptos" w:cs="Aptos" w:asciiTheme="minorAscii" w:hAnsiTheme="minorAscii" w:eastAsiaTheme="minorAscii" w:cstheme="minorAscii"/>
+          <w:color w:val="000000" w:themeColor="text1" w:themeTint="FF" w:themeShade="FF"/>
+          <w:lang w:val="en-US"/>
+        </w:rPr>
+        <w:t>We now know what angle and what aspects to consider</w:t>
+      </w:r>
+      <w:r>
+        <w:rPr>
+          <w:rFonts w:ascii="Aptos" w:hAnsi="Aptos" w:eastAsia="Aptos" w:cs="Aptos" w:asciiTheme="minorAscii" w:hAnsiTheme="minorAscii" w:eastAsiaTheme="minorAscii" w:cstheme="minorAscii"/>
+          <w:color w:val="000000" w:themeColor="text1" w:themeTint="FF" w:themeShade="FF"/>
+          <w:lang w:val="en-US"/>
+        </w:rPr>
+        <w:t xml:space="preserve"> and research</w:t>
+      </w:r>
+      <w:r>
+        <w:rPr>
+          <w:rFonts w:ascii="Aptos" w:hAnsi="Aptos" w:eastAsia="Aptos" w:cs="Aptos" w:asciiTheme="minorAscii" w:hAnsiTheme="minorAscii" w:eastAsiaTheme="minorAscii" w:cstheme="minorAscii"/>
+          <w:color w:val="000000" w:themeColor="text1" w:themeTint="FF" w:themeShade="FF"/>
+          <w:lang w:val="en-US"/>
+        </w:rPr>
+        <w:t xml:space="preserve"> when </w:t>
+      </w:r>
+      <w:r>
+        <w:rPr>
+          <w:rFonts w:ascii="Aptos" w:hAnsi="Aptos" w:eastAsia="Aptos" w:cs="Aptos" w:asciiTheme="minorAscii" w:hAnsiTheme="minorAscii" w:eastAsiaTheme="minorAscii" w:cstheme="minorAscii"/>
+          <w:color w:val="000000" w:themeColor="text1" w:themeTint="FF" w:themeShade="FF"/>
+          <w:lang w:val="en-US"/>
+        </w:rPr>
+        <w:t>coming up with</w:t>
+      </w:r>
+      <w:r>
+        <w:rPr>
+          <w:rFonts w:ascii="Aptos" w:hAnsi="Aptos" w:eastAsia="Aptos" w:cs="Aptos" w:asciiTheme="minorAscii" w:hAnsiTheme="minorAscii" w:eastAsiaTheme="minorAscii" w:cstheme="minorAscii"/>
+          <w:color w:val="000000" w:themeColor="text1" w:themeTint="FF" w:themeShade="FF"/>
+          <w:lang w:val="en-US"/>
+        </w:rPr>
+        <w:t xml:space="preserve"> </w:t>
+      </w:r>
+      <w:r>
+        <w:rPr>
+          <w:rFonts w:ascii="Aptos" w:hAnsi="Aptos" w:eastAsia="Aptos" w:cs="Aptos" w:asciiTheme="minorAscii" w:hAnsiTheme="minorAscii" w:eastAsiaTheme="minorAscii" w:cstheme="minorAscii"/>
+          <w:color w:val="000000" w:themeColor="text1" w:themeTint="FF" w:themeShade="FF"/>
+          <w:lang w:val="en-US"/>
+        </w:rPr>
+        <w:t>a new business idea.</w:t>
+      </w:r>
+    </w:p>
+    <w:p>
+      <w:pPr>
         <w:pStyle w:val="NormalWeb"/>
         <w:shd w:val="clear" w:color="auto" w:fill="FFFFFF" w:themeFill="background1"/>
         <w:rPr>
-          <w:rFonts w:ascii="Noto Sans" w:hAnsi="Noto Sans" w:eastAsia="Noto Sans" w:cs="Noto Sans"/>
-          <w:color w:val="000000"/>
+          <w:rFonts w:ascii="Aptos" w:hAnsi="Aptos" w:eastAsia="Aptos" w:cs="Aptos" w:asciiTheme="minorAscii" w:hAnsiTheme="minorAscii" w:eastAsiaTheme="minorAscii" w:cstheme="minorAscii"/>
+          <w:color w:val="000000" w:themeColor="text1" w:themeTint="FF" w:themeShade="FF"/>
         </w:rPr>
       </w:pPr>
     </w:p>
     <w:p>
       <w:pPr>
         <w:pStyle w:val="NormalWeb"/>
+        <w:numPr>
+          <w:ilvl w:val="1"/>
+          <w:numId w:val="13"/>
+        </w:numPr>
         <w:shd w:val="clear" w:color="auto" w:fill="FFFFFF" w:themeFill="background1"/>
         <w:rPr>
-          <w:rFonts w:ascii="Noto Sans" w:hAnsi="Noto Sans" w:eastAsia="Noto Sans" w:cs="Noto Sans"/>
-          <w:color w:val="000000"/>
-        </w:rPr>
-      </w:pPr>
-      <w:r>
-        <w:rPr>
-          <w:rFonts w:ascii="Noto Sans" w:hAnsi="Noto Sans" w:eastAsia="Noto Sans" w:cs="Noto Sans"/>
-          <w:color w:val="000000"/>
-        </w:rPr>
-        <w:t>Name of the service</w:t>
+          <w:rFonts w:ascii="Aptos" w:hAnsi="Aptos" w:eastAsia="Aptos" w:cs="Aptos" w:asciiTheme="minorAscii" w:hAnsiTheme="minorAscii" w:eastAsiaTheme="minorAscii" w:cstheme="minorAscii"/>
+          <w:color w:val="000000" w:themeColor="text1" w:themeTint="FF" w:themeShade="FF"/>
+        </w:rPr>
+      </w:pPr>
+      <w:r>
+        <w:rPr>
+          <w:rFonts w:ascii="Aptos" w:hAnsi="Aptos" w:eastAsia="Aptos" w:cs="Aptos" w:asciiTheme="minorAscii" w:hAnsiTheme="minorAscii" w:eastAsiaTheme="minorAscii" w:cstheme="minorAscii"/>
+          <w:color w:val="000000" w:themeColor="text1" w:themeTint="FF" w:themeShade="FF"/>
+        </w:rPr>
+        <w:t>What did you find missing in this method to best understand a service?</w:t>
       </w:r>
     </w:p>
     <w:p>
       <w:pPr>
         <w:pStyle w:val="NormalWeb"/>
+        <w:numPr>
+          <w:ilvl w:val="2"/>
+          <w:numId w:val="13"/>
+        </w:numPr>
         <w:shd w:val="clear" w:color="auto" w:fill="FFFFFF" w:themeFill="background1"/>
         <w:rPr>
-          <w:rFonts w:ascii="Noto Sans" w:hAnsi="Noto Sans" w:eastAsia="Noto Sans" w:cs="Noto Sans"/>
-          <w:color w:val="000000"/>
-        </w:rPr>
-      </w:pPr>
+          <w:rFonts w:ascii="Aptos" w:hAnsi="Aptos" w:eastAsia="Aptos" w:cs="Aptos" w:asciiTheme="minorAscii" w:hAnsiTheme="minorAscii" w:eastAsiaTheme="minorAscii" w:cstheme="minorAscii"/>
+          <w:color w:val="000000" w:themeColor="text1" w:themeTint="FF" w:themeShade="FF"/>
+          <w:lang w:val="en-US"/>
+        </w:rPr>
+      </w:pPr>
+      <w:r>
+        <w:rPr>
+          <w:rFonts w:ascii="Aptos" w:hAnsi="Aptos" w:eastAsia="Aptos" w:cs="Aptos" w:asciiTheme="minorAscii" w:hAnsiTheme="minorAscii" w:eastAsiaTheme="minorAscii" w:cstheme="minorAscii"/>
+          <w:color w:val="000000" w:themeColor="text1" w:themeTint="FF" w:themeShade="FF"/>
+          <w:lang w:val="en-US"/>
+        </w:rPr>
+        <w:t>With our current knowledge and understanding of services, we did not find much missing for a better under</w:t>
+      </w:r>
+      <w:r>
+        <w:rPr>
+          <w:rFonts w:ascii="Aptos" w:hAnsi="Aptos" w:eastAsia="Aptos" w:cs="Aptos" w:asciiTheme="minorAscii" w:hAnsiTheme="minorAscii" w:eastAsiaTheme="minorAscii" w:cstheme="minorAscii"/>
+          <w:color w:val="000000" w:themeColor="text1" w:themeTint="FF" w:themeShade="FF"/>
+          <w:lang w:val="en-US"/>
+        </w:rPr>
+        <w:t xml:space="preserve">standing of the service. We </w:t>
+      </w:r>
+      <w:r>
+        <w:rPr>
+          <w:rFonts w:ascii="Aptos" w:hAnsi="Aptos" w:eastAsia="Aptos" w:cs="Aptos" w:asciiTheme="minorAscii" w:hAnsiTheme="minorAscii" w:eastAsiaTheme="minorAscii" w:cstheme="minorAscii"/>
+          <w:color w:val="000000" w:themeColor="text1" w:themeTint="FF" w:themeShade="FF"/>
+          <w:lang w:val="en-US"/>
+        </w:rPr>
+        <w:t>believe</w:t>
+      </w:r>
+      <w:r>
+        <w:rPr>
+          <w:rFonts w:ascii="Aptos" w:hAnsi="Aptos" w:eastAsia="Aptos" w:cs="Aptos" w:asciiTheme="minorAscii" w:hAnsiTheme="minorAscii" w:eastAsiaTheme="minorAscii" w:cstheme="minorAscii"/>
+          <w:color w:val="000000" w:themeColor="text1" w:themeTint="FF" w:themeShade="FF"/>
+          <w:lang w:val="en-US"/>
+        </w:rPr>
+        <w:t xml:space="preserve"> that we still need to delve deeper into </w:t>
+      </w:r>
+      <w:r>
+        <w:rPr>
+          <w:rFonts w:ascii="Aptos" w:hAnsi="Aptos" w:eastAsia="Aptos" w:cs="Aptos" w:asciiTheme="minorAscii" w:hAnsiTheme="minorAscii" w:eastAsiaTheme="minorAscii" w:cstheme="minorAscii"/>
+          <w:color w:val="000000" w:themeColor="text1" w:themeTint="FF" w:themeShade="FF"/>
+          <w:lang w:val="en-US"/>
+        </w:rPr>
+        <w:t>designing</w:t>
+      </w:r>
+      <w:r>
+        <w:rPr>
+          <w:rFonts w:ascii="Aptos" w:hAnsi="Aptos" w:eastAsia="Aptos" w:cs="Aptos" w:asciiTheme="minorAscii" w:hAnsiTheme="minorAscii" w:eastAsiaTheme="minorAscii" w:cstheme="minorAscii"/>
+          <w:color w:val="000000" w:themeColor="text1" w:themeTint="FF" w:themeShade="FF"/>
+          <w:lang w:val="en-US"/>
+        </w:rPr>
+        <w:t xml:space="preserve"> a service to get exposed to more angles and aspects of this process.</w:t>
+      </w:r>
+      <w:r>
+        <w:rPr>
+          <w:rFonts w:ascii="Aptos" w:hAnsi="Aptos" w:eastAsia="Aptos" w:cs="Aptos" w:asciiTheme="minorAscii" w:hAnsiTheme="minorAscii" w:eastAsiaTheme="minorAscii" w:cstheme="minorAscii"/>
+          <w:color w:val="000000" w:themeColor="text1" w:themeTint="FF" w:themeShade="FF"/>
+          <w:lang w:val="en-US"/>
+        </w:rPr>
+        <w:t xml:space="preserve"> However, knowing more about what aspects of the LUT Primo are handled by LUT’s IT, administrator, and library department would have allowed </w:t>
+      </w:r>
+      <w:r>
+        <w:rPr>
+          <w:rFonts w:ascii="Aptos" w:hAnsi="Aptos" w:eastAsia="Aptos" w:cs="Aptos" w:asciiTheme="minorAscii" w:hAnsiTheme="minorAscii" w:eastAsiaTheme="minorAscii" w:cstheme="minorAscii"/>
+          <w:color w:val="000000" w:themeColor="text1" w:themeTint="FF" w:themeShade="FF"/>
+          <w:lang w:val="en-US"/>
+        </w:rPr>
+        <w:t>us to understand the roles and responsibilities of the providers better. For example, how ar</w:t>
+      </w:r>
+      <w:r>
+        <w:rPr>
+          <w:rFonts w:ascii="Aptos" w:hAnsi="Aptos" w:eastAsia="Aptos" w:cs="Aptos" w:asciiTheme="minorAscii" w:hAnsiTheme="minorAscii" w:eastAsiaTheme="minorAscii" w:cstheme="minorAscii"/>
+          <w:color w:val="000000" w:themeColor="text1" w:themeTint="FF" w:themeShade="FF"/>
+          <w:lang w:val="en-US"/>
+        </w:rPr>
+        <w:t xml:space="preserve">e licenses and </w:t>
+      </w:r>
+      <w:r>
+        <w:rPr>
+          <w:rFonts w:ascii="Aptos" w:hAnsi="Aptos" w:eastAsia="Aptos" w:cs="Aptos" w:asciiTheme="minorAscii" w:hAnsiTheme="minorAscii" w:eastAsiaTheme="minorAscii" w:cstheme="minorAscii"/>
+          <w:color w:val="000000" w:themeColor="text1" w:themeTint="FF" w:themeShade="FF"/>
+          <w:lang w:val="en-US"/>
+        </w:rPr>
+        <w:t>additional</w:t>
+      </w:r>
+      <w:r>
+        <w:rPr>
+          <w:rFonts w:ascii="Aptos" w:hAnsi="Aptos" w:eastAsia="Aptos" w:cs="Aptos" w:asciiTheme="minorAscii" w:hAnsiTheme="minorAscii" w:eastAsiaTheme="minorAscii" w:cstheme="minorAscii"/>
+          <w:color w:val="000000" w:themeColor="text1" w:themeTint="FF" w:themeShade="FF"/>
+          <w:lang w:val="en-US"/>
+        </w:rPr>
+        <w:t xml:space="preserve"> content </w:t>
+      </w:r>
+      <w:r>
+        <w:rPr>
+          <w:rFonts w:ascii="Aptos" w:hAnsi="Aptos" w:eastAsia="Aptos" w:cs="Aptos" w:asciiTheme="minorAscii" w:hAnsiTheme="minorAscii" w:eastAsiaTheme="minorAscii" w:cstheme="minorAscii"/>
+          <w:color w:val="000000" w:themeColor="text1" w:themeTint="FF" w:themeShade="FF"/>
+          <w:lang w:val="en-US"/>
+        </w:rPr>
+        <w:t>acquired</w:t>
+      </w:r>
+      <w:r>
+        <w:rPr>
+          <w:rFonts w:ascii="Aptos" w:hAnsi="Aptos" w:eastAsia="Aptos" w:cs="Aptos" w:asciiTheme="minorAscii" w:hAnsiTheme="minorAscii" w:eastAsiaTheme="minorAscii" w:cstheme="minorAscii"/>
+          <w:color w:val="000000" w:themeColor="text1" w:themeTint="FF" w:themeShade="FF"/>
+          <w:lang w:val="en-US"/>
+        </w:rPr>
+        <w:t xml:space="preserve"> and managed? </w:t>
+      </w:r>
+      <w:r>
+        <w:rPr>
+          <w:rFonts w:ascii="Aptos" w:hAnsi="Aptos" w:eastAsia="Aptos" w:cs="Aptos" w:asciiTheme="minorAscii" w:hAnsiTheme="minorAscii" w:eastAsiaTheme="minorAscii" w:cstheme="minorAscii"/>
+          <w:color w:val="000000" w:themeColor="text1" w:themeTint="FF" w:themeShade="FF"/>
+          <w:lang w:val="en-US"/>
+        </w:rPr>
+        <w:t>Who</w:t>
+      </w:r>
+      <w:r>
+        <w:rPr>
+          <w:rFonts w:ascii="Aptos" w:hAnsi="Aptos" w:eastAsia="Aptos" w:cs="Aptos" w:asciiTheme="minorAscii" w:hAnsiTheme="minorAscii" w:eastAsiaTheme="minorAscii" w:cstheme="minorAscii"/>
+          <w:color w:val="000000" w:themeColor="text1" w:themeTint="FF" w:themeShade="FF"/>
+          <w:lang w:val="en-US"/>
+        </w:rPr>
+        <w:t xml:space="preserve"> </w:t>
+      </w:r>
+      <w:r>
+        <w:rPr>
+          <w:rFonts w:ascii="Aptos" w:hAnsi="Aptos" w:eastAsia="Aptos" w:cs="Aptos" w:asciiTheme="minorAscii" w:hAnsiTheme="minorAscii" w:eastAsiaTheme="minorAscii" w:cstheme="minorAscii"/>
+          <w:color w:val="000000" w:themeColor="text1" w:themeTint="FF" w:themeShade="FF"/>
+          <w:lang w:val="en-US"/>
+        </w:rPr>
+        <w:t>acquires</w:t>
+      </w:r>
+      <w:r>
+        <w:rPr>
+          <w:rFonts w:ascii="Aptos" w:hAnsi="Aptos" w:eastAsia="Aptos" w:cs="Aptos" w:asciiTheme="minorAscii" w:hAnsiTheme="minorAscii" w:eastAsiaTheme="minorAscii" w:cstheme="minorAscii"/>
+          <w:color w:val="000000" w:themeColor="text1" w:themeTint="FF" w:themeShade="FF"/>
+          <w:lang w:val="en-US"/>
+        </w:rPr>
+        <w:t xml:space="preserve"> and manages them? These questions are related to the business side of the serv</w:t>
+      </w:r>
+      <w:r>
+        <w:rPr>
+          <w:rFonts w:ascii="Aptos" w:hAnsi="Aptos" w:eastAsia="Aptos" w:cs="Aptos" w:asciiTheme="minorAscii" w:hAnsiTheme="minorAscii" w:eastAsiaTheme="minorAscii" w:cstheme="minorAscii"/>
+          <w:color w:val="000000" w:themeColor="text1" w:themeTint="FF" w:themeShade="FF"/>
+          <w:lang w:val="en-US"/>
+        </w:rPr>
+        <w:t xml:space="preserve">ice we interacted </w:t>
+      </w:r>
+      <w:r>
+        <w:rPr>
+          <w:rFonts w:ascii="Aptos" w:hAnsi="Aptos" w:eastAsia="Aptos" w:cs="Aptos" w:asciiTheme="minorAscii" w:hAnsiTheme="minorAscii" w:eastAsiaTheme="minorAscii" w:cstheme="minorAscii"/>
+          <w:color w:val="000000" w:themeColor="text1" w:themeTint="FF" w:themeShade="FF"/>
+          <w:lang w:val="en-US"/>
+        </w:rPr>
+        <w:t>with,</w:t>
+      </w:r>
+      <w:r>
+        <w:rPr>
+          <w:rFonts w:ascii="Aptos" w:hAnsi="Aptos" w:eastAsia="Aptos" w:cs="Aptos" w:asciiTheme="minorAscii" w:hAnsiTheme="minorAscii" w:eastAsiaTheme="minorAscii" w:cstheme="minorAscii"/>
+          <w:color w:val="000000" w:themeColor="text1" w:themeTint="FF" w:themeShade="FF"/>
+          <w:lang w:val="en-US"/>
+        </w:rPr>
+        <w:t xml:space="preserve"> and it seems logical to us that they are not </w:t>
+      </w:r>
+      <w:r>
+        <w:rPr>
+          <w:rFonts w:ascii="Aptos" w:hAnsi="Aptos" w:eastAsia="Aptos" w:cs="Aptos" w:asciiTheme="minorAscii" w:hAnsiTheme="minorAscii" w:eastAsiaTheme="minorAscii" w:cstheme="minorAscii"/>
+          <w:color w:val="000000" w:themeColor="text1" w:themeTint="FF" w:themeShade="FF"/>
+          <w:lang w:val="en-US"/>
+        </w:rPr>
+        <w:t>immediately</w:t>
+      </w:r>
+      <w:r>
+        <w:rPr>
+          <w:rFonts w:ascii="Aptos" w:hAnsi="Aptos" w:eastAsia="Aptos" w:cs="Aptos" w:asciiTheme="minorAscii" w:hAnsiTheme="minorAscii" w:eastAsiaTheme="minorAscii" w:cstheme="minorAscii"/>
+          <w:color w:val="000000" w:themeColor="text1" w:themeTint="FF" w:themeShade="FF"/>
+          <w:lang w:val="en-US"/>
+        </w:rPr>
+        <w:t xml:space="preserve"> obvious.</w:t>
+      </w:r>
+      <w:r>
+        <w:rPr>
+          <w:rFonts w:ascii="Aptos" w:hAnsi="Aptos" w:eastAsia="Aptos" w:cs="Aptos" w:asciiTheme="minorAscii" w:hAnsiTheme="minorAscii" w:eastAsiaTheme="minorAscii" w:cstheme="minorAscii"/>
+          <w:color w:val="000000" w:themeColor="text1" w:themeTint="FF" w:themeShade="FF"/>
+          <w:lang w:val="en-US"/>
+        </w:rPr>
+        <w:t xml:space="preserve"> </w:t>
+      </w:r>
     </w:p>
     <w:p>
       <w:pPr>
         <w:pStyle w:val="NormalWeb"/>
         <w:shd w:val="clear" w:color="auto" w:fill="FFFFFF" w:themeFill="background1"/>
         <w:rPr>
-          <w:rFonts w:ascii="Noto Sans" w:hAnsi="Noto Sans" w:eastAsia="Noto Sans" w:cs="Noto Sans"/>
-          <w:color w:val="000000"/>
-        </w:rPr>
-      </w:pPr>
-      <w:r>
-        <w:rPr>
-          <w:rFonts w:ascii="Noto Sans" w:hAnsi="Noto Sans" w:eastAsia="Noto Sans" w:cs="Noto Sans"/>
-          <w:color w:val="000000"/>
-        </w:rPr>
-        <w:t>Who is/are the service provider(s)?</w:t>
-      </w:r>
+          <w:rFonts w:ascii="Aptos" w:hAnsi="Aptos" w:eastAsia="Aptos" w:cs="Aptos" w:asciiTheme="minorAscii" w:hAnsiTheme="minorAscii" w:eastAsiaTheme="minorAscii" w:cstheme="minorAscii"/>
+          <w:color w:val="000000" w:themeColor="text1" w:themeTint="FF" w:themeShade="FF"/>
+        </w:rPr>
+      </w:pPr>
     </w:p>
     <w:p>
       <w:pPr>
-        <w:pStyle w:val="NormalWeb"/>
-        <w:shd w:val="clear" w:color="auto" w:fill="FFFFFF" w:themeFill="background1"/>
-        <w:rPr>
-          <w:rFonts w:ascii="Noto Sans" w:hAnsi="Noto Sans" w:eastAsia="Noto Sans" w:cs="Noto Sans"/>
-          <w:color w:val="000000"/>
-        </w:rPr>
-      </w:pPr>
+        <w:pStyle w:val="Heading1"/>
+        <w:suppressLineNumbers w:val="0"/>
+        <w:bidi w:val="0"/>
+        <w:spacing w:before="360" w:beforeAutospacing="off" w:after="80" w:afterAutospacing="off" w:line="278" w:lineRule="auto"/>
+        <w:ind w:left="0" w:right="0"/>
+        <w:jc w:val="left"/>
+      </w:pPr>
+      <w:r>
+        <w:rPr/>
+        <w:t xml:space="preserve">5. </w:t>
+      </w:r>
+      <w:r>
+        <w:rPr/>
+        <w:t>Appendix</w:t>
+      </w:r>
     </w:p>
     <w:p>
       <w:pPr>
         <w:pStyle w:val="NormalWeb"/>
+        <w:suppressLineNumbers w:val="0"/>
         <w:shd w:val="clear" w:color="auto" w:fill="FFFFFF" w:themeFill="background1"/>
-        <w:rPr>
-          <w:rFonts w:ascii="Noto Sans" w:hAnsi="Noto Sans" w:eastAsia="Noto Sans" w:cs="Noto Sans"/>
-          <w:color w:val="000000"/>
-        </w:rPr>
-      </w:pPr>
-      <w:r>
-        <w:rPr>
-          <w:rFonts w:ascii="Noto Sans" w:hAnsi="Noto Sans" w:eastAsia="Noto Sans" w:cs="Noto Sans"/>
-          <w:color w:val="000000"/>
-        </w:rPr>
-        <w:t>What is the value proposition as presented by the service provider(s)?</w:t>
-      </w:r>
-    </w:p>
-    <w:p>
-      <w:pPr>
-        <w:pStyle w:val="NormalWeb"/>
-        <w:shd w:val="clear" w:color="auto" w:fill="FFFFFF" w:themeFill="background1"/>
-        <w:rPr>
-          <w:rFonts w:ascii="Noto Sans" w:hAnsi="Noto Sans" w:eastAsia="Noto Sans" w:cs="Noto Sans"/>
-          <w:color w:val="000000"/>
-        </w:rPr>
-      </w:pPr>
-    </w:p>
-    <w:p>
-      <w:pPr>
-        <w:pStyle w:val="NormalWeb"/>
-        <w:shd w:val="clear" w:color="auto" w:fill="FFFFFF" w:themeFill="background1"/>
-        <w:rPr>
-          <w:rFonts w:ascii="Noto Sans" w:hAnsi="Noto Sans" w:eastAsia="Noto Sans" w:cs="Noto Sans"/>
-          <w:color w:val="000000"/>
-        </w:rPr>
-      </w:pPr>
-      <w:r>
-        <w:rPr>
-          <w:rFonts w:ascii="Noto Sans" w:hAnsi="Noto Sans" w:eastAsia="Noto Sans" w:cs="Noto Sans"/>
-          <w:color w:val="000000"/>
-        </w:rPr>
-        <w:t>What is/are the service offering(s)?</w:t>
-      </w:r>
-    </w:p>
-    <w:p>
-      <w:pPr>
-        <w:pStyle w:val="NormalWeb"/>
-        <w:shd w:val="clear" w:color="auto" w:fill="FFFFFF" w:themeFill="background1"/>
-        <w:rPr>
-          <w:rFonts w:ascii="Noto Sans" w:hAnsi="Noto Sans" w:eastAsia="Noto Sans" w:cs="Noto Sans"/>
-          <w:color w:val="000000"/>
-        </w:rPr>
-      </w:pPr>
-    </w:p>
-    <w:p>
-      <w:pPr>
-        <w:pStyle w:val="NormalWeb"/>
-        <w:shd w:val="clear" w:color="auto" w:fill="FFFFFF" w:themeFill="background1"/>
-        <w:rPr>
-          <w:rFonts w:ascii="Noto Sans" w:hAnsi="Noto Sans" w:eastAsia="Noto Sans" w:cs="Noto Sans"/>
-          <w:color w:val="000000"/>
-        </w:rPr>
-      </w:pPr>
-      <w:r>
-        <w:rPr>
-          <w:rFonts w:ascii="Noto Sans" w:hAnsi="Noto Sans" w:eastAsia="Noto Sans" w:cs="Noto Sans"/>
-          <w:color w:val="000000"/>
-        </w:rPr>
-        <w:t>Is the service offering focusing on Care, Access, Response?</w:t>
-      </w:r>
-    </w:p>
-    <w:p>
-      <w:pPr>
-        <w:pStyle w:val="NormalWeb"/>
-        <w:shd w:val="clear" w:color="auto" w:fill="FFFFFF" w:themeFill="background1"/>
-        <w:rPr>
-          <w:rFonts w:ascii="Noto Sans" w:hAnsi="Noto Sans" w:eastAsia="Noto Sans" w:cs="Noto Sans"/>
-          <w:color w:val="000000"/>
-        </w:rPr>
-      </w:pPr>
-    </w:p>
-    <w:p>
-      <w:pPr>
-        <w:pStyle w:val="NormalWeb"/>
-        <w:shd w:val="clear" w:color="auto" w:fill="FFFFFF" w:themeFill="background1"/>
-        <w:rPr>
-          <w:rFonts w:ascii="Noto Sans" w:hAnsi="Noto Sans" w:eastAsia="Noto Sans" w:cs="Noto Sans"/>
-          <w:color w:val="000000"/>
-        </w:rPr>
-      </w:pPr>
-      <w:r>
-        <w:rPr>
-          <w:rFonts w:ascii="Noto Sans" w:hAnsi="Noto Sans" w:eastAsia="Noto Sans" w:cs="Noto Sans"/>
-          <w:color w:val="000000"/>
-        </w:rPr>
-        <w:t>Is it a pure service or a service-product hybrid?</w:t>
-      </w:r>
-    </w:p>
-    <w:p>
-      <w:pPr>
-        <w:pStyle w:val="NormalWeb"/>
-        <w:shd w:val="clear" w:color="auto" w:fill="FFFFFF" w:themeFill="background1"/>
-        <w:rPr>
-          <w:rFonts w:ascii="Noto Sans" w:hAnsi="Noto Sans" w:eastAsia="Noto Sans" w:cs="Noto Sans"/>
-          <w:color w:val="000000"/>
-        </w:rPr>
-      </w:pPr>
-    </w:p>
-    <w:p>
-      <w:pPr>
-        <w:pStyle w:val="NormalWeb"/>
-        <w:shd w:val="clear" w:color="auto" w:fill="FFFFFF" w:themeFill="background1"/>
-        <w:rPr>
-          <w:rFonts w:ascii="Noto Sans" w:hAnsi="Noto Sans" w:eastAsia="Noto Sans" w:cs="Noto Sans"/>
-          <w:color w:val="000000"/>
-        </w:rPr>
-      </w:pPr>
-      <w:r>
-        <w:rPr>
-          <w:rFonts w:ascii="Noto Sans" w:hAnsi="Noto Sans" w:eastAsia="Noto Sans" w:cs="Noto Sans"/>
-          <w:color w:val="000000"/>
-        </w:rPr>
-        <w:t>If hybrid: is it predominantly product, half-half, or predominantly service?</w:t>
-      </w:r>
-    </w:p>
-    <w:p>
-      <w:pPr>
-        <w:pStyle w:val="NormalWeb"/>
-        <w:shd w:val="clear" w:color="auto" w:fill="FFFFFF" w:themeFill="background1"/>
-        <w:rPr>
-          <w:rFonts w:ascii="Noto Sans" w:hAnsi="Noto Sans" w:eastAsia="Noto Sans" w:cs="Noto Sans"/>
-          <w:color w:val="000000"/>
-        </w:rPr>
-      </w:pPr>
-    </w:p>
-    <w:p>
-      <w:pPr>
-        <w:pStyle w:val="NormalWeb"/>
-        <w:shd w:val="clear" w:color="auto" w:fill="FFFFFF" w:themeFill="background1"/>
-        <w:rPr>
-          <w:rFonts w:ascii="Noto Sans" w:hAnsi="Noto Sans" w:eastAsia="Noto Sans" w:cs="Noto Sans"/>
-          <w:color w:val="000000"/>
-        </w:rPr>
-      </w:pPr>
-      <w:r>
-        <w:rPr>
-          <w:rFonts w:ascii="Noto Sans" w:hAnsi="Noto Sans" w:eastAsia="Noto Sans" w:cs="Noto Sans"/>
-          <w:color w:val="000000"/>
-        </w:rPr>
-        <w:t>What are the main products involved?</w:t>
-      </w:r>
-    </w:p>
-    <w:p>
-      <w:pPr>
-        <w:pStyle w:val="NormalWeb"/>
-        <w:shd w:val="clear" w:color="auto" w:fill="FFFFFF" w:themeFill="background1"/>
-        <w:rPr>
-          <w:rFonts w:ascii="Noto Sans" w:hAnsi="Noto Sans" w:eastAsia="Noto Sans" w:cs="Noto Sans"/>
-          <w:color w:val="000000"/>
-        </w:rPr>
-      </w:pPr>
-    </w:p>
-    <w:p>
-      <w:pPr>
-        <w:pStyle w:val="NormalWeb"/>
-        <w:shd w:val="clear" w:color="auto" w:fill="FFFFFF" w:themeFill="background1"/>
-        <w:rPr>
-          <w:rFonts w:ascii="Noto Sans" w:hAnsi="Noto Sans" w:eastAsia="Noto Sans" w:cs="Noto Sans"/>
-          <w:color w:val="000000"/>
-        </w:rPr>
-      </w:pPr>
-      <w:r>
-        <w:rPr>
-          <w:rFonts w:ascii="Noto Sans" w:hAnsi="Noto Sans" w:eastAsia="Noto Sans" w:cs="Noto Sans"/>
-          <w:color w:val="000000"/>
-        </w:rPr>
-        <w:t>Is it a digitalized service?</w:t>
-      </w:r>
-    </w:p>
-    <w:p>
-      <w:pPr>
-        <w:pStyle w:val="NormalWeb"/>
-        <w:shd w:val="clear" w:color="auto" w:fill="FFFFFF" w:themeFill="background1"/>
-        <w:rPr>
-          <w:rFonts w:ascii="Noto Sans" w:hAnsi="Noto Sans" w:eastAsia="Noto Sans" w:cs="Noto Sans"/>
-          <w:color w:val="000000"/>
-        </w:rPr>
-      </w:pPr>
-    </w:p>
-    <w:p>
-      <w:pPr>
-        <w:pStyle w:val="NormalWeb"/>
-        <w:shd w:val="clear" w:color="auto" w:fill="FFFFFF" w:themeFill="background1"/>
-        <w:rPr>
-          <w:rFonts w:ascii="Noto Sans" w:hAnsi="Noto Sans" w:eastAsia="Noto Sans" w:cs="Noto Sans"/>
-          <w:color w:val="000000"/>
-        </w:rPr>
-      </w:pPr>
-      <w:r>
-        <w:rPr>
-          <w:rFonts w:ascii="Noto Sans" w:hAnsi="Noto Sans" w:eastAsia="Noto Sans" w:cs="Noto Sans"/>
-          <w:color w:val="000000"/>
-        </w:rPr>
-        <w:t>If yes, what was it before digitalization?</w:t>
-      </w:r>
-    </w:p>
-    <w:p>
-      <w:pPr>
-        <w:pStyle w:val="NormalWeb"/>
-        <w:shd w:val="clear" w:color="auto" w:fill="FFFFFF" w:themeFill="background1"/>
-        <w:rPr>
-          <w:rFonts w:ascii="Noto Sans" w:hAnsi="Noto Sans" w:eastAsia="Noto Sans" w:cs="Noto Sans"/>
-          <w:color w:val="000000"/>
-        </w:rPr>
-      </w:pPr>
-    </w:p>
-    <w:p>
-      <w:pPr>
-        <w:pStyle w:val="NormalWeb"/>
-        <w:shd w:val="clear" w:color="auto" w:fill="FFFFFF" w:themeFill="background1"/>
-        <w:rPr>
-          <w:rFonts w:ascii="Noto Sans" w:hAnsi="Noto Sans" w:eastAsia="Noto Sans" w:cs="Noto Sans"/>
-          <w:color w:val="000000"/>
-        </w:rPr>
-      </w:pPr>
-      <w:r>
-        <w:rPr>
-          <w:rFonts w:ascii="Noto Sans" w:hAnsi="Noto Sans" w:eastAsia="Noto Sans" w:cs="Noto Sans"/>
-          <w:color w:val="000000"/>
-        </w:rPr>
-        <w:t>What makes it a digitalized service?</w:t>
-      </w:r>
-      <w:r>
-        <w:rPr>
-          <w:rFonts w:ascii="Noto Sans" w:hAnsi="Noto Sans" w:eastAsia="Noto Sans" w:cs="Noto Sans"/>
-          <w:color w:val="000000"/>
-        </w:rPr>
-        <w:br w:type="page"/>
-      </w:r>
-    </w:p>
-    <w:p>
-      <w:pPr>
-        <w:pStyle w:val="Heading1"/>
-      </w:pPr>
-      <w:r>
-        <w:lastRenderedPageBreak/>
-        <w:t>The Service Safari</w:t>
-      </w:r>
-    </w:p>
-    <w:p>
-      <w:pPr>
-        <w:rPr>
-          <w:rFonts w:ascii="Noto Sans" w:hAnsi="Noto Sans" w:eastAsia="Noto Sans" w:cs="Noto Sans"/>
-          <w:color w:val="000000"/>
-        </w:rPr>
-      </w:pPr>
-    </w:p>
-    <w:p>
-      <w:pPr>
-        <w:rPr>
-          <w:rFonts w:ascii="Noto Sans" w:hAnsi="Noto Sans" w:eastAsia="Noto Sans" w:cs="Noto Sans"/>
-          <w:color w:val="000000"/>
-        </w:rPr>
-      </w:pPr>
-      <w:r>
-        <w:rPr>
-          <w:rFonts w:ascii="Noto Sans" w:hAnsi="Noto Sans" w:eastAsia="Noto Sans" w:cs="Noto Sans"/>
-          <w:color w:val="000000"/>
-        </w:rPr>
-        <w:t>What documentation methods did you use?</w:t>
-      </w:r>
-    </w:p>
-    <w:p>
-      <w:pPr>
-        <w:rPr>
-          <w:rFonts w:ascii="Noto Sans" w:hAnsi="Noto Sans" w:eastAsia="Noto Sans" w:cs="Noto Sans"/>
-          <w:color w:val="000000"/>
-        </w:rPr>
-      </w:pPr>
-    </w:p>
-    <w:p>
-      <w:pPr>
-        <w:rPr>
-          <w:rFonts w:ascii="Noto Sans" w:hAnsi="Noto Sans" w:eastAsia="Noto Sans" w:cs="Noto Sans"/>
-          <w:color w:val="000000"/>
-        </w:rPr>
-      </w:pPr>
-      <w:r>
-        <w:rPr>
-          <w:rFonts w:ascii="Noto Sans" w:hAnsi="Noto Sans" w:eastAsia="Noto Sans" w:cs="Noto Sans"/>
-          <w:color w:val="000000"/>
-        </w:rPr>
-        <w:t>Who was responsible for what in your group?</w:t>
-      </w:r>
-    </w:p>
-    <w:p>
-      <w:pPr>
-        <w:rPr>
-          <w:rFonts w:ascii="Noto Sans" w:hAnsi="Noto Sans" w:eastAsia="Noto Sans" w:cs="Noto Sans"/>
-          <w:color w:val="000000"/>
-        </w:rPr>
-      </w:pPr>
-    </w:p>
-    <w:p>
-      <w:pPr>
-        <w:rPr>
-          <w:rFonts w:ascii="Noto Sans" w:hAnsi="Noto Sans" w:eastAsia="Noto Sans" w:cs="Noto Sans"/>
-          <w:color w:val="000000"/>
-        </w:rPr>
-      </w:pPr>
-      <w:r>
-        <w:rPr>
-          <w:rFonts w:ascii="Noto Sans" w:hAnsi="Noto Sans" w:eastAsia="Noto Sans" w:cs="Noto Sans"/>
-          <w:color w:val="000000"/>
-        </w:rPr>
-        <w:t>What was your process of using the service?</w:t>
-      </w:r>
-    </w:p>
-    <w:p>
-      <w:pPr>
-        <w:rPr>
-          <w:rFonts w:ascii="Noto Sans" w:hAnsi="Noto Sans" w:eastAsia="Noto Sans" w:cs="Noto Sans"/>
-          <w:color w:val="000000"/>
-        </w:rPr>
-      </w:pPr>
-    </w:p>
-    <w:p>
-      <w:pPr>
-        <w:rPr>
-          <w:rFonts w:ascii="Noto Sans" w:hAnsi="Noto Sans" w:eastAsia="Noto Sans" w:cs="Noto Sans"/>
-          <w:color w:val="000000"/>
-        </w:rPr>
-      </w:pPr>
-      <w:r>
-        <w:rPr>
-          <w:rFonts w:ascii="Noto Sans" w:hAnsi="Noto Sans" w:eastAsia="Noto Sans" w:cs="Noto Sans"/>
-          <w:color w:val="000000"/>
-        </w:rPr>
-        <w:t>Were you skilled users, normal users, or special-needs users during the safari?</w:t>
-      </w:r>
-    </w:p>
-    <w:p>
-      <w:pPr>
-        <w:rPr>
-          <w:rFonts w:ascii="Noto Sans" w:hAnsi="Noto Sans" w:eastAsia="Noto Sans" w:cs="Noto Sans"/>
-          <w:color w:val="000000"/>
-        </w:rPr>
-      </w:pPr>
-    </w:p>
-    <w:p>
-      <w:pPr>
-        <w:rPr>
-          <w:rFonts w:ascii="Noto Sans" w:hAnsi="Noto Sans" w:eastAsia="Noto Sans" w:cs="Noto Sans"/>
-          <w:color w:val="000000"/>
-        </w:rPr>
-      </w:pPr>
-      <w:r>
-        <w:rPr>
-          <w:rFonts w:ascii="Noto Sans" w:hAnsi="Noto Sans" w:eastAsia="Noto Sans" w:cs="Noto Sans"/>
-          <w:color w:val="000000"/>
-        </w:rPr>
-        <w:t>Add key documentation with captions:</w:t>
-      </w:r>
-    </w:p>
-    <w:p>
-      <w:pPr>
-        <w:rPr>
-          <w:rFonts w:ascii="Noto Sans" w:hAnsi="Noto Sans" w:eastAsia="Noto Sans" w:cs="Noto Sans"/>
-          <w:color w:val="000000"/>
-        </w:rPr>
-      </w:pPr>
-    </w:p>
-    <w:p>
-      <w:pPr>
-        <w:rPr>
-          <w:rFonts w:ascii="Noto Sans" w:hAnsi="Noto Sans" w:eastAsia="Noto Sans" w:cs="Noto Sans"/>
-          <w:color w:val="000000"/>
-        </w:rPr>
-      </w:pPr>
-      <w:r>
-        <w:rPr>
-          <w:rFonts w:ascii="Noto Sans" w:hAnsi="Noto Sans" w:eastAsia="Noto Sans" w:cs="Noto Sans"/>
-          <w:color w:val="000000"/>
-        </w:rPr>
-        <w:t>Pictures or screenshots you took</w:t>
-      </w:r>
-    </w:p>
-    <w:p>
-      <w:pPr>
-        <w:rPr>
-          <w:rFonts w:ascii="Noto Sans" w:hAnsi="Noto Sans" w:eastAsia="Noto Sans" w:cs="Noto Sans"/>
-          <w:color w:val="000000"/>
-        </w:rPr>
-      </w:pPr>
-    </w:p>
-    <w:p>
-      <w:pPr>
-        <w:rPr>
-          <w:rFonts w:ascii="Noto Sans" w:hAnsi="Noto Sans" w:eastAsia="Noto Sans" w:cs="Noto Sans"/>
-          <w:color w:val="000000"/>
-        </w:rPr>
-      </w:pPr>
-      <w:r>
-        <w:rPr>
-          <w:rFonts w:ascii="Noto Sans" w:hAnsi="Noto Sans" w:eastAsia="Noto Sans" w:cs="Noto Sans"/>
-          <w:color w:val="000000"/>
-        </w:rPr>
-        <w:t>Short explanatory text to describe them</w:t>
-      </w:r>
-    </w:p>
-    <w:p>
-      <w:pPr>
-        <w:rPr>
-          <w:rFonts w:ascii="Noto Sans" w:hAnsi="Noto Sans" w:eastAsia="Noto Sans" w:cs="Noto Sans"/>
-          <w:color w:val="000000"/>
-        </w:rPr>
-      </w:pPr>
-    </w:p>
-    <w:p>
-      <w:pPr>
-        <w:rPr>
-          <w:rFonts w:ascii="Noto Sans" w:hAnsi="Noto Sans" w:eastAsia="Noto Sans" w:cs="Noto Sans"/>
-          <w:color w:val="000000"/>
-        </w:rPr>
-      </w:pPr>
-      <w:r>
-        <w:rPr>
-          <w:rFonts w:ascii="Noto Sans" w:hAnsi="Noto Sans" w:eastAsia="Noto Sans" w:cs="Noto Sans"/>
-          <w:color w:val="000000"/>
-        </w:rPr>
-        <w:t>Document how you started and ended your journey</w:t>
-      </w:r>
-    </w:p>
-    <w:p>
-      <w:pPr>
-        <w:rPr>
-          <w:rFonts w:ascii="Noto Sans" w:hAnsi="Noto Sans" w:eastAsia="Noto Sans" w:cs="Noto Sans"/>
-          <w:color w:val="000000"/>
-        </w:rPr>
-      </w:pPr>
-    </w:p>
-    <w:p>
-      <w:pPr>
-        <w:rPr>
-          <w:rFonts w:ascii="Noto Sans" w:hAnsi="Noto Sans" w:eastAsia="Noto Sans" w:cs="Noto Sans"/>
-          <w:color w:val="000000"/>
-        </w:rPr>
-      </w:pPr>
-      <w:r>
-        <w:rPr>
-          <w:rFonts w:ascii="Noto Sans" w:hAnsi="Noto Sans" w:eastAsia="Noto Sans" w:cs="Noto Sans"/>
-          <w:color w:val="000000"/>
-        </w:rPr>
-        <w:t>Highlight what worked well and what did not work well</w:t>
-      </w:r>
-    </w:p>
-    <w:p>
-      <w:pPr>
-        <w:rPr>
-          <w:rFonts w:ascii="Noto Sans" w:hAnsi="Noto Sans" w:eastAsia="Noto Sans" w:cs="Noto Sans"/>
-          <w:color w:val="000000"/>
-          <w:kern w:val="0"/>
-          <w:lang w:eastAsia="en-GB"/>
-          <w14:ligatures w14:val="none"/>
-        </w:rPr>
-      </w:pPr>
-      <w:r>
-        <w:rPr>
-          <w:rFonts w:ascii="Noto Sans" w:hAnsi="Noto Sans" w:eastAsia="Noto Sans" w:cs="Noto Sans"/>
-          <w:color w:val="000000"/>
-          <w:kern w:val="0"/>
-          <w:lang w:eastAsia="en-GB"/>
-          <w14:ligatures w14:val="none"/>
-        </w:rPr>
-        <w:br w:type="page"/>
-      </w:r>
-    </w:p>
-    <w:p>
-      <w:pPr>
-        <w:pStyle w:val="Heading1"/>
-      </w:pPr>
-      <w:r>
-        <w:lastRenderedPageBreak/>
-        <w:t>A</w:t>
-      </w:r>
-      <w:r>
-        <w:t>nalysis of the Service</w:t>
-      </w:r>
-    </w:p>
-    <w:p>
-      <w:pPr>
-        <w:pStyle w:val="NormalWeb"/>
-        <w:shd w:val="clear" w:color="auto" w:fill="FFFFFF" w:themeFill="background1"/>
-        <w:rPr>
-          <w:rFonts w:ascii="Noto Sans" w:hAnsi="Noto Sans" w:eastAsia="Noto Sans" w:cs="Noto Sans"/>
-          <w:color w:val="000000"/>
-        </w:rPr>
-      </w:pPr>
-    </w:p>
-    <w:p>
-      <w:pPr>
-        <w:pStyle w:val="NormalWeb"/>
-        <w:shd w:val="clear" w:color="auto" w:fill="FFFFFF" w:themeFill="background1"/>
-        <w:rPr>
-          <w:rFonts w:ascii="Noto Sans" w:hAnsi="Noto Sans" w:eastAsia="Noto Sans" w:cs="Noto Sans"/>
-          <w:color w:val="000000"/>
-        </w:rPr>
-      </w:pPr>
-      <w:r>
-        <w:rPr>
-          <w:rFonts w:ascii="Noto Sans" w:hAnsi="Noto Sans" w:eastAsia="Noto Sans" w:cs="Noto Sans"/>
-          <w:color w:val="000000"/>
-        </w:rPr>
-        <w:t xml:space="preserve">Who are the key actors (people, technologies, </w:t>
-      </w:r>
-      <w:proofErr w:type="spellStart"/>
-      <w:r>
-        <w:rPr>
-          <w:rFonts w:ascii="Noto Sans" w:hAnsi="Noto Sans" w:eastAsia="Noto Sans" w:cs="Noto Sans"/>
-          <w:color w:val="000000"/>
-        </w:rPr>
-        <w:t>organisations</w:t>
-      </w:r>
-      <w:proofErr w:type="spellEnd"/>
-      <w:r>
-        <w:rPr>
-          <w:rFonts w:ascii="Noto Sans" w:hAnsi="Noto Sans" w:eastAsia="Noto Sans" w:cs="Noto Sans"/>
-          <w:color w:val="000000"/>
-        </w:rPr>
-        <w:t>) involved in providing, delivering, and using the service?</w:t>
-      </w:r>
-    </w:p>
-    <w:p>
-      <w:pPr>
-        <w:pStyle w:val="NormalWeb"/>
-        <w:shd w:val="clear" w:color="auto" w:fill="FFFFFF" w:themeFill="background1"/>
-        <w:rPr>
-          <w:rFonts w:ascii="Noto Sans" w:hAnsi="Noto Sans" w:eastAsia="Noto Sans" w:cs="Noto Sans"/>
-          <w:color w:val="000000"/>
-        </w:rPr>
-      </w:pPr>
-    </w:p>
-    <w:p>
-      <w:pPr>
-        <w:pStyle w:val="NormalWeb"/>
-        <w:shd w:val="clear" w:color="auto" w:fill="FFFFFF" w:themeFill="background1"/>
-        <w:rPr>
-          <w:rFonts w:ascii="Noto Sans" w:hAnsi="Noto Sans" w:eastAsia="Noto Sans" w:cs="Noto Sans"/>
-          <w:color w:val="000000"/>
-        </w:rPr>
-      </w:pPr>
-      <w:r>
-        <w:rPr>
-          <w:rFonts w:ascii="Noto Sans" w:hAnsi="Noto Sans" w:eastAsia="Noto Sans" w:cs="Noto Sans"/>
-          <w:color w:val="000000"/>
-        </w:rPr>
-        <w:t>Which actors do you directly interact with?</w:t>
-      </w:r>
-    </w:p>
-    <w:p>
-      <w:pPr>
-        <w:pStyle w:val="NormalWeb"/>
-        <w:shd w:val="clear" w:color="auto" w:fill="FFFFFF" w:themeFill="background1"/>
-        <w:rPr>
-          <w:rFonts w:ascii="Noto Sans" w:hAnsi="Noto Sans" w:eastAsia="Noto Sans" w:cs="Noto Sans"/>
-          <w:color w:val="000000"/>
-        </w:rPr>
-      </w:pPr>
-    </w:p>
-    <w:p>
-      <w:pPr>
-        <w:pStyle w:val="NormalWeb"/>
-        <w:shd w:val="clear" w:color="auto" w:fill="FFFFFF" w:themeFill="background1"/>
-        <w:rPr>
-          <w:rFonts w:ascii="Noto Sans" w:hAnsi="Noto Sans" w:eastAsia="Noto Sans" w:cs="Noto Sans"/>
-          <w:color w:val="000000"/>
-        </w:rPr>
-      </w:pPr>
-      <w:r>
-        <w:rPr>
-          <w:rFonts w:ascii="Noto Sans" w:hAnsi="Noto Sans" w:eastAsia="Noto Sans" w:cs="Noto Sans"/>
-          <w:color w:val="000000"/>
-        </w:rPr>
-        <w:t>How are actors involved in co-creating value?</w:t>
-      </w:r>
-    </w:p>
-    <w:p>
-      <w:pPr>
-        <w:pStyle w:val="NormalWeb"/>
-        <w:shd w:val="clear" w:color="auto" w:fill="FFFFFF" w:themeFill="background1"/>
-        <w:rPr>
-          <w:rFonts w:ascii="Noto Sans" w:hAnsi="Noto Sans" w:eastAsia="Noto Sans" w:cs="Noto Sans"/>
-          <w:color w:val="000000"/>
-        </w:rPr>
-      </w:pPr>
-    </w:p>
-    <w:p>
-      <w:pPr>
-        <w:pStyle w:val="NormalWeb"/>
-        <w:shd w:val="clear" w:color="auto" w:fill="FFFFFF" w:themeFill="background1"/>
-        <w:rPr>
-          <w:rFonts w:ascii="Noto Sans" w:hAnsi="Noto Sans" w:eastAsia="Noto Sans" w:cs="Noto Sans"/>
-          <w:color w:val="000000"/>
-        </w:rPr>
-      </w:pPr>
-      <w:r>
-        <w:rPr>
-          <w:rFonts w:ascii="Noto Sans" w:hAnsi="Noto Sans" w:eastAsia="Noto Sans" w:cs="Noto Sans"/>
-          <w:color w:val="000000"/>
-        </w:rPr>
-        <w:t>What resources, skills, or knowledge do they bring?</w:t>
-      </w:r>
-    </w:p>
-    <w:p>
-      <w:pPr>
-        <w:pStyle w:val="NormalWeb"/>
-        <w:shd w:val="clear" w:color="auto" w:fill="FFFFFF" w:themeFill="background1"/>
-        <w:rPr>
-          <w:rFonts w:ascii="Noto Sans" w:hAnsi="Noto Sans" w:eastAsia="Noto Sans" w:cs="Noto Sans"/>
-          <w:color w:val="000000"/>
-        </w:rPr>
-      </w:pPr>
-    </w:p>
-    <w:p>
-      <w:pPr>
-        <w:pStyle w:val="NormalWeb"/>
-        <w:shd w:val="clear" w:color="auto" w:fill="FFFFFF" w:themeFill="background1"/>
-        <w:rPr>
-          <w:rFonts w:ascii="Noto Sans" w:hAnsi="Noto Sans" w:eastAsia="Noto Sans" w:cs="Noto Sans"/>
-          <w:color w:val="000000"/>
-        </w:rPr>
-      </w:pPr>
-      <w:r>
-        <w:rPr>
-          <w:rFonts w:ascii="Noto Sans" w:hAnsi="Noto Sans" w:eastAsia="Noto Sans" w:cs="Noto Sans"/>
-          <w:color w:val="000000"/>
-        </w:rPr>
-        <w:t>What is the key interaction space for this service?</w:t>
-      </w:r>
-    </w:p>
-    <w:p>
-      <w:pPr>
-        <w:pStyle w:val="NormalWeb"/>
-        <w:shd w:val="clear" w:color="auto" w:fill="FFFFFF" w:themeFill="background1"/>
-        <w:rPr>
-          <w:rFonts w:ascii="Noto Sans" w:hAnsi="Noto Sans" w:eastAsia="Noto Sans" w:cs="Noto Sans"/>
-          <w:color w:val="000000"/>
-        </w:rPr>
-      </w:pPr>
-    </w:p>
-    <w:p>
-      <w:pPr>
-        <w:pStyle w:val="NormalWeb"/>
-        <w:shd w:val="clear" w:color="auto" w:fill="FFFFFF" w:themeFill="background1"/>
-        <w:rPr>
-          <w:rFonts w:ascii="Noto Sans" w:hAnsi="Noto Sans" w:eastAsia="Noto Sans" w:cs="Noto Sans"/>
-          <w:color w:val="000000"/>
-        </w:rPr>
-      </w:pPr>
-      <w:r>
-        <w:rPr>
-          <w:rFonts w:ascii="Noto Sans" w:hAnsi="Noto Sans" w:eastAsia="Noto Sans" w:cs="Noto Sans"/>
-          <w:color w:val="000000"/>
-        </w:rPr>
-        <w:t>What happens in the Relationship, Matching, and Service layers of the interaction space?</w:t>
-      </w:r>
-    </w:p>
-    <w:p>
-      <w:pPr>
-        <w:pStyle w:val="NormalWeb"/>
-        <w:shd w:val="clear" w:color="auto" w:fill="FFFFFF" w:themeFill="background1"/>
-        <w:rPr>
-          <w:rFonts w:ascii="Noto Sans" w:hAnsi="Noto Sans" w:eastAsia="Noto Sans" w:cs="Noto Sans"/>
-          <w:color w:val="000000"/>
-        </w:rPr>
-      </w:pPr>
-    </w:p>
-    <w:p>
-      <w:pPr>
-        <w:pStyle w:val="NormalWeb"/>
-        <w:shd w:val="clear" w:color="auto" w:fill="FFFFFF" w:themeFill="background1"/>
-        <w:rPr>
-          <w:rFonts w:ascii="Noto Sans" w:hAnsi="Noto Sans" w:eastAsia="Noto Sans" w:cs="Noto Sans"/>
-          <w:color w:val="000000"/>
-        </w:rPr>
-      </w:pPr>
-      <w:r>
-        <w:rPr>
-          <w:rFonts w:ascii="Noto Sans" w:hAnsi="Noto Sans" w:eastAsia="Noto Sans" w:cs="Noto Sans"/>
-          <w:color w:val="000000"/>
-        </w:rPr>
-        <w:t>Are Relationship value, Matching value, and Service value high or low in your experience of the service safari?</w:t>
-      </w:r>
-    </w:p>
-    <w:p>
-      <w:pPr>
-        <w:pStyle w:val="NormalWeb"/>
-        <w:shd w:val="clear" w:color="auto" w:fill="FFFFFF" w:themeFill="background1"/>
-        <w:rPr>
-          <w:rFonts w:ascii="Noto Sans" w:hAnsi="Noto Sans" w:eastAsia="Noto Sans" w:cs="Noto Sans"/>
-          <w:color w:val="000000"/>
-        </w:rPr>
-      </w:pPr>
-    </w:p>
-    <w:p>
-      <w:pPr>
-        <w:pStyle w:val="NormalWeb"/>
-        <w:shd w:val="clear" w:color="auto" w:fill="FFFFFF" w:themeFill="background1"/>
-        <w:rPr>
-          <w:rFonts w:ascii="Noto Sans" w:hAnsi="Noto Sans" w:eastAsia="Noto Sans" w:cs="Noto Sans"/>
-          <w:color w:val="000000"/>
-        </w:rPr>
-      </w:pPr>
-      <w:r>
-        <w:rPr>
-          <w:rFonts w:ascii="Noto Sans" w:hAnsi="Noto Sans" w:eastAsia="Noto Sans" w:cs="Noto Sans"/>
-          <w:color w:val="000000"/>
-        </w:rPr>
-        <w:t>What was your personal and subjective perception of the service?</w:t>
-      </w:r>
-    </w:p>
-    <w:p>
-      <w:pPr>
-        <w:pStyle w:val="NormalWeb"/>
-        <w:shd w:val="clear" w:color="auto" w:fill="FFFFFF" w:themeFill="background1"/>
-        <w:rPr>
-          <w:rFonts w:ascii="Noto Sans" w:hAnsi="Noto Sans" w:eastAsia="Noto Sans" w:cs="Noto Sans"/>
-          <w:color w:val="000000"/>
-        </w:rPr>
-      </w:pPr>
-    </w:p>
-    <w:p>
-      <w:pPr>
-        <w:pStyle w:val="NormalWeb"/>
-        <w:shd w:val="clear" w:color="auto" w:fill="FFFFFF" w:themeFill="background1"/>
-        <w:rPr>
-          <w:rFonts w:ascii="Noto Sans" w:hAnsi="Noto Sans" w:eastAsia="Noto Sans" w:cs="Noto Sans"/>
-          <w:color w:val="000000"/>
-        </w:rPr>
-      </w:pPr>
-      <w:r>
-        <w:rPr>
-          <w:rFonts w:ascii="Noto Sans" w:hAnsi="Noto Sans" w:eastAsia="Noto Sans" w:cs="Noto Sans"/>
-          <w:color w:val="000000"/>
-        </w:rPr>
-        <w:t>Did the value proposition match your needs?</w:t>
-      </w:r>
-    </w:p>
-    <w:p>
-      <w:pPr>
-        <w:pStyle w:val="NormalWeb"/>
-        <w:shd w:val="clear" w:color="auto" w:fill="FFFFFF" w:themeFill="background1"/>
-        <w:rPr>
-          <w:rFonts w:ascii="Noto Sans" w:hAnsi="Noto Sans" w:eastAsia="Noto Sans" w:cs="Noto Sans"/>
-          <w:color w:val="000000"/>
-        </w:rPr>
-      </w:pPr>
-    </w:p>
-    <w:p>
-      <w:pPr>
-        <w:pStyle w:val="NormalWeb"/>
-        <w:shd w:val="clear" w:color="auto" w:fill="FFFFFF" w:themeFill="background1"/>
-        <w:rPr>
-          <w:rFonts w:ascii="Noto Sans" w:hAnsi="Noto Sans" w:eastAsia="Noto Sans" w:cs="Noto Sans"/>
-          <w:color w:val="000000"/>
-        </w:rPr>
-      </w:pPr>
-      <w:r>
-        <w:rPr>
-          <w:rFonts w:ascii="Noto Sans" w:hAnsi="Noto Sans" w:eastAsia="Noto Sans" w:cs="Noto Sans"/>
-          <w:color w:val="000000"/>
-        </w:rPr>
-        <w:t>Online search:</w:t>
-      </w:r>
-    </w:p>
-    <w:p>
-      <w:pPr>
-        <w:pStyle w:val="NormalWeb"/>
-        <w:shd w:val="clear" w:color="auto" w:fill="FFFFFF" w:themeFill="background1"/>
-        <w:rPr>
-          <w:rFonts w:ascii="Noto Sans" w:hAnsi="Noto Sans" w:eastAsia="Noto Sans" w:cs="Noto Sans"/>
-          <w:color w:val="000000"/>
-        </w:rPr>
-      </w:pPr>
-    </w:p>
-    <w:p>
-      <w:pPr>
-        <w:pStyle w:val="NormalWeb"/>
-        <w:shd w:val="clear" w:color="auto" w:fill="FFFFFF" w:themeFill="background1"/>
-        <w:rPr>
-          <w:rFonts w:ascii="Noto Sans" w:hAnsi="Noto Sans" w:eastAsia="Noto Sans" w:cs="Noto Sans"/>
-          <w:color w:val="000000"/>
-        </w:rPr>
-      </w:pPr>
-      <w:r>
-        <w:rPr>
-          <w:rFonts w:ascii="Noto Sans" w:hAnsi="Noto Sans" w:eastAsia="Noto Sans" w:cs="Noto Sans"/>
-          <w:color w:val="000000"/>
-        </w:rPr>
-        <w:t>Do you find information on whether the providers use IaaS, PaaS, or SaaS for the technology?</w:t>
-      </w:r>
-    </w:p>
-    <w:p>
-      <w:pPr>
-        <w:pStyle w:val="NormalWeb"/>
-        <w:shd w:val="clear" w:color="auto" w:fill="FFFFFF" w:themeFill="background1"/>
-        <w:rPr>
-          <w:rFonts w:ascii="Noto Sans" w:hAnsi="Noto Sans" w:eastAsia="Noto Sans" w:cs="Noto Sans"/>
-          <w:color w:val="000000"/>
-        </w:rPr>
-      </w:pPr>
-    </w:p>
-    <w:p>
-      <w:pPr>
-        <w:pStyle w:val="Heading1"/>
-      </w:pPr>
-      <w:r>
-        <w:t>Group Reflection</w:t>
-      </w:r>
-    </w:p>
-    <w:p>
-      <w:pPr>
-        <w:pStyle w:val="NormalWeb"/>
-        <w:shd w:val="clear" w:color="auto" w:fill="FFFFFF" w:themeFill="background1"/>
-        <w:rPr>
-          <w:rFonts w:ascii="Noto Sans" w:hAnsi="Noto Sans" w:eastAsia="Noto Sans" w:cs="Noto Sans"/>
-          <w:color w:val="000000"/>
-        </w:rPr>
-      </w:pPr>
-    </w:p>
-    <w:p>
-      <w:pPr>
-        <w:pStyle w:val="NormalWeb"/>
-        <w:shd w:val="clear" w:color="auto" w:fill="FFFFFF" w:themeFill="background1"/>
-        <w:rPr>
-          <w:rFonts w:ascii="Noto Sans" w:hAnsi="Noto Sans" w:eastAsia="Noto Sans" w:cs="Noto Sans"/>
-          <w:color w:val="000000"/>
-        </w:rPr>
-      </w:pPr>
-      <w:r>
-        <w:rPr>
-          <w:rFonts w:ascii="Noto Sans" w:hAnsi="Noto Sans" w:eastAsia="Noto Sans" w:cs="Noto Sans"/>
-          <w:color w:val="000000"/>
-        </w:rPr>
-        <w:t>Write a short reflection:</w:t>
-      </w:r>
-    </w:p>
-    <w:p>
-      <w:pPr>
-        <w:pStyle w:val="NormalWeb"/>
-        <w:shd w:val="clear" w:color="auto" w:fill="FFFFFF" w:themeFill="background1"/>
-        <w:rPr>
-          <w:rFonts w:ascii="Noto Sans" w:hAnsi="Noto Sans" w:eastAsia="Noto Sans" w:cs="Noto Sans"/>
-          <w:color w:val="000000"/>
-        </w:rPr>
-      </w:pPr>
-    </w:p>
-    <w:p>
-      <w:pPr>
-        <w:pStyle w:val="NormalWeb"/>
-        <w:shd w:val="clear" w:color="auto" w:fill="FFFFFF" w:themeFill="background1"/>
-        <w:rPr>
-          <w:rFonts w:ascii="Noto Sans" w:hAnsi="Noto Sans" w:eastAsia="Noto Sans" w:cs="Noto Sans"/>
-          <w:color w:val="000000"/>
-        </w:rPr>
-      </w:pPr>
-      <w:r>
-        <w:rPr>
-          <w:rFonts w:ascii="Noto Sans" w:hAnsi="Noto Sans" w:eastAsia="Noto Sans" w:cs="Noto Sans"/>
-          <w:color w:val="000000"/>
-        </w:rPr>
-        <w:t>What did you learn from using the service safari method?</w:t>
-      </w:r>
-    </w:p>
-    <w:p>
-      <w:pPr>
-        <w:pStyle w:val="NormalWeb"/>
-        <w:shd w:val="clear" w:color="auto" w:fill="FFFFFF" w:themeFill="background1"/>
-        <w:rPr>
-          <w:rFonts w:ascii="Noto Sans" w:hAnsi="Noto Sans" w:eastAsia="Noto Sans" w:cs="Noto Sans"/>
-          <w:color w:val="000000"/>
-        </w:rPr>
-      </w:pPr>
-    </w:p>
-    <w:p>
-      <w:pPr>
-        <w:pStyle w:val="NormalWeb"/>
-        <w:shd w:val="clear" w:color="auto" w:fill="FFFFFF" w:themeFill="background1"/>
-        <w:rPr>
-          <w:rFonts w:ascii="Noto Sans" w:hAnsi="Noto Sans" w:eastAsia="Noto Sans" w:cs="Noto Sans"/>
-          <w:color w:val="000000"/>
-        </w:rPr>
-      </w:pPr>
-      <w:r>
-        <w:rPr>
-          <w:rFonts w:ascii="Noto Sans" w:hAnsi="Noto Sans" w:eastAsia="Noto Sans" w:cs="Noto Sans"/>
-          <w:color w:val="000000"/>
-        </w:rPr>
-        <w:t>What did you find missing in this method to best understand a service?</w:t>
-      </w:r>
-    </w:p>
-    <w:p>
-      <w:pPr>
-        <w:pStyle w:val="NormalWeb"/>
-        <w:shd w:val="clear" w:color="auto" w:fill="FFFFFF" w:themeFill="background1"/>
-        <w:rPr>
-          <w:rFonts w:ascii="Noto Sans" w:hAnsi="Noto Sans" w:eastAsia="Noto Sans" w:cs="Noto Sans"/>
-          <w:color w:val="000000"/>
-        </w:rPr>
-      </w:pPr>
-    </w:p>
-    <w:p>
-      <w:pPr>
-        <w:pStyle w:val="Heading1"/>
-      </w:pPr>
-      <w:r>
-        <w:t>Optional extras</w:t>
-      </w:r>
-    </w:p>
-    <w:p>
-      <w:pPr>
-        <w:pStyle w:val="NormalWeb"/>
-        <w:shd w:val="clear" w:color="auto" w:fill="FFFFFF" w:themeFill="background1"/>
-        <w:rPr>
-          <w:rFonts w:ascii="Noto Sans" w:hAnsi="Noto Sans" w:eastAsia="Noto Sans" w:cs="Noto Sans"/>
-          <w:color w:val="000000"/>
-        </w:rPr>
-      </w:pPr>
-      <w:r>
-        <w:rPr>
-          <w:rFonts w:ascii="Noto Sans" w:hAnsi="Noto Sans" w:eastAsia="Noto Sans" w:cs="Noto Sans"/>
-          <w:color w:val="000000"/>
-        </w:rPr>
-        <w:t>You may add extra content as an Appendix (e.g., pictures, sketches from your service safari)</w:t>
-      </w:r>
-    </w:p>
-    <w:p>
-      <w:pPr>
-        <w:pStyle w:val="NormalWeb"/>
-        <w:shd w:val="clear" w:color="auto" w:fill="FFFFFF" w:themeFill="background1"/>
-        <w:rPr>
-          <w:rFonts w:ascii="Noto Sans" w:hAnsi="Noto Sans" w:eastAsia="Noto Sans" w:cs="Noto Sans"/>
-          <w:color w:val="000000"/>
-        </w:rPr>
-      </w:pPr>
-    </w:p>
-    <w:p>
-      <w:pPr>
-        <w:pStyle w:val="NormalWeb"/>
-        <w:shd w:val="clear" w:color="auto" w:fill="FFFFFF" w:themeFill="background1"/>
-        <w:rPr>
-          <w:rFonts w:ascii="Noto Sans" w:hAnsi="Noto Sans" w:eastAsia="Noto Sans" w:cs="Noto Sans"/>
-          <w:color w:val="000000"/>
-        </w:rPr>
-      </w:pPr>
-      <w:r>
-        <w:rPr>
-          <w:rFonts w:ascii="Noto Sans" w:hAnsi="Noto Sans" w:eastAsia="Noto Sans" w:cs="Noto Sans"/>
-          <w:color w:val="000000"/>
-        </w:rPr>
-        <w:t>Do not rely on the Appendix for crucial information</w:t>
-      </w:r>
-    </w:p>
-    <w:p>
-      <w:pPr>
-        <w:pStyle w:val="NormalWeb"/>
-        <w:shd w:val="clear" w:color="auto" w:fill="FFFFFF" w:themeFill="background1"/>
-        <w:rPr>
-          <w:rFonts w:ascii="Noto Sans" w:hAnsi="Noto Sans" w:eastAsia="Noto Sans" w:cs="Noto Sans"/>
-          <w:color w:val="000000"/>
-        </w:rPr>
-      </w:pPr>
-    </w:p>
-    <w:p>
-      <w:pPr>
-        <w:pStyle w:val="NormalWeb"/>
-        <w:shd w:val="clear" w:color="auto" w:fill="FFFFFF" w:themeFill="background1"/>
-        <w:rPr>
-          <w:rFonts w:ascii="Noto Sans" w:hAnsi="Noto Sans" w:eastAsia="Noto Sans" w:cs="Noto Sans"/>
-          <w:color w:val="000000"/>
-        </w:rPr>
-      </w:pPr>
-      <w:r>
-        <w:rPr>
-          <w:rFonts w:ascii="Noto Sans" w:hAnsi="Noto Sans" w:eastAsia="Noto Sans" w:cs="Noto Sans"/>
-          <w:color w:val="000000"/>
-        </w:rPr>
-        <w:t>If you use an Appendix, refer to it in the main report text</w:t>
-      </w:r>
-    </w:p>
-    <w:p>
-      <w:pPr>
-        <w:pStyle w:val="NormalWeb"/>
-        <w:shd w:val="clear" w:color="auto" w:fill="FFFFFF" w:themeFill="background1"/>
-        <w:rPr>
-          <w:rFonts w:ascii="Noto Sans" w:hAnsi="Noto Sans" w:eastAsia="Noto Sans" w:cs="Noto Sans"/>
-          <w:color w:val="000000"/>
-        </w:rPr>
-      </w:pPr>
-    </w:p>
-    <w:p>
-      <w:pPr>
-        <w:pStyle w:val="NormalWeb"/>
-        <w:shd w:val="clear" w:color="auto" w:fill="FFFFFF" w:themeFill="background1"/>
-        <w:rPr>
-          <w:rFonts w:ascii="Noto Sans" w:hAnsi="Noto Sans" w:eastAsia="Noto Sans" w:cs="Noto Sans"/>
-          <w:color w:val="000000"/>
-        </w:rPr>
-      </w:pPr>
-      <w:r>
-        <w:rPr>
-          <w:rFonts w:ascii="Noto Sans" w:hAnsi="Noto Sans" w:eastAsia="Noto Sans" w:cs="Noto Sans"/>
-          <w:color w:val="000000"/>
-        </w:rPr>
-        <w:t>Example: “For more pictures from the Service Safari, please refer to the Appendix.”</w:t>
-      </w:r>
-    </w:p>
-    <w:p>
-      <w:pPr>
-        <w:pStyle w:val="NormalWeb"/>
-        <w:shd w:val="clear" w:color="auto" w:fill="FFFFFF" w:themeFill="background1"/>
-        <w:rPr>
-          <w:rFonts w:ascii="Noto Sans" w:hAnsi="Noto Sans" w:eastAsia="Noto Sans" w:cs="Noto Sans"/>
-          <w:color w:val="000000"/>
-        </w:rPr>
-      </w:pPr>
-    </w:p>
-    <w:p>
-      <w:pPr>
-        <w:pStyle w:val="NormalWeb"/>
-        <w:shd w:val="clear" w:color="auto" w:fill="FFFFFF" w:themeFill="background1"/>
-        <w:rPr>
-          <w:rFonts w:ascii="Noto Sans" w:hAnsi="Noto Sans" w:eastAsia="Noto Sans" w:cs="Noto Sans"/>
-          <w:color w:val="000000"/>
-        </w:rPr>
-      </w:pPr>
-      <w:r>
-        <w:rPr>
-          <w:rFonts w:ascii="Noto Sans" w:hAnsi="Noto Sans" w:eastAsia="Noto Sans" w:cs="Noto Sans"/>
-          <w:color w:val="000000"/>
-        </w:rPr>
-        <w:lastRenderedPageBreak/>
-        <w:t>Remember to add the AI statement at the beginning of the report</w:t>
+        <w:bidi w:val="0"/>
+        <w:spacing w:beforeAutospacing="on" w:afterAutospacing="on" w:line="240" w:lineRule="auto"/>
+        <w:ind w:left="0" w:right="0"/>
+        <w:jc w:val="left"/>
+      </w:pPr>
+      <w:r>
+        <w:drawing>
+          <wp:inline wp14:editId="039D6EFE" wp14:anchorId="0A93D358">
+            <wp:extent cx="5724525" cy="4191000"/>
+            <wp:effectExtent l="0" t="0" r="0" b="0"/>
+            <wp:docPr id="74017441" name="drawing"/>
+            <wp:cNvGraphicFramePr>
+              <a:graphicFrameLocks noChangeAspect="1"/>
+            </wp:cNvGraphicFramePr>
+            <a:graphic>
+              <a:graphicData xmlns:a="http://schemas.openxmlformats.org/drawingml/2006/main" uri="http://schemas.openxmlformats.org/drawingml/2006/picture">
+                <pic:pic xmlns:pic="http://schemas.openxmlformats.org/drawingml/2006/picture">
+                  <pic:nvPicPr>
+                    <pic:cNvPr id="1652070487" name="Picture 1652070487"/>
+                    <pic:cNvPicPr/>
+                  </pic:nvPicPr>
+                  <pic:blipFill>
+                    <a:blip xmlns:r="http://schemas.openxmlformats.org/officeDocument/2006/relationships" r:embed="rId1103323258">
+                      <a:extLst>
+                        <a:ext uri="{28A0092B-C50C-407E-A947-70E740481C1C}">
+                          <a14:useLocalDpi xmlns:a14="http://schemas.microsoft.com/office/drawing/2010/main"/>
+                        </a:ext>
+                      </a:extLst>
+                    </a:blip>
+                    <a:stretch>
+                      <a:fillRect/>
+                    </a:stretch>
+                  </pic:blipFill>
+                  <pic:spPr>
+                    <a:xfrm>
+                      <a:off x="0" y="0"/>
+                      <a:ext cx="5724525" cy="4191000"/>
+                    </a:xfrm>
+                    <a:prstGeom prst="rect">
+                      <a:avLst/>
+                    </a:prstGeom>
+                  </pic:spPr>
+                </pic:pic>
+              </a:graphicData>
+            </a:graphic>
+          </wp:inline>
+        </w:drawing>
+      </w:r>
+      <w:r>
+        <w:rPr>
+          <w:rFonts w:ascii="Aptos" w:hAnsi="Aptos" w:eastAsia="Aptos" w:cs="Aptos" w:asciiTheme="minorAscii" w:hAnsiTheme="minorAscii" w:eastAsiaTheme="minorAscii" w:cstheme="minorAscii"/>
+          <w:b w:val="0"/>
+          <w:bCs w:val="0"/>
+          <w:i w:val="1"/>
+          <w:iCs w:val="1"/>
+          <w:color w:val="000000" w:themeColor="text1" w:themeTint="FF" w:themeShade="FF"/>
+          <w:sz w:val="22"/>
+          <w:szCs w:val="22"/>
+        </w:rPr>
+        <w:t xml:space="preserve">Figure A1. Our group working together in </w:t>
+      </w:r>
+      <w:r>
+        <w:rPr>
+          <w:rFonts w:ascii="Aptos" w:hAnsi="Aptos" w:eastAsia="Aptos" w:cs="Aptos" w:asciiTheme="minorAscii" w:hAnsiTheme="minorAscii" w:eastAsiaTheme="minorAscii" w:cstheme="minorAscii"/>
+          <w:b w:val="0"/>
+          <w:bCs w:val="0"/>
+          <w:i w:val="1"/>
+          <w:iCs w:val="1"/>
+          <w:color w:val="000000" w:themeColor="text1" w:themeTint="FF" w:themeShade="FF"/>
+          <w:sz w:val="22"/>
+          <w:szCs w:val="22"/>
+        </w:rPr>
+        <w:t>Micrisoft</w:t>
+      </w:r>
+      <w:r>
+        <w:rPr>
+          <w:rFonts w:ascii="Aptos" w:hAnsi="Aptos" w:eastAsia="Aptos" w:cs="Aptos" w:asciiTheme="minorAscii" w:hAnsiTheme="minorAscii" w:eastAsiaTheme="minorAscii" w:cstheme="minorAscii"/>
+          <w:b w:val="0"/>
+          <w:bCs w:val="0"/>
+          <w:i w:val="1"/>
+          <w:iCs w:val="1"/>
+          <w:color w:val="000000" w:themeColor="text1" w:themeTint="FF" w:themeShade="FF"/>
+          <w:sz w:val="22"/>
+          <w:szCs w:val="22"/>
+        </w:rPr>
+        <w:t xml:space="preserve"> Teams during the online service </w:t>
+      </w:r>
+      <w:r>
+        <w:rPr>
+          <w:rFonts w:ascii="Aptos" w:hAnsi="Aptos" w:eastAsia="Aptos" w:cs="Aptos" w:asciiTheme="minorAscii" w:hAnsiTheme="minorAscii" w:eastAsiaTheme="minorAscii" w:cstheme="minorAscii"/>
+          <w:b w:val="0"/>
+          <w:bCs w:val="0"/>
+          <w:i w:val="1"/>
+          <w:iCs w:val="1"/>
+          <w:color w:val="000000" w:themeColor="text1" w:themeTint="FF" w:themeShade="FF"/>
+          <w:sz w:val="22"/>
+          <w:szCs w:val="22"/>
+        </w:rPr>
+        <w:t>safari</w:t>
+      </w:r>
+      <w:r>
+        <w:rPr>
+          <w:rFonts w:ascii="Aptos" w:hAnsi="Aptos" w:eastAsia="Aptos" w:cs="Aptos" w:asciiTheme="minorAscii" w:hAnsiTheme="minorAscii" w:eastAsiaTheme="minorAscii" w:cstheme="minorAscii"/>
+          <w:b w:val="0"/>
+          <w:bCs w:val="0"/>
+          <w:i w:val="1"/>
+          <w:iCs w:val="1"/>
+          <w:color w:val="000000" w:themeColor="text1" w:themeTint="FF" w:themeShade="FF"/>
+          <w:sz w:val="22"/>
+          <w:szCs w:val="22"/>
+        </w:rPr>
+        <w:t>.</w:t>
       </w:r>
     </w:p>
     <w:sectPr>
@@ -1519,6 +3695,1323 @@
 
 <file path=word/numbering.xml><?xml version="1.0" encoding="utf-8"?>
 <w:numbering xmlns:wpc="http://schemas.microsoft.com/office/word/2010/wordprocessingCanvas" xmlns:cx="http://schemas.microsoft.com/office/drawing/2014/chartex" xmlns:cx1="http://schemas.microsoft.com/office/drawing/2015/9/8/chartex" xmlns:cx2="http://schemas.microsoft.com/office/drawing/2015/10/21/chartex" xmlns:cx3="http://schemas.microsoft.com/office/drawing/2016/5/9/chartex" xmlns:cx4="http://schemas.microsoft.com/office/drawing/2016/5/10/chartex" xmlns:cx5="http://schemas.microsoft.com/office/drawing/2016/5/11/chartex" xmlns:cx6="http://schemas.microsoft.com/office/drawing/2016/5/12/chartex" xmlns:cx7="http://schemas.microsoft.com/office/drawing/2016/5/13/chartex" xmlns:cx8="http://schemas.microsoft.com/office/drawing/2016/5/14/chartex" xmlns:mc="http://schemas.openxmlformats.org/markup-compatibility/2006" xmlns:m="http://schemas.openxmlformats.org/officeDocument/2006/math" xmlns:aink="http://schemas.microsoft.com/office/drawing/2016/ink" xmlns:am3d="http://schemas.microsoft.com/office/drawing/2017/model3d" xmlns:oel="http://schemas.microsoft.com/office/2019/extlst" xmlns:r="http://schemas.openxmlformats.org/officeDocument/2006/relationships" xmlns:wp14="http://schemas.microsoft.com/office/word/2010/wordprocessingDrawing" xmlns:wp="http://schemas.openxmlformats.org/drawingml/2006/wordprocessingDrawing" xmlns:wpg="http://schemas.microsoft.com/office/word/2010/wordprocessingGroup" xmlns:wpi="http://schemas.microsoft.com/office/word/2010/wordprocessingInk" xmlns:wps="http://schemas.microsoft.com/office/word/2010/wordprocessingShape" xmlns:o="urn:schemas-microsoft-com:office:office" xmlns:v="urn:schemas-microsoft-com:vml" xmlns:w10="urn:schemas-microsoft-com:office:word" xmlns:w="http://schemas.openxmlformats.org/wordprocessingml/2006/main" xmlns:w14="http://schemas.microsoft.com/office/word/2010/wordml" xmlns:w15="http://schemas.microsoft.com/office/word/2012/wordml" xmlns:w16cex="http://schemas.microsoft.com/office/word/2018/wordml/cex" xmlns:w16cid="http://schemas.microsoft.com/office/word/2016/wordml/cid" xmlns:w16="http://schemas.microsoft.com/office/word/2018/wordml" xmlns:w16sdtdh="http://schemas.microsoft.com/office/word/2020/wordml/sdtdatahash" xmlns:w16sdtfl="http://schemas.microsoft.com/office/word/2024/wordml/sdtformatlock" xmlns:w16se="http://schemas.microsoft.com/office/word/2015/wordml/symex" xmlns:w16du="http://schemas.microsoft.com/office/word/2023/wordml/word16du" xmlns:wne="http://schemas.microsoft.com/office/word/2006/wordml" mc:Ignorable="w14 w15 w16se w16cid w16 w16cex w16sdtdh w16sdtfl w16du wp14">
+  <w:abstractNum xmlns:w="http://schemas.openxmlformats.org/wordprocessingml/2006/main" w:abstractNumId="12">
+    <w:nsid w:val="5358652a"/>
+    <w:multiLevelType xmlns:w="http://schemas.openxmlformats.org/wordprocessingml/2006/main" w:val="hybridMultilevel"/>
+    <w:lvl xmlns:w="http://schemas.openxmlformats.org/wordprocessingml/2006/main" w:ilvl="0">
+      <w:start w:val="1"/>
+      <w:numFmt w:val="bullet"/>
+      <w:lvlText w:val=""/>
+      <w:lvlJc w:val="left"/>
+      <w:pPr>
+        <w:ind w:left="720" w:hanging="360"/>
+      </w:pPr>
+      <w:rPr>
+        <w:rFonts w:hint="default" w:ascii="Symbol" w:hAnsi="Symbol"/>
+      </w:rPr>
+    </w:lvl>
+    <w:lvl xmlns:w="http://schemas.openxmlformats.org/wordprocessingml/2006/main" w:ilvl="1">
+      <w:start w:val="1"/>
+      <w:numFmt w:val="bullet"/>
+      <w:lvlText w:val="o"/>
+      <w:lvlJc w:val="left"/>
+      <w:pPr>
+        <w:ind w:left="1440" w:hanging="360"/>
+      </w:pPr>
+      <w:rPr>
+        <w:rFonts w:hint="default" w:ascii="Courier New" w:hAnsi="Courier New"/>
+      </w:rPr>
+    </w:lvl>
+    <w:lvl xmlns:w="http://schemas.openxmlformats.org/wordprocessingml/2006/main" w:ilvl="2">
+      <w:start w:val="1"/>
+      <w:numFmt w:val="bullet"/>
+      <w:lvlText w:val=""/>
+      <w:lvlJc w:val="left"/>
+      <w:pPr>
+        <w:ind w:left="2160" w:hanging="360"/>
+      </w:pPr>
+      <w:rPr>
+        <w:rFonts w:hint="default" w:ascii="Wingdings" w:hAnsi="Wingdings"/>
+      </w:rPr>
+    </w:lvl>
+    <w:lvl xmlns:w="http://schemas.openxmlformats.org/wordprocessingml/2006/main" w:ilvl="3">
+      <w:start w:val="1"/>
+      <w:numFmt w:val="bullet"/>
+      <w:lvlText w:val=""/>
+      <w:lvlJc w:val="left"/>
+      <w:pPr>
+        <w:ind w:left="2880" w:hanging="360"/>
+      </w:pPr>
+      <w:rPr>
+        <w:rFonts w:hint="default" w:ascii="Symbol" w:hAnsi="Symbol"/>
+      </w:rPr>
+    </w:lvl>
+    <w:lvl xmlns:w="http://schemas.openxmlformats.org/wordprocessingml/2006/main" w:ilvl="4">
+      <w:start w:val="1"/>
+      <w:numFmt w:val="bullet"/>
+      <w:lvlText w:val="o"/>
+      <w:lvlJc w:val="left"/>
+      <w:pPr>
+        <w:ind w:left="3600" w:hanging="360"/>
+      </w:pPr>
+      <w:rPr>
+        <w:rFonts w:hint="default" w:ascii="Courier New" w:hAnsi="Courier New"/>
+      </w:rPr>
+    </w:lvl>
+    <w:lvl xmlns:w="http://schemas.openxmlformats.org/wordprocessingml/2006/main" w:ilvl="5">
+      <w:start w:val="1"/>
+      <w:numFmt w:val="bullet"/>
+      <w:lvlText w:val=""/>
+      <w:lvlJc w:val="left"/>
+      <w:pPr>
+        <w:ind w:left="4320" w:hanging="360"/>
+      </w:pPr>
+      <w:rPr>
+        <w:rFonts w:hint="default" w:ascii="Wingdings" w:hAnsi="Wingdings"/>
+      </w:rPr>
+    </w:lvl>
+    <w:lvl xmlns:w="http://schemas.openxmlformats.org/wordprocessingml/2006/main" w:ilvl="6">
+      <w:start w:val="1"/>
+      <w:numFmt w:val="bullet"/>
+      <w:lvlText w:val=""/>
+      <w:lvlJc w:val="left"/>
+      <w:pPr>
+        <w:ind w:left="5040" w:hanging="360"/>
+      </w:pPr>
+      <w:rPr>
+        <w:rFonts w:hint="default" w:ascii="Symbol" w:hAnsi="Symbol"/>
+      </w:rPr>
+    </w:lvl>
+    <w:lvl xmlns:w="http://schemas.openxmlformats.org/wordprocessingml/2006/main" w:ilvl="7">
+      <w:start w:val="1"/>
+      <w:numFmt w:val="bullet"/>
+      <w:lvlText w:val="o"/>
+      <w:lvlJc w:val="left"/>
+      <w:pPr>
+        <w:ind w:left="5760" w:hanging="360"/>
+      </w:pPr>
+      <w:rPr>
+        <w:rFonts w:hint="default" w:ascii="Courier New" w:hAnsi="Courier New"/>
+      </w:rPr>
+    </w:lvl>
+    <w:lvl xmlns:w="http://schemas.openxmlformats.org/wordprocessingml/2006/main" w:ilvl="8">
+      <w:start w:val="1"/>
+      <w:numFmt w:val="bullet"/>
+      <w:lvlText w:val=""/>
+      <w:lvlJc w:val="left"/>
+      <w:pPr>
+        <w:ind w:left="6480" w:hanging="360"/>
+      </w:pPr>
+      <w:rPr>
+        <w:rFonts w:hint="default" w:ascii="Wingdings" w:hAnsi="Wingdings"/>
+      </w:rPr>
+    </w:lvl>
+  </w:abstractNum>
+  <w:abstractNum xmlns:w="http://schemas.openxmlformats.org/wordprocessingml/2006/main" w:abstractNumId="11">
+    <w:nsid w:val="449f791d"/>
+    <w:multiLevelType xmlns:w="http://schemas.openxmlformats.org/wordprocessingml/2006/main" w:val="hybridMultilevel"/>
+    <w:lvl xmlns:w="http://schemas.openxmlformats.org/wordprocessingml/2006/main" w:ilvl="0">
+      <w:start w:val="1"/>
+      <w:numFmt w:val="bullet"/>
+      <w:lvlText w:val=""/>
+      <w:lvlJc w:val="left"/>
+      <w:pPr>
+        <w:ind w:left="720" w:hanging="360"/>
+      </w:pPr>
+      <w:rPr>
+        <w:rFonts w:hint="default" w:ascii="Symbol" w:hAnsi="Symbol"/>
+      </w:rPr>
+    </w:lvl>
+    <w:lvl xmlns:w="http://schemas.openxmlformats.org/wordprocessingml/2006/main" w:ilvl="1">
+      <w:start w:val="1"/>
+      <w:numFmt w:val="bullet"/>
+      <w:lvlText w:val="o"/>
+      <w:lvlJc w:val="left"/>
+      <w:pPr>
+        <w:ind w:left="1440" w:hanging="360"/>
+      </w:pPr>
+      <w:rPr>
+        <w:rFonts w:hint="default" w:ascii="Courier New" w:hAnsi="Courier New"/>
+      </w:rPr>
+    </w:lvl>
+    <w:lvl xmlns:w="http://schemas.openxmlformats.org/wordprocessingml/2006/main" w:ilvl="2">
+      <w:start w:val="1"/>
+      <w:numFmt w:val="bullet"/>
+      <w:lvlText w:val=""/>
+      <w:lvlJc w:val="left"/>
+      <w:pPr>
+        <w:ind w:left="2160" w:hanging="360"/>
+      </w:pPr>
+      <w:rPr>
+        <w:rFonts w:hint="default" w:ascii="Wingdings" w:hAnsi="Wingdings"/>
+      </w:rPr>
+    </w:lvl>
+    <w:lvl xmlns:w="http://schemas.openxmlformats.org/wordprocessingml/2006/main" w:ilvl="3">
+      <w:start w:val="1"/>
+      <w:numFmt w:val="bullet"/>
+      <w:lvlText w:val=""/>
+      <w:lvlJc w:val="left"/>
+      <w:pPr>
+        <w:ind w:left="2880" w:hanging="360"/>
+      </w:pPr>
+      <w:rPr>
+        <w:rFonts w:hint="default" w:ascii="Symbol" w:hAnsi="Symbol"/>
+      </w:rPr>
+    </w:lvl>
+    <w:lvl xmlns:w="http://schemas.openxmlformats.org/wordprocessingml/2006/main" w:ilvl="4">
+      <w:start w:val="1"/>
+      <w:numFmt w:val="bullet"/>
+      <w:lvlText w:val="o"/>
+      <w:lvlJc w:val="left"/>
+      <w:pPr>
+        <w:ind w:left="3600" w:hanging="360"/>
+      </w:pPr>
+      <w:rPr>
+        <w:rFonts w:hint="default" w:ascii="Courier New" w:hAnsi="Courier New"/>
+      </w:rPr>
+    </w:lvl>
+    <w:lvl xmlns:w="http://schemas.openxmlformats.org/wordprocessingml/2006/main" w:ilvl="5">
+      <w:start w:val="1"/>
+      <w:numFmt w:val="bullet"/>
+      <w:lvlText w:val=""/>
+      <w:lvlJc w:val="left"/>
+      <w:pPr>
+        <w:ind w:left="4320" w:hanging="360"/>
+      </w:pPr>
+      <w:rPr>
+        <w:rFonts w:hint="default" w:ascii="Wingdings" w:hAnsi="Wingdings"/>
+      </w:rPr>
+    </w:lvl>
+    <w:lvl xmlns:w="http://schemas.openxmlformats.org/wordprocessingml/2006/main" w:ilvl="6">
+      <w:start w:val="1"/>
+      <w:numFmt w:val="bullet"/>
+      <w:lvlText w:val=""/>
+      <w:lvlJc w:val="left"/>
+      <w:pPr>
+        <w:ind w:left="5040" w:hanging="360"/>
+      </w:pPr>
+      <w:rPr>
+        <w:rFonts w:hint="default" w:ascii="Symbol" w:hAnsi="Symbol"/>
+      </w:rPr>
+    </w:lvl>
+    <w:lvl xmlns:w="http://schemas.openxmlformats.org/wordprocessingml/2006/main" w:ilvl="7">
+      <w:start w:val="1"/>
+      <w:numFmt w:val="bullet"/>
+      <w:lvlText w:val="o"/>
+      <w:lvlJc w:val="left"/>
+      <w:pPr>
+        <w:ind w:left="5760" w:hanging="360"/>
+      </w:pPr>
+      <w:rPr>
+        <w:rFonts w:hint="default" w:ascii="Courier New" w:hAnsi="Courier New"/>
+      </w:rPr>
+    </w:lvl>
+    <w:lvl xmlns:w="http://schemas.openxmlformats.org/wordprocessingml/2006/main" w:ilvl="8">
+      <w:start w:val="1"/>
+      <w:numFmt w:val="bullet"/>
+      <w:lvlText w:val=""/>
+      <w:lvlJc w:val="left"/>
+      <w:pPr>
+        <w:ind w:left="6480" w:hanging="360"/>
+      </w:pPr>
+      <w:rPr>
+        <w:rFonts w:hint="default" w:ascii="Wingdings" w:hAnsi="Wingdings"/>
+      </w:rPr>
+    </w:lvl>
+  </w:abstractNum>
+  <w:abstractNum xmlns:w="http://schemas.openxmlformats.org/wordprocessingml/2006/main" w:abstractNumId="10">
+    <w:nsid w:val="77781f7a"/>
+    <w:multiLevelType xmlns:w="http://schemas.openxmlformats.org/wordprocessingml/2006/main" w:val="hybridMultilevel"/>
+    <w:lvl xmlns:w="http://schemas.openxmlformats.org/wordprocessingml/2006/main" w:ilvl="0">
+      <w:start w:val="1"/>
+      <w:numFmt w:val="bullet"/>
+      <w:lvlText w:val="-"/>
+      <w:lvlJc w:val="left"/>
+      <w:pPr>
+        <w:ind w:left="720" w:hanging="360"/>
+      </w:pPr>
+      <w:rPr>
+        <w:rFonts w:hint="default" w:ascii="Malgun Gothic" w:hAnsi="Malgun Gothic"/>
+      </w:rPr>
+    </w:lvl>
+    <w:lvl xmlns:w="http://schemas.openxmlformats.org/wordprocessingml/2006/main" w:ilvl="1">
+      <w:start w:val="1"/>
+      <w:numFmt w:val="bullet"/>
+      <w:lvlText w:val="o"/>
+      <w:lvlJc w:val="left"/>
+      <w:pPr>
+        <w:ind w:left="1440" w:hanging="360"/>
+      </w:pPr>
+      <w:rPr>
+        <w:rFonts w:hint="default" w:ascii="Courier New" w:hAnsi="Courier New"/>
+      </w:rPr>
+    </w:lvl>
+    <w:lvl xmlns:w="http://schemas.openxmlformats.org/wordprocessingml/2006/main" w:ilvl="2">
+      <w:start w:val="1"/>
+      <w:numFmt w:val="bullet"/>
+      <w:lvlText w:val=""/>
+      <w:lvlJc w:val="left"/>
+      <w:pPr>
+        <w:ind w:left="2160" w:hanging="360"/>
+      </w:pPr>
+      <w:rPr>
+        <w:rFonts w:hint="default" w:ascii="Wingdings" w:hAnsi="Wingdings"/>
+      </w:rPr>
+    </w:lvl>
+    <w:lvl xmlns:w="http://schemas.openxmlformats.org/wordprocessingml/2006/main" w:ilvl="3">
+      <w:start w:val="1"/>
+      <w:numFmt w:val="bullet"/>
+      <w:lvlText w:val=""/>
+      <w:lvlJc w:val="left"/>
+      <w:pPr>
+        <w:ind w:left="2880" w:hanging="360"/>
+      </w:pPr>
+      <w:rPr>
+        <w:rFonts w:hint="default" w:ascii="Symbol" w:hAnsi="Symbol"/>
+      </w:rPr>
+    </w:lvl>
+    <w:lvl xmlns:w="http://schemas.openxmlformats.org/wordprocessingml/2006/main" w:ilvl="4">
+      <w:start w:val="1"/>
+      <w:numFmt w:val="bullet"/>
+      <w:lvlText w:val="o"/>
+      <w:lvlJc w:val="left"/>
+      <w:pPr>
+        <w:ind w:left="3600" w:hanging="360"/>
+      </w:pPr>
+      <w:rPr>
+        <w:rFonts w:hint="default" w:ascii="Courier New" w:hAnsi="Courier New"/>
+      </w:rPr>
+    </w:lvl>
+    <w:lvl xmlns:w="http://schemas.openxmlformats.org/wordprocessingml/2006/main" w:ilvl="5">
+      <w:start w:val="1"/>
+      <w:numFmt w:val="bullet"/>
+      <w:lvlText w:val=""/>
+      <w:lvlJc w:val="left"/>
+      <w:pPr>
+        <w:ind w:left="4320" w:hanging="360"/>
+      </w:pPr>
+      <w:rPr>
+        <w:rFonts w:hint="default" w:ascii="Wingdings" w:hAnsi="Wingdings"/>
+      </w:rPr>
+    </w:lvl>
+    <w:lvl xmlns:w="http://schemas.openxmlformats.org/wordprocessingml/2006/main" w:ilvl="6">
+      <w:start w:val="1"/>
+      <w:numFmt w:val="bullet"/>
+      <w:lvlText w:val=""/>
+      <w:lvlJc w:val="left"/>
+      <w:pPr>
+        <w:ind w:left="5040" w:hanging="360"/>
+      </w:pPr>
+      <w:rPr>
+        <w:rFonts w:hint="default" w:ascii="Symbol" w:hAnsi="Symbol"/>
+      </w:rPr>
+    </w:lvl>
+    <w:lvl xmlns:w="http://schemas.openxmlformats.org/wordprocessingml/2006/main" w:ilvl="7">
+      <w:start w:val="1"/>
+      <w:numFmt w:val="bullet"/>
+      <w:lvlText w:val="o"/>
+      <w:lvlJc w:val="left"/>
+      <w:pPr>
+        <w:ind w:left="5760" w:hanging="360"/>
+      </w:pPr>
+      <w:rPr>
+        <w:rFonts w:hint="default" w:ascii="Courier New" w:hAnsi="Courier New"/>
+      </w:rPr>
+    </w:lvl>
+    <w:lvl xmlns:w="http://schemas.openxmlformats.org/wordprocessingml/2006/main" w:ilvl="8">
+      <w:start w:val="1"/>
+      <w:numFmt w:val="bullet"/>
+      <w:lvlText w:val=""/>
+      <w:lvlJc w:val="left"/>
+      <w:pPr>
+        <w:ind w:left="6480" w:hanging="360"/>
+      </w:pPr>
+      <w:rPr>
+        <w:rFonts w:hint="default" w:ascii="Wingdings" w:hAnsi="Wingdings"/>
+      </w:rPr>
+    </w:lvl>
+  </w:abstractNum>
+  <w:abstractNum xmlns:w="http://schemas.openxmlformats.org/wordprocessingml/2006/main" w:abstractNumId="9">
+    <w:nsid w:val="2af254ac"/>
+    <w:multiLevelType xmlns:w="http://schemas.openxmlformats.org/wordprocessingml/2006/main" w:val="hybridMultilevel"/>
+    <w:lvl xmlns:w="http://schemas.openxmlformats.org/wordprocessingml/2006/main" w:ilvl="0">
+      <w:start w:val="1"/>
+      <w:numFmt w:val="bullet"/>
+      <w:lvlText w:val="-"/>
+      <w:lvlJc w:val="left"/>
+      <w:pPr>
+        <w:ind w:left="720" w:hanging="360"/>
+      </w:pPr>
+      <w:rPr>
+        <w:rFonts w:hint="default" w:ascii="Malgun Gothic" w:hAnsi="Malgun Gothic"/>
+      </w:rPr>
+    </w:lvl>
+    <w:lvl xmlns:w="http://schemas.openxmlformats.org/wordprocessingml/2006/main" w:ilvl="1">
+      <w:start w:val="1"/>
+      <w:numFmt w:val="bullet"/>
+      <w:lvlText w:val="o"/>
+      <w:lvlJc w:val="left"/>
+      <w:pPr>
+        <w:ind w:left="1440" w:hanging="360"/>
+      </w:pPr>
+      <w:rPr>
+        <w:rFonts w:hint="default" w:ascii="Courier New" w:hAnsi="Courier New"/>
+      </w:rPr>
+    </w:lvl>
+    <w:lvl xmlns:w="http://schemas.openxmlformats.org/wordprocessingml/2006/main" w:ilvl="2">
+      <w:start w:val="1"/>
+      <w:numFmt w:val="bullet"/>
+      <w:lvlText w:val=""/>
+      <w:lvlJc w:val="left"/>
+      <w:pPr>
+        <w:ind w:left="2160" w:hanging="360"/>
+      </w:pPr>
+      <w:rPr>
+        <w:rFonts w:hint="default" w:ascii="Wingdings" w:hAnsi="Wingdings"/>
+      </w:rPr>
+    </w:lvl>
+    <w:lvl xmlns:w="http://schemas.openxmlformats.org/wordprocessingml/2006/main" w:ilvl="3">
+      <w:start w:val="1"/>
+      <w:numFmt w:val="bullet"/>
+      <w:lvlText w:val=""/>
+      <w:lvlJc w:val="left"/>
+      <w:pPr>
+        <w:ind w:left="2880" w:hanging="360"/>
+      </w:pPr>
+      <w:rPr>
+        <w:rFonts w:hint="default" w:ascii="Symbol" w:hAnsi="Symbol"/>
+      </w:rPr>
+    </w:lvl>
+    <w:lvl xmlns:w="http://schemas.openxmlformats.org/wordprocessingml/2006/main" w:ilvl="4">
+      <w:start w:val="1"/>
+      <w:numFmt w:val="bullet"/>
+      <w:lvlText w:val="o"/>
+      <w:lvlJc w:val="left"/>
+      <w:pPr>
+        <w:ind w:left="3600" w:hanging="360"/>
+      </w:pPr>
+      <w:rPr>
+        <w:rFonts w:hint="default" w:ascii="Courier New" w:hAnsi="Courier New"/>
+      </w:rPr>
+    </w:lvl>
+    <w:lvl xmlns:w="http://schemas.openxmlformats.org/wordprocessingml/2006/main" w:ilvl="5">
+      <w:start w:val="1"/>
+      <w:numFmt w:val="bullet"/>
+      <w:lvlText w:val=""/>
+      <w:lvlJc w:val="left"/>
+      <w:pPr>
+        <w:ind w:left="4320" w:hanging="360"/>
+      </w:pPr>
+      <w:rPr>
+        <w:rFonts w:hint="default" w:ascii="Wingdings" w:hAnsi="Wingdings"/>
+      </w:rPr>
+    </w:lvl>
+    <w:lvl xmlns:w="http://schemas.openxmlformats.org/wordprocessingml/2006/main" w:ilvl="6">
+      <w:start w:val="1"/>
+      <w:numFmt w:val="bullet"/>
+      <w:lvlText w:val=""/>
+      <w:lvlJc w:val="left"/>
+      <w:pPr>
+        <w:ind w:left="5040" w:hanging="360"/>
+      </w:pPr>
+      <w:rPr>
+        <w:rFonts w:hint="default" w:ascii="Symbol" w:hAnsi="Symbol"/>
+      </w:rPr>
+    </w:lvl>
+    <w:lvl xmlns:w="http://schemas.openxmlformats.org/wordprocessingml/2006/main" w:ilvl="7">
+      <w:start w:val="1"/>
+      <w:numFmt w:val="bullet"/>
+      <w:lvlText w:val="o"/>
+      <w:lvlJc w:val="left"/>
+      <w:pPr>
+        <w:ind w:left="5760" w:hanging="360"/>
+      </w:pPr>
+      <w:rPr>
+        <w:rFonts w:hint="default" w:ascii="Courier New" w:hAnsi="Courier New"/>
+      </w:rPr>
+    </w:lvl>
+    <w:lvl xmlns:w="http://schemas.openxmlformats.org/wordprocessingml/2006/main" w:ilvl="8">
+      <w:start w:val="1"/>
+      <w:numFmt w:val="bullet"/>
+      <w:lvlText w:val=""/>
+      <w:lvlJc w:val="left"/>
+      <w:pPr>
+        <w:ind w:left="6480" w:hanging="360"/>
+      </w:pPr>
+      <w:rPr>
+        <w:rFonts w:hint="default" w:ascii="Wingdings" w:hAnsi="Wingdings"/>
+      </w:rPr>
+    </w:lvl>
+  </w:abstractNum>
+  <w:abstractNum xmlns:w="http://schemas.openxmlformats.org/wordprocessingml/2006/main" w:abstractNumId="8">
+    <w:nsid w:val="7aab554c"/>
+    <w:multiLevelType xmlns:w="http://schemas.openxmlformats.org/wordprocessingml/2006/main" w:val="hybridMultilevel"/>
+    <w:lvl xmlns:w="http://schemas.openxmlformats.org/wordprocessingml/2006/main" w:ilvl="0">
+      <w:start w:val="1"/>
+      <w:numFmt w:val="bullet"/>
+      <w:lvlText w:val="-"/>
+      <w:lvlJc w:val="left"/>
+      <w:pPr>
+        <w:ind w:left="720" w:hanging="360"/>
+      </w:pPr>
+      <w:rPr>
+        <w:rFonts w:hint="default" w:ascii="Malgun Gothic" w:hAnsi="Malgun Gothic"/>
+      </w:rPr>
+    </w:lvl>
+    <w:lvl xmlns:w="http://schemas.openxmlformats.org/wordprocessingml/2006/main" w:ilvl="1">
+      <w:start w:val="1"/>
+      <w:numFmt w:val="bullet"/>
+      <w:lvlText w:val="o"/>
+      <w:lvlJc w:val="left"/>
+      <w:pPr>
+        <w:ind w:left="1440" w:hanging="360"/>
+      </w:pPr>
+      <w:rPr>
+        <w:rFonts w:hint="default" w:ascii="Courier New" w:hAnsi="Courier New"/>
+      </w:rPr>
+    </w:lvl>
+    <w:lvl xmlns:w="http://schemas.openxmlformats.org/wordprocessingml/2006/main" w:ilvl="2">
+      <w:start w:val="1"/>
+      <w:numFmt w:val="bullet"/>
+      <w:lvlText w:val=""/>
+      <w:lvlJc w:val="left"/>
+      <w:pPr>
+        <w:ind w:left="2160" w:hanging="360"/>
+      </w:pPr>
+      <w:rPr>
+        <w:rFonts w:hint="default" w:ascii="Wingdings" w:hAnsi="Wingdings"/>
+      </w:rPr>
+    </w:lvl>
+    <w:lvl xmlns:w="http://schemas.openxmlformats.org/wordprocessingml/2006/main" w:ilvl="3">
+      <w:start w:val="1"/>
+      <w:numFmt w:val="bullet"/>
+      <w:lvlText w:val=""/>
+      <w:lvlJc w:val="left"/>
+      <w:pPr>
+        <w:ind w:left="2880" w:hanging="360"/>
+      </w:pPr>
+      <w:rPr>
+        <w:rFonts w:hint="default" w:ascii="Symbol" w:hAnsi="Symbol"/>
+      </w:rPr>
+    </w:lvl>
+    <w:lvl xmlns:w="http://schemas.openxmlformats.org/wordprocessingml/2006/main" w:ilvl="4">
+      <w:start w:val="1"/>
+      <w:numFmt w:val="bullet"/>
+      <w:lvlText w:val="o"/>
+      <w:lvlJc w:val="left"/>
+      <w:pPr>
+        <w:ind w:left="3600" w:hanging="360"/>
+      </w:pPr>
+      <w:rPr>
+        <w:rFonts w:hint="default" w:ascii="Courier New" w:hAnsi="Courier New"/>
+      </w:rPr>
+    </w:lvl>
+    <w:lvl xmlns:w="http://schemas.openxmlformats.org/wordprocessingml/2006/main" w:ilvl="5">
+      <w:start w:val="1"/>
+      <w:numFmt w:val="bullet"/>
+      <w:lvlText w:val=""/>
+      <w:lvlJc w:val="left"/>
+      <w:pPr>
+        <w:ind w:left="4320" w:hanging="360"/>
+      </w:pPr>
+      <w:rPr>
+        <w:rFonts w:hint="default" w:ascii="Wingdings" w:hAnsi="Wingdings"/>
+      </w:rPr>
+    </w:lvl>
+    <w:lvl xmlns:w="http://schemas.openxmlformats.org/wordprocessingml/2006/main" w:ilvl="6">
+      <w:start w:val="1"/>
+      <w:numFmt w:val="bullet"/>
+      <w:lvlText w:val=""/>
+      <w:lvlJc w:val="left"/>
+      <w:pPr>
+        <w:ind w:left="5040" w:hanging="360"/>
+      </w:pPr>
+      <w:rPr>
+        <w:rFonts w:hint="default" w:ascii="Symbol" w:hAnsi="Symbol"/>
+      </w:rPr>
+    </w:lvl>
+    <w:lvl xmlns:w="http://schemas.openxmlformats.org/wordprocessingml/2006/main" w:ilvl="7">
+      <w:start w:val="1"/>
+      <w:numFmt w:val="bullet"/>
+      <w:lvlText w:val="o"/>
+      <w:lvlJc w:val="left"/>
+      <w:pPr>
+        <w:ind w:left="5760" w:hanging="360"/>
+      </w:pPr>
+      <w:rPr>
+        <w:rFonts w:hint="default" w:ascii="Courier New" w:hAnsi="Courier New"/>
+      </w:rPr>
+    </w:lvl>
+    <w:lvl xmlns:w="http://schemas.openxmlformats.org/wordprocessingml/2006/main" w:ilvl="8">
+      <w:start w:val="1"/>
+      <w:numFmt w:val="bullet"/>
+      <w:lvlText w:val=""/>
+      <w:lvlJc w:val="left"/>
+      <w:pPr>
+        <w:ind w:left="6480" w:hanging="360"/>
+      </w:pPr>
+      <w:rPr>
+        <w:rFonts w:hint="default" w:ascii="Wingdings" w:hAnsi="Wingdings"/>
+      </w:rPr>
+    </w:lvl>
+  </w:abstractNum>
+  <w:abstractNum xmlns:w="http://schemas.openxmlformats.org/wordprocessingml/2006/main" w:abstractNumId="7">
+    <w:nsid w:val="6378acdb"/>
+    <w:multiLevelType xmlns:w="http://schemas.openxmlformats.org/wordprocessingml/2006/main" w:val="hybridMultilevel"/>
+    <w:lvl xmlns:w="http://schemas.openxmlformats.org/wordprocessingml/2006/main" w:ilvl="0">
+      <w:start w:val="1"/>
+      <w:numFmt w:val="bullet"/>
+      <w:lvlText w:val="-"/>
+      <w:lvlJc w:val="left"/>
+      <w:pPr>
+        <w:ind w:left="720" w:hanging="360"/>
+      </w:pPr>
+      <w:rPr>
+        <w:rFonts w:hint="default" w:ascii="Malgun Gothic" w:hAnsi="Malgun Gothic"/>
+      </w:rPr>
+    </w:lvl>
+    <w:lvl xmlns:w="http://schemas.openxmlformats.org/wordprocessingml/2006/main" w:ilvl="1">
+      <w:start w:val="1"/>
+      <w:numFmt w:val="bullet"/>
+      <w:lvlText w:val="o"/>
+      <w:lvlJc w:val="left"/>
+      <w:pPr>
+        <w:ind w:left="1440" w:hanging="360"/>
+      </w:pPr>
+      <w:rPr>
+        <w:rFonts w:hint="default" w:ascii="Courier New" w:hAnsi="Courier New"/>
+      </w:rPr>
+    </w:lvl>
+    <w:lvl xmlns:w="http://schemas.openxmlformats.org/wordprocessingml/2006/main" w:ilvl="2">
+      <w:start w:val="1"/>
+      <w:numFmt w:val="bullet"/>
+      <w:lvlText w:val=""/>
+      <w:lvlJc w:val="left"/>
+      <w:pPr>
+        <w:ind w:left="2160" w:hanging="360"/>
+      </w:pPr>
+      <w:rPr>
+        <w:rFonts w:hint="default" w:ascii="Wingdings" w:hAnsi="Wingdings"/>
+      </w:rPr>
+    </w:lvl>
+    <w:lvl xmlns:w="http://schemas.openxmlformats.org/wordprocessingml/2006/main" w:ilvl="3">
+      <w:start w:val="1"/>
+      <w:numFmt w:val="bullet"/>
+      <w:lvlText w:val=""/>
+      <w:lvlJc w:val="left"/>
+      <w:pPr>
+        <w:ind w:left="2880" w:hanging="360"/>
+      </w:pPr>
+      <w:rPr>
+        <w:rFonts w:hint="default" w:ascii="Symbol" w:hAnsi="Symbol"/>
+      </w:rPr>
+    </w:lvl>
+    <w:lvl xmlns:w="http://schemas.openxmlformats.org/wordprocessingml/2006/main" w:ilvl="4">
+      <w:start w:val="1"/>
+      <w:numFmt w:val="bullet"/>
+      <w:lvlText w:val="o"/>
+      <w:lvlJc w:val="left"/>
+      <w:pPr>
+        <w:ind w:left="3600" w:hanging="360"/>
+      </w:pPr>
+      <w:rPr>
+        <w:rFonts w:hint="default" w:ascii="Courier New" w:hAnsi="Courier New"/>
+      </w:rPr>
+    </w:lvl>
+    <w:lvl xmlns:w="http://schemas.openxmlformats.org/wordprocessingml/2006/main" w:ilvl="5">
+      <w:start w:val="1"/>
+      <w:numFmt w:val="bullet"/>
+      <w:lvlText w:val=""/>
+      <w:lvlJc w:val="left"/>
+      <w:pPr>
+        <w:ind w:left="4320" w:hanging="360"/>
+      </w:pPr>
+      <w:rPr>
+        <w:rFonts w:hint="default" w:ascii="Wingdings" w:hAnsi="Wingdings"/>
+      </w:rPr>
+    </w:lvl>
+    <w:lvl xmlns:w="http://schemas.openxmlformats.org/wordprocessingml/2006/main" w:ilvl="6">
+      <w:start w:val="1"/>
+      <w:numFmt w:val="bullet"/>
+      <w:lvlText w:val=""/>
+      <w:lvlJc w:val="left"/>
+      <w:pPr>
+        <w:ind w:left="5040" w:hanging="360"/>
+      </w:pPr>
+      <w:rPr>
+        <w:rFonts w:hint="default" w:ascii="Symbol" w:hAnsi="Symbol"/>
+      </w:rPr>
+    </w:lvl>
+    <w:lvl xmlns:w="http://schemas.openxmlformats.org/wordprocessingml/2006/main" w:ilvl="7">
+      <w:start w:val="1"/>
+      <w:numFmt w:val="bullet"/>
+      <w:lvlText w:val="o"/>
+      <w:lvlJc w:val="left"/>
+      <w:pPr>
+        <w:ind w:left="5760" w:hanging="360"/>
+      </w:pPr>
+      <w:rPr>
+        <w:rFonts w:hint="default" w:ascii="Courier New" w:hAnsi="Courier New"/>
+      </w:rPr>
+    </w:lvl>
+    <w:lvl xmlns:w="http://schemas.openxmlformats.org/wordprocessingml/2006/main" w:ilvl="8">
+      <w:start w:val="1"/>
+      <w:numFmt w:val="bullet"/>
+      <w:lvlText w:val=""/>
+      <w:lvlJc w:val="left"/>
+      <w:pPr>
+        <w:ind w:left="6480" w:hanging="360"/>
+      </w:pPr>
+      <w:rPr>
+        <w:rFonts w:hint="default" w:ascii="Wingdings" w:hAnsi="Wingdings"/>
+      </w:rPr>
+    </w:lvl>
+  </w:abstractNum>
+  <w:abstractNum xmlns:w="http://schemas.openxmlformats.org/wordprocessingml/2006/main" w:abstractNumId="6">
+    <w:nsid w:val="6637839b"/>
+    <w:multiLevelType xmlns:w="http://schemas.openxmlformats.org/wordprocessingml/2006/main" w:val="hybridMultilevel"/>
+    <w:lvl xmlns:w="http://schemas.openxmlformats.org/wordprocessingml/2006/main" w:ilvl="0">
+      <w:start w:val="1"/>
+      <w:numFmt w:val="bullet"/>
+      <w:lvlText w:val="-"/>
+      <w:lvlJc w:val="left"/>
+      <w:pPr>
+        <w:ind w:left="720" w:hanging="360"/>
+      </w:pPr>
+      <w:rPr>
+        <w:rFonts w:hint="default" w:ascii="Malgun Gothic" w:hAnsi="Malgun Gothic"/>
+      </w:rPr>
+    </w:lvl>
+    <w:lvl xmlns:w="http://schemas.openxmlformats.org/wordprocessingml/2006/main" w:ilvl="1">
+      <w:start w:val="1"/>
+      <w:numFmt w:val="bullet"/>
+      <w:lvlText w:val="o"/>
+      <w:lvlJc w:val="left"/>
+      <w:pPr>
+        <w:ind w:left="1440" w:hanging="360"/>
+      </w:pPr>
+      <w:rPr>
+        <w:rFonts w:hint="default" w:ascii="Courier New" w:hAnsi="Courier New"/>
+      </w:rPr>
+    </w:lvl>
+    <w:lvl xmlns:w="http://schemas.openxmlformats.org/wordprocessingml/2006/main" w:ilvl="2">
+      <w:start w:val="1"/>
+      <w:numFmt w:val="bullet"/>
+      <w:lvlText w:val=""/>
+      <w:lvlJc w:val="left"/>
+      <w:pPr>
+        <w:ind w:left="2160" w:hanging="360"/>
+      </w:pPr>
+      <w:rPr>
+        <w:rFonts w:hint="default" w:ascii="Wingdings" w:hAnsi="Wingdings"/>
+      </w:rPr>
+    </w:lvl>
+    <w:lvl xmlns:w="http://schemas.openxmlformats.org/wordprocessingml/2006/main" w:ilvl="3">
+      <w:start w:val="1"/>
+      <w:numFmt w:val="bullet"/>
+      <w:lvlText w:val=""/>
+      <w:lvlJc w:val="left"/>
+      <w:pPr>
+        <w:ind w:left="2880" w:hanging="360"/>
+      </w:pPr>
+      <w:rPr>
+        <w:rFonts w:hint="default" w:ascii="Symbol" w:hAnsi="Symbol"/>
+      </w:rPr>
+    </w:lvl>
+    <w:lvl xmlns:w="http://schemas.openxmlformats.org/wordprocessingml/2006/main" w:ilvl="4">
+      <w:start w:val="1"/>
+      <w:numFmt w:val="bullet"/>
+      <w:lvlText w:val="o"/>
+      <w:lvlJc w:val="left"/>
+      <w:pPr>
+        <w:ind w:left="3600" w:hanging="360"/>
+      </w:pPr>
+      <w:rPr>
+        <w:rFonts w:hint="default" w:ascii="Courier New" w:hAnsi="Courier New"/>
+      </w:rPr>
+    </w:lvl>
+    <w:lvl xmlns:w="http://schemas.openxmlformats.org/wordprocessingml/2006/main" w:ilvl="5">
+      <w:start w:val="1"/>
+      <w:numFmt w:val="bullet"/>
+      <w:lvlText w:val=""/>
+      <w:lvlJc w:val="left"/>
+      <w:pPr>
+        <w:ind w:left="4320" w:hanging="360"/>
+      </w:pPr>
+      <w:rPr>
+        <w:rFonts w:hint="default" w:ascii="Wingdings" w:hAnsi="Wingdings"/>
+      </w:rPr>
+    </w:lvl>
+    <w:lvl xmlns:w="http://schemas.openxmlformats.org/wordprocessingml/2006/main" w:ilvl="6">
+      <w:start w:val="1"/>
+      <w:numFmt w:val="bullet"/>
+      <w:lvlText w:val=""/>
+      <w:lvlJc w:val="left"/>
+      <w:pPr>
+        <w:ind w:left="5040" w:hanging="360"/>
+      </w:pPr>
+      <w:rPr>
+        <w:rFonts w:hint="default" w:ascii="Symbol" w:hAnsi="Symbol"/>
+      </w:rPr>
+    </w:lvl>
+    <w:lvl xmlns:w="http://schemas.openxmlformats.org/wordprocessingml/2006/main" w:ilvl="7">
+      <w:start w:val="1"/>
+      <w:numFmt w:val="bullet"/>
+      <w:lvlText w:val="o"/>
+      <w:lvlJc w:val="left"/>
+      <w:pPr>
+        <w:ind w:left="5760" w:hanging="360"/>
+      </w:pPr>
+      <w:rPr>
+        <w:rFonts w:hint="default" w:ascii="Courier New" w:hAnsi="Courier New"/>
+      </w:rPr>
+    </w:lvl>
+    <w:lvl xmlns:w="http://schemas.openxmlformats.org/wordprocessingml/2006/main" w:ilvl="8">
+      <w:start w:val="1"/>
+      <w:numFmt w:val="bullet"/>
+      <w:lvlText w:val=""/>
+      <w:lvlJc w:val="left"/>
+      <w:pPr>
+        <w:ind w:left="6480" w:hanging="360"/>
+      </w:pPr>
+      <w:rPr>
+        <w:rFonts w:hint="default" w:ascii="Wingdings" w:hAnsi="Wingdings"/>
+      </w:rPr>
+    </w:lvl>
+  </w:abstractNum>
+  <w:abstractNum xmlns:w="http://schemas.openxmlformats.org/wordprocessingml/2006/main" w:abstractNumId="5">
+    <w:nsid w:val="49b979e5"/>
+    <w:multiLevelType xmlns:w="http://schemas.openxmlformats.org/wordprocessingml/2006/main" w:val="hybridMultilevel"/>
+    <w:lvl xmlns:w="http://schemas.openxmlformats.org/wordprocessingml/2006/main" w:ilvl="0">
+      <w:start w:val="1"/>
+      <w:numFmt w:val="decimal"/>
+      <w:lvlText w:val="%1."/>
+      <w:lvlJc w:val="left"/>
+      <w:pPr>
+        <w:ind w:left="720" w:hanging="360"/>
+      </w:pPr>
+    </w:lvl>
+    <w:lvl xmlns:w="http://schemas.openxmlformats.org/wordprocessingml/2006/main" w:ilvl="1">
+      <w:start w:val="1"/>
+      <w:numFmt w:val="lowerLetter"/>
+      <w:lvlText w:val="%2."/>
+      <w:lvlJc w:val="left"/>
+      <w:pPr>
+        <w:ind w:left="1440" w:hanging="360"/>
+      </w:pPr>
+    </w:lvl>
+    <w:lvl xmlns:w="http://schemas.openxmlformats.org/wordprocessingml/2006/main" w:ilvl="2">
+      <w:start w:val="1"/>
+      <w:numFmt w:val="lowerRoman"/>
+      <w:lvlText w:val="%3."/>
+      <w:lvlJc w:val="right"/>
+      <w:pPr>
+        <w:ind w:left="2160" w:hanging="180"/>
+      </w:pPr>
+    </w:lvl>
+    <w:lvl xmlns:w="http://schemas.openxmlformats.org/wordprocessingml/2006/main" w:ilvl="3">
+      <w:start w:val="1"/>
+      <w:numFmt w:val="decimal"/>
+      <w:lvlText w:val="%4."/>
+      <w:lvlJc w:val="left"/>
+      <w:pPr>
+        <w:ind w:left="2880" w:hanging="360"/>
+      </w:pPr>
+    </w:lvl>
+    <w:lvl xmlns:w="http://schemas.openxmlformats.org/wordprocessingml/2006/main" w:ilvl="4">
+      <w:start w:val="1"/>
+      <w:numFmt w:val="lowerLetter"/>
+      <w:lvlText w:val="%5."/>
+      <w:lvlJc w:val="left"/>
+      <w:pPr>
+        <w:ind w:left="3600" w:hanging="360"/>
+      </w:pPr>
+    </w:lvl>
+    <w:lvl xmlns:w="http://schemas.openxmlformats.org/wordprocessingml/2006/main" w:ilvl="5">
+      <w:start w:val="1"/>
+      <w:numFmt w:val="lowerRoman"/>
+      <w:lvlText w:val="%6."/>
+      <w:lvlJc w:val="right"/>
+      <w:pPr>
+        <w:ind w:left="4320" w:hanging="180"/>
+      </w:pPr>
+    </w:lvl>
+    <w:lvl xmlns:w="http://schemas.openxmlformats.org/wordprocessingml/2006/main" w:ilvl="6">
+      <w:start w:val="1"/>
+      <w:numFmt w:val="decimal"/>
+      <w:lvlText w:val="%7."/>
+      <w:lvlJc w:val="left"/>
+      <w:pPr>
+        <w:ind w:left="5040" w:hanging="360"/>
+      </w:pPr>
+    </w:lvl>
+    <w:lvl xmlns:w="http://schemas.openxmlformats.org/wordprocessingml/2006/main" w:ilvl="7">
+      <w:start w:val="1"/>
+      <w:numFmt w:val="lowerLetter"/>
+      <w:lvlText w:val="%8."/>
+      <w:lvlJc w:val="left"/>
+      <w:pPr>
+        <w:ind w:left="5760" w:hanging="360"/>
+      </w:pPr>
+    </w:lvl>
+    <w:lvl xmlns:w="http://schemas.openxmlformats.org/wordprocessingml/2006/main" w:ilvl="8">
+      <w:start w:val="1"/>
+      <w:numFmt w:val="lowerRoman"/>
+      <w:lvlText w:val="%9."/>
+      <w:lvlJc w:val="right"/>
+      <w:pPr>
+        <w:ind w:left="6480" w:hanging="180"/>
+      </w:pPr>
+    </w:lvl>
+  </w:abstractNum>
+  <w:abstractNum xmlns:w="http://schemas.openxmlformats.org/wordprocessingml/2006/main" w:abstractNumId="4">
+    <w:nsid w:val="40163c7f"/>
+    <w:multiLevelType xmlns:w="http://schemas.openxmlformats.org/wordprocessingml/2006/main" w:val="hybridMultilevel"/>
+    <w:lvl xmlns:w="http://schemas.openxmlformats.org/wordprocessingml/2006/main" w:ilvl="0">
+      <w:start w:val="1"/>
+      <w:numFmt w:val="bullet"/>
+      <w:lvlText w:val="-"/>
+      <w:lvlJc w:val="left"/>
+      <w:pPr>
+        <w:ind w:left="720" w:hanging="360"/>
+      </w:pPr>
+      <w:rPr>
+        <w:rFonts w:hint="default" w:ascii="Malgun Gothic" w:hAnsi="Malgun Gothic"/>
+      </w:rPr>
+    </w:lvl>
+    <w:lvl xmlns:w="http://schemas.openxmlformats.org/wordprocessingml/2006/main" w:ilvl="1">
+      <w:start w:val="1"/>
+      <w:numFmt w:val="bullet"/>
+      <w:lvlText w:val="o"/>
+      <w:lvlJc w:val="left"/>
+      <w:pPr>
+        <w:ind w:left="1440" w:hanging="360"/>
+      </w:pPr>
+      <w:rPr>
+        <w:rFonts w:hint="default" w:ascii="Courier New" w:hAnsi="Courier New"/>
+      </w:rPr>
+    </w:lvl>
+    <w:lvl xmlns:w="http://schemas.openxmlformats.org/wordprocessingml/2006/main" w:ilvl="2">
+      <w:start w:val="1"/>
+      <w:numFmt w:val="bullet"/>
+      <w:lvlText w:val=""/>
+      <w:lvlJc w:val="left"/>
+      <w:pPr>
+        <w:ind w:left="2160" w:hanging="360"/>
+      </w:pPr>
+      <w:rPr>
+        <w:rFonts w:hint="default" w:ascii="Wingdings" w:hAnsi="Wingdings"/>
+      </w:rPr>
+    </w:lvl>
+    <w:lvl xmlns:w="http://schemas.openxmlformats.org/wordprocessingml/2006/main" w:ilvl="3">
+      <w:start w:val="1"/>
+      <w:numFmt w:val="bullet"/>
+      <w:lvlText w:val=""/>
+      <w:lvlJc w:val="left"/>
+      <w:pPr>
+        <w:ind w:left="2880" w:hanging="360"/>
+      </w:pPr>
+      <w:rPr>
+        <w:rFonts w:hint="default" w:ascii="Symbol" w:hAnsi="Symbol"/>
+      </w:rPr>
+    </w:lvl>
+    <w:lvl xmlns:w="http://schemas.openxmlformats.org/wordprocessingml/2006/main" w:ilvl="4">
+      <w:start w:val="1"/>
+      <w:numFmt w:val="bullet"/>
+      <w:lvlText w:val="o"/>
+      <w:lvlJc w:val="left"/>
+      <w:pPr>
+        <w:ind w:left="3600" w:hanging="360"/>
+      </w:pPr>
+      <w:rPr>
+        <w:rFonts w:hint="default" w:ascii="Courier New" w:hAnsi="Courier New"/>
+      </w:rPr>
+    </w:lvl>
+    <w:lvl xmlns:w="http://schemas.openxmlformats.org/wordprocessingml/2006/main" w:ilvl="5">
+      <w:start w:val="1"/>
+      <w:numFmt w:val="bullet"/>
+      <w:lvlText w:val=""/>
+      <w:lvlJc w:val="left"/>
+      <w:pPr>
+        <w:ind w:left="4320" w:hanging="360"/>
+      </w:pPr>
+      <w:rPr>
+        <w:rFonts w:hint="default" w:ascii="Wingdings" w:hAnsi="Wingdings"/>
+      </w:rPr>
+    </w:lvl>
+    <w:lvl xmlns:w="http://schemas.openxmlformats.org/wordprocessingml/2006/main" w:ilvl="6">
+      <w:start w:val="1"/>
+      <w:numFmt w:val="bullet"/>
+      <w:lvlText w:val=""/>
+      <w:lvlJc w:val="left"/>
+      <w:pPr>
+        <w:ind w:left="5040" w:hanging="360"/>
+      </w:pPr>
+      <w:rPr>
+        <w:rFonts w:hint="default" w:ascii="Symbol" w:hAnsi="Symbol"/>
+      </w:rPr>
+    </w:lvl>
+    <w:lvl xmlns:w="http://schemas.openxmlformats.org/wordprocessingml/2006/main" w:ilvl="7">
+      <w:start w:val="1"/>
+      <w:numFmt w:val="bullet"/>
+      <w:lvlText w:val="o"/>
+      <w:lvlJc w:val="left"/>
+      <w:pPr>
+        <w:ind w:left="5760" w:hanging="360"/>
+      </w:pPr>
+      <w:rPr>
+        <w:rFonts w:hint="default" w:ascii="Courier New" w:hAnsi="Courier New"/>
+      </w:rPr>
+    </w:lvl>
+    <w:lvl xmlns:w="http://schemas.openxmlformats.org/wordprocessingml/2006/main" w:ilvl="8">
+      <w:start w:val="1"/>
+      <w:numFmt w:val="bullet"/>
+      <w:lvlText w:val=""/>
+      <w:lvlJc w:val="left"/>
+      <w:pPr>
+        <w:ind w:left="6480" w:hanging="360"/>
+      </w:pPr>
+      <w:rPr>
+        <w:rFonts w:hint="default" w:ascii="Wingdings" w:hAnsi="Wingdings"/>
+      </w:rPr>
+    </w:lvl>
+  </w:abstractNum>
+  <w:abstractNum xmlns:w="http://schemas.openxmlformats.org/wordprocessingml/2006/main" w:abstractNumId="3">
+    <w:nsid w:val="5751e4"/>
+    <w:multiLevelType xmlns:w="http://schemas.openxmlformats.org/wordprocessingml/2006/main" w:val="hybridMultilevel"/>
+    <w:lvl xmlns:w="http://schemas.openxmlformats.org/wordprocessingml/2006/main" w:ilvl="0">
+      <w:start w:val="1"/>
+      <w:numFmt w:val="bullet"/>
+      <w:lvlText w:val="-"/>
+      <w:lvlJc w:val="left"/>
+      <w:pPr>
+        <w:ind w:left="720" w:hanging="360"/>
+      </w:pPr>
+      <w:rPr>
+        <w:rFonts w:hint="default" w:ascii="Malgun Gothic" w:hAnsi="Malgun Gothic"/>
+      </w:rPr>
+    </w:lvl>
+    <w:lvl xmlns:w="http://schemas.openxmlformats.org/wordprocessingml/2006/main" w:ilvl="1">
+      <w:start w:val="1"/>
+      <w:numFmt w:val="bullet"/>
+      <w:lvlText w:val="o"/>
+      <w:lvlJc w:val="left"/>
+      <w:pPr>
+        <w:ind w:left="1440" w:hanging="360"/>
+      </w:pPr>
+      <w:rPr>
+        <w:rFonts w:hint="default" w:ascii="Courier New" w:hAnsi="Courier New"/>
+      </w:rPr>
+    </w:lvl>
+    <w:lvl xmlns:w="http://schemas.openxmlformats.org/wordprocessingml/2006/main" w:ilvl="2">
+      <w:start w:val="1"/>
+      <w:numFmt w:val="bullet"/>
+      <w:lvlText w:val=""/>
+      <w:lvlJc w:val="left"/>
+      <w:pPr>
+        <w:ind w:left="2160" w:hanging="360"/>
+      </w:pPr>
+      <w:rPr>
+        <w:rFonts w:hint="default" w:ascii="Wingdings" w:hAnsi="Wingdings"/>
+      </w:rPr>
+    </w:lvl>
+    <w:lvl xmlns:w="http://schemas.openxmlformats.org/wordprocessingml/2006/main" w:ilvl="3">
+      <w:start w:val="1"/>
+      <w:numFmt w:val="bullet"/>
+      <w:lvlText w:val=""/>
+      <w:lvlJc w:val="left"/>
+      <w:pPr>
+        <w:ind w:left="2880" w:hanging="360"/>
+      </w:pPr>
+      <w:rPr>
+        <w:rFonts w:hint="default" w:ascii="Symbol" w:hAnsi="Symbol"/>
+      </w:rPr>
+    </w:lvl>
+    <w:lvl xmlns:w="http://schemas.openxmlformats.org/wordprocessingml/2006/main" w:ilvl="4">
+      <w:start w:val="1"/>
+      <w:numFmt w:val="bullet"/>
+      <w:lvlText w:val="o"/>
+      <w:lvlJc w:val="left"/>
+      <w:pPr>
+        <w:ind w:left="3600" w:hanging="360"/>
+      </w:pPr>
+      <w:rPr>
+        <w:rFonts w:hint="default" w:ascii="Courier New" w:hAnsi="Courier New"/>
+      </w:rPr>
+    </w:lvl>
+    <w:lvl xmlns:w="http://schemas.openxmlformats.org/wordprocessingml/2006/main" w:ilvl="5">
+      <w:start w:val="1"/>
+      <w:numFmt w:val="bullet"/>
+      <w:lvlText w:val=""/>
+      <w:lvlJc w:val="left"/>
+      <w:pPr>
+        <w:ind w:left="4320" w:hanging="360"/>
+      </w:pPr>
+      <w:rPr>
+        <w:rFonts w:hint="default" w:ascii="Wingdings" w:hAnsi="Wingdings"/>
+      </w:rPr>
+    </w:lvl>
+    <w:lvl xmlns:w="http://schemas.openxmlformats.org/wordprocessingml/2006/main" w:ilvl="6">
+      <w:start w:val="1"/>
+      <w:numFmt w:val="bullet"/>
+      <w:lvlText w:val=""/>
+      <w:lvlJc w:val="left"/>
+      <w:pPr>
+        <w:ind w:left="5040" w:hanging="360"/>
+      </w:pPr>
+      <w:rPr>
+        <w:rFonts w:hint="default" w:ascii="Symbol" w:hAnsi="Symbol"/>
+      </w:rPr>
+    </w:lvl>
+    <w:lvl xmlns:w="http://schemas.openxmlformats.org/wordprocessingml/2006/main" w:ilvl="7">
+      <w:start w:val="1"/>
+      <w:numFmt w:val="bullet"/>
+      <w:lvlText w:val="o"/>
+      <w:lvlJc w:val="left"/>
+      <w:pPr>
+        <w:ind w:left="5760" w:hanging="360"/>
+      </w:pPr>
+      <w:rPr>
+        <w:rFonts w:hint="default" w:ascii="Courier New" w:hAnsi="Courier New"/>
+      </w:rPr>
+    </w:lvl>
+    <w:lvl xmlns:w="http://schemas.openxmlformats.org/wordprocessingml/2006/main" w:ilvl="8">
+      <w:start w:val="1"/>
+      <w:numFmt w:val="bullet"/>
+      <w:lvlText w:val=""/>
+      <w:lvlJc w:val="left"/>
+      <w:pPr>
+        <w:ind w:left="6480" w:hanging="360"/>
+      </w:pPr>
+      <w:rPr>
+        <w:rFonts w:hint="default" w:ascii="Wingdings" w:hAnsi="Wingdings"/>
+      </w:rPr>
+    </w:lvl>
+  </w:abstractNum>
+  <w:abstractNum xmlns:w="http://schemas.openxmlformats.org/wordprocessingml/2006/main" w:abstractNumId="2">
+    <w:nsid w:val="41db5984"/>
+    <w:multiLevelType xmlns:w="http://schemas.openxmlformats.org/wordprocessingml/2006/main" w:val="hybridMultilevel"/>
+    <w:lvl xmlns:w="http://schemas.openxmlformats.org/wordprocessingml/2006/main" w:ilvl="0">
+      <w:start w:val="1"/>
+      <w:numFmt w:val="bullet"/>
+      <w:lvlText w:val="-"/>
+      <w:lvlJc w:val="left"/>
+      <w:pPr>
+        <w:ind w:left="720" w:hanging="360"/>
+      </w:pPr>
+      <w:rPr>
+        <w:rFonts w:hint="default" w:ascii="Malgun Gothic" w:hAnsi="Malgun Gothic"/>
+      </w:rPr>
+    </w:lvl>
+    <w:lvl xmlns:w="http://schemas.openxmlformats.org/wordprocessingml/2006/main" w:ilvl="1">
+      <w:start w:val="1"/>
+      <w:numFmt w:val="bullet"/>
+      <w:lvlText w:val="o"/>
+      <w:lvlJc w:val="left"/>
+      <w:pPr>
+        <w:ind w:left="1440" w:hanging="360"/>
+      </w:pPr>
+      <w:rPr>
+        <w:rFonts w:hint="default" w:ascii="Courier New" w:hAnsi="Courier New"/>
+      </w:rPr>
+    </w:lvl>
+    <w:lvl xmlns:w="http://schemas.openxmlformats.org/wordprocessingml/2006/main" w:ilvl="2">
+      <w:start w:val="1"/>
+      <w:numFmt w:val="bullet"/>
+      <w:lvlText w:val=""/>
+      <w:lvlJc w:val="left"/>
+      <w:pPr>
+        <w:ind w:left="2160" w:hanging="360"/>
+      </w:pPr>
+      <w:rPr>
+        <w:rFonts w:hint="default" w:ascii="Wingdings" w:hAnsi="Wingdings"/>
+      </w:rPr>
+    </w:lvl>
+    <w:lvl xmlns:w="http://schemas.openxmlformats.org/wordprocessingml/2006/main" w:ilvl="3">
+      <w:start w:val="1"/>
+      <w:numFmt w:val="bullet"/>
+      <w:lvlText w:val=""/>
+      <w:lvlJc w:val="left"/>
+      <w:pPr>
+        <w:ind w:left="2880" w:hanging="360"/>
+      </w:pPr>
+      <w:rPr>
+        <w:rFonts w:hint="default" w:ascii="Symbol" w:hAnsi="Symbol"/>
+      </w:rPr>
+    </w:lvl>
+    <w:lvl xmlns:w="http://schemas.openxmlformats.org/wordprocessingml/2006/main" w:ilvl="4">
+      <w:start w:val="1"/>
+      <w:numFmt w:val="bullet"/>
+      <w:lvlText w:val="o"/>
+      <w:lvlJc w:val="left"/>
+      <w:pPr>
+        <w:ind w:left="3600" w:hanging="360"/>
+      </w:pPr>
+      <w:rPr>
+        <w:rFonts w:hint="default" w:ascii="Courier New" w:hAnsi="Courier New"/>
+      </w:rPr>
+    </w:lvl>
+    <w:lvl xmlns:w="http://schemas.openxmlformats.org/wordprocessingml/2006/main" w:ilvl="5">
+      <w:start w:val="1"/>
+      <w:numFmt w:val="bullet"/>
+      <w:lvlText w:val=""/>
+      <w:lvlJc w:val="left"/>
+      <w:pPr>
+        <w:ind w:left="4320" w:hanging="360"/>
+      </w:pPr>
+      <w:rPr>
+        <w:rFonts w:hint="default" w:ascii="Wingdings" w:hAnsi="Wingdings"/>
+      </w:rPr>
+    </w:lvl>
+    <w:lvl xmlns:w="http://schemas.openxmlformats.org/wordprocessingml/2006/main" w:ilvl="6">
+      <w:start w:val="1"/>
+      <w:numFmt w:val="bullet"/>
+      <w:lvlText w:val=""/>
+      <w:lvlJc w:val="left"/>
+      <w:pPr>
+        <w:ind w:left="5040" w:hanging="360"/>
+      </w:pPr>
+      <w:rPr>
+        <w:rFonts w:hint="default" w:ascii="Symbol" w:hAnsi="Symbol"/>
+      </w:rPr>
+    </w:lvl>
+    <w:lvl xmlns:w="http://schemas.openxmlformats.org/wordprocessingml/2006/main" w:ilvl="7">
+      <w:start w:val="1"/>
+      <w:numFmt w:val="bullet"/>
+      <w:lvlText w:val="o"/>
+      <w:lvlJc w:val="left"/>
+      <w:pPr>
+        <w:ind w:left="5760" w:hanging="360"/>
+      </w:pPr>
+      <w:rPr>
+        <w:rFonts w:hint="default" w:ascii="Courier New" w:hAnsi="Courier New"/>
+      </w:rPr>
+    </w:lvl>
+    <w:lvl xmlns:w="http://schemas.openxmlformats.org/wordprocessingml/2006/main" w:ilvl="8">
+      <w:start w:val="1"/>
+      <w:numFmt w:val="bullet"/>
+      <w:lvlText w:val=""/>
+      <w:lvlJc w:val="left"/>
+      <w:pPr>
+        <w:ind w:left="6480" w:hanging="360"/>
+      </w:pPr>
+      <w:rPr>
+        <w:rFonts w:hint="default" w:ascii="Wingdings" w:hAnsi="Wingdings"/>
+      </w:rPr>
+    </w:lvl>
+  </w:abstractNum>
+  <w:abstractNum xmlns:w="http://schemas.openxmlformats.org/wordprocessingml/2006/main" w:abstractNumId="1">
+    <w:nsid w:val="2231657e"/>
+    <w:multiLevelType xmlns:w="http://schemas.openxmlformats.org/wordprocessingml/2006/main" w:val="hybridMultilevel"/>
+    <w:lvl xmlns:w="http://schemas.openxmlformats.org/wordprocessingml/2006/main" w:ilvl="0">
+      <w:start w:val="1"/>
+      <w:numFmt w:val="bullet"/>
+      <w:lvlText w:val="-"/>
+      <w:lvlJc w:val="left"/>
+      <w:pPr>
+        <w:ind w:left="720" w:hanging="360"/>
+      </w:pPr>
+      <w:rPr>
+        <w:rFonts w:hint="default" w:ascii="Malgun Gothic" w:hAnsi="Malgun Gothic"/>
+      </w:rPr>
+    </w:lvl>
+    <w:lvl xmlns:w="http://schemas.openxmlformats.org/wordprocessingml/2006/main" w:ilvl="1">
+      <w:start w:val="1"/>
+      <w:numFmt w:val="bullet"/>
+      <w:lvlText w:val="o"/>
+      <w:lvlJc w:val="left"/>
+      <w:pPr>
+        <w:ind w:left="1440" w:hanging="360"/>
+      </w:pPr>
+      <w:rPr>
+        <w:rFonts w:hint="default" w:ascii="Courier New" w:hAnsi="Courier New"/>
+      </w:rPr>
+    </w:lvl>
+    <w:lvl xmlns:w="http://schemas.openxmlformats.org/wordprocessingml/2006/main" w:ilvl="2">
+      <w:start w:val="1"/>
+      <w:numFmt w:val="bullet"/>
+      <w:lvlText w:val=""/>
+      <w:lvlJc w:val="left"/>
+      <w:pPr>
+        <w:ind w:left="2160" w:hanging="360"/>
+      </w:pPr>
+      <w:rPr>
+        <w:rFonts w:hint="default" w:ascii="Wingdings" w:hAnsi="Wingdings"/>
+      </w:rPr>
+    </w:lvl>
+    <w:lvl xmlns:w="http://schemas.openxmlformats.org/wordprocessingml/2006/main" w:ilvl="3">
+      <w:start w:val="1"/>
+      <w:numFmt w:val="bullet"/>
+      <w:lvlText w:val=""/>
+      <w:lvlJc w:val="left"/>
+      <w:pPr>
+        <w:ind w:left="2880" w:hanging="360"/>
+      </w:pPr>
+      <w:rPr>
+        <w:rFonts w:hint="default" w:ascii="Symbol" w:hAnsi="Symbol"/>
+      </w:rPr>
+    </w:lvl>
+    <w:lvl xmlns:w="http://schemas.openxmlformats.org/wordprocessingml/2006/main" w:ilvl="4">
+      <w:start w:val="1"/>
+      <w:numFmt w:val="bullet"/>
+      <w:lvlText w:val="o"/>
+      <w:lvlJc w:val="left"/>
+      <w:pPr>
+        <w:ind w:left="3600" w:hanging="360"/>
+      </w:pPr>
+      <w:rPr>
+        <w:rFonts w:hint="default" w:ascii="Courier New" w:hAnsi="Courier New"/>
+      </w:rPr>
+    </w:lvl>
+    <w:lvl xmlns:w="http://schemas.openxmlformats.org/wordprocessingml/2006/main" w:ilvl="5">
+      <w:start w:val="1"/>
+      <w:numFmt w:val="bullet"/>
+      <w:lvlText w:val=""/>
+      <w:lvlJc w:val="left"/>
+      <w:pPr>
+        <w:ind w:left="4320" w:hanging="360"/>
+      </w:pPr>
+      <w:rPr>
+        <w:rFonts w:hint="default" w:ascii="Wingdings" w:hAnsi="Wingdings"/>
+      </w:rPr>
+    </w:lvl>
+    <w:lvl xmlns:w="http://schemas.openxmlformats.org/wordprocessingml/2006/main" w:ilvl="6">
+      <w:start w:val="1"/>
+      <w:numFmt w:val="bullet"/>
+      <w:lvlText w:val=""/>
+      <w:lvlJc w:val="left"/>
+      <w:pPr>
+        <w:ind w:left="5040" w:hanging="360"/>
+      </w:pPr>
+      <w:rPr>
+        <w:rFonts w:hint="default" w:ascii="Symbol" w:hAnsi="Symbol"/>
+      </w:rPr>
+    </w:lvl>
+    <w:lvl xmlns:w="http://schemas.openxmlformats.org/wordprocessingml/2006/main" w:ilvl="7">
+      <w:start w:val="1"/>
+      <w:numFmt w:val="bullet"/>
+      <w:lvlText w:val="o"/>
+      <w:lvlJc w:val="left"/>
+      <w:pPr>
+        <w:ind w:left="5760" w:hanging="360"/>
+      </w:pPr>
+      <w:rPr>
+        <w:rFonts w:hint="default" w:ascii="Courier New" w:hAnsi="Courier New"/>
+      </w:rPr>
+    </w:lvl>
+    <w:lvl xmlns:w="http://schemas.openxmlformats.org/wordprocessingml/2006/main" w:ilvl="8">
+      <w:start w:val="1"/>
+      <w:numFmt w:val="bullet"/>
+      <w:lvlText w:val=""/>
+      <w:lvlJc w:val="left"/>
+      <w:pPr>
+        <w:ind w:left="6480" w:hanging="360"/>
+      </w:pPr>
+      <w:rPr>
+        <w:rFonts w:hint="default" w:ascii="Wingdings" w:hAnsi="Wingdings"/>
+      </w:rPr>
+    </w:lvl>
+  </w:abstractNum>
   <w:abstractNum w:abstractNumId="0" w15:restartNumberingAfterBreak="0">
     <w:nsid w:val="68B2512A"/>
     <w:multiLevelType w:val="hybridMultilevel"/>
@@ -1608,6 +5101,42 @@
       </w:pPr>
     </w:lvl>
   </w:abstractNum>
+  <w:num w:numId="13">
+    <w:abstractNumId w:val="12"/>
+  </w:num>
+  <w:num w:numId="12">
+    <w:abstractNumId w:val="11"/>
+  </w:num>
+  <w:num w:numId="11">
+    <w:abstractNumId w:val="10"/>
+  </w:num>
+  <w:num w:numId="10">
+    <w:abstractNumId w:val="9"/>
+  </w:num>
+  <w:num w:numId="9">
+    <w:abstractNumId w:val="8"/>
+  </w:num>
+  <w:num w:numId="8">
+    <w:abstractNumId w:val="7"/>
+  </w:num>
+  <w:num w:numId="7">
+    <w:abstractNumId w:val="6"/>
+  </w:num>
+  <w:num w:numId="6">
+    <w:abstractNumId w:val="5"/>
+  </w:num>
+  <w:num w:numId="5">
+    <w:abstractNumId w:val="4"/>
+  </w:num>
+  <w:num w:numId="4">
+    <w:abstractNumId w:val="3"/>
+  </w:num>
+  <w:num w:numId="3">
+    <w:abstractNumId w:val="2"/>
+  </w:num>
+  <w:num w:numId="2">
+    <w:abstractNumId w:val="1"/>
+  </w:num>
   <w:num w:numId="1" w16cid:durableId="67965817">
     <w:abstractNumId w:val="0"/>
   </w:num>
@@ -2620,6 +6149,32 @@
       <w:szCs w:val="20"/>
     </w:rPr>
   </w:style>
+  <w:style xmlns:w="http://schemas.openxmlformats.org/wordprocessingml/2006/main" w:type="table" w:styleId="TableGrid">
+    <w:name xmlns:w="http://schemas.openxmlformats.org/wordprocessingml/2006/main" w:val="Table Grid"/>
+    <w:basedOn xmlns:w="http://schemas.openxmlformats.org/wordprocessingml/2006/main" w:val="TableNormal"/>
+    <w:uiPriority xmlns:w="http://schemas.openxmlformats.org/wordprocessingml/2006/main" w:val="59"/>
+    <w:rsid xmlns:w="http://schemas.openxmlformats.org/wordprocessingml/2006/main" w:val="00FB4123"/>
+    <w:pPr xmlns:w="http://schemas.openxmlformats.org/wordprocessingml/2006/main">
+      <w:spacing w:after="0" w:line="240" w:lineRule="auto"/>
+    </w:pPr>
+    <w:tblPr xmlns:w="http://schemas.openxmlformats.org/wordprocessingml/2006/main">
+      <w:tblInd w:w="0" w:type="dxa"/>
+      <w:tblBorders>
+        <w:top w:val="single" w:color="000000" w:themeColor="text1" w:sz="4" w:space="0"/>
+        <w:left w:val="single" w:color="000000" w:themeColor="text1" w:sz="4" w:space="0"/>
+        <w:bottom w:val="single" w:color="000000" w:themeColor="text1" w:sz="4" w:space="0"/>
+        <w:right w:val="single" w:color="000000" w:themeColor="text1" w:sz="4" w:space="0"/>
+        <w:insideH w:val="single" w:color="000000" w:themeColor="text1" w:sz="4" w:space="0"/>
+        <w:insideV w:val="single" w:color="000000" w:themeColor="text1" w:sz="4" w:space="0"/>
+      </w:tblBorders>
+      <w:tblCellMar>
+        <w:top w:w="0" w:type="dxa"/>
+        <w:left w:w="108" w:type="dxa"/>
+        <w:bottom w:w="0" w:type="dxa"/>
+        <w:right w:w="108" w:type="dxa"/>
+      </w:tblCellMar>
+    </w:tblPr>
+  </w:style>
 </w:styles>
 </file>
 
